--- a/docs/cv_en.docx
+++ b/docs/cv_en.docx
@@ -599,7 +599,7 @@
         <w:t xml:space="preserve">Role</w:t>
       </w:r>
       <w:r>
-        <w:t xml:space="preserve">: Teaching various bioinformatics courses to biology master and graduate students. Supervising undergraduate and graduate students. Coordinating the Molecular Genetics, Cell- and Developmental Biology specialisation.</w:t>
+        <w:t xml:space="preserve">: Teaching various bioinformatics courses to biology master and graduate students. Supervising undergraduate and graduate students. Coordinating the Bioinformatics specialisation.</w:t>
       </w:r>
     </w:p>
     <w:p>
@@ -2810,7 +2810,7 @@
           <w:b/>
           <w:bCs/>
         </w:rPr>
-        <w:t xml:space="preserve">874</w:t>
+        <w:t xml:space="preserve">903</w:t>
       </w:r>
     </w:p>
     <w:p>
@@ -2876,7 +2876,7 @@
           <w:rPr>
             <w:rStyle w:val="Hyperlink"/>
           </w:rPr>
-          <w:t xml:space="preserve">A global map of receptor-binding protein compatibility for the programmable design of Klebsiella and Acinetobacter phages</w:t>
+          <w:t xml:space="preserve">A global map of receptor-binding protein compatibility for the programmable design of Klebsiella and Acinetobacter phages.</w:t>
         </w:r>
       </w:hyperlink>
       <w:r>
@@ -2890,7 +2890,7 @@
         <w:t xml:space="preserve">BioRXiv</w:t>
       </w:r>
       <w:r>
-        <w:t xml:space="preserve">.</w:t>
+        <w:t xml:space="preserve">, 2026.02.20.706991.</w:t>
       </w:r>
     </w:p>
     <w:bookmarkEnd w:id="104"/>
@@ -2943,7 +2943,7 @@
           <w:rPr>
             <w:rStyle w:val="Hyperlink"/>
           </w:rPr>
-          <w:t xml:space="preserve">Molecular epidemiology of HIV-1 in Hungary: an evolving contact zone of colliding virus subtypes</w:t>
+          <w:t xml:space="preserve">Molecular epidemiology of HIV-1 in Hungary: an evolving contact zone of colliding virus subtypes.</w:t>
         </w:r>
       </w:hyperlink>
       <w:r>
@@ -3025,7 +3025,7 @@
           <w:b/>
           <w:bCs/>
         </w:rPr>
-        <w:t xml:space="preserve">D1, IF: 15.7, IC: 0</w:t>
+        <w:t xml:space="preserve">D1, IF: 15.7, IC: 1</w:t>
       </w:r>
     </w:p>
     <w:p>
@@ -3083,7 +3083,7 @@
           <w:b/>
           <w:bCs/>
         </w:rPr>
-        <w:t xml:space="preserve">D1, IF: 20.5, IC: 63</w:t>
+        <w:t xml:space="preserve">D1, IF: 20.5, IC: 71</w:t>
       </w:r>
     </w:p>
     <w:bookmarkEnd w:id="108"/>
@@ -3151,7 +3151,7 @@
           <w:b/>
           <w:bCs/>
         </w:rPr>
-        <w:t xml:space="preserve">D1, IF: 45.5, IC: 35</w:t>
+        <w:t xml:space="preserve">D1, IF: 45.5, IC: 42</w:t>
       </w:r>
     </w:p>
     <w:p>
@@ -3390,7 +3390,7 @@
           <w:b/>
           <w:bCs/>
         </w:rPr>
-        <w:t xml:space="preserve">D1, IF: 11, IC: 14 (*shared corresponding authorship)</w:t>
+        <w:t xml:space="preserve">D1, IF: 11, IC: 15 (*shared corresponding authorship)</w:t>
       </w:r>
     </w:p>
     <w:p>
@@ -3526,7 +3526,7 @@
           <w:b/>
           <w:bCs/>
         </w:rPr>
-        <w:t xml:space="preserve">D1, IF: 14.7, IC: 32</w:t>
+        <w:t xml:space="preserve">D1, IF: 14.7, IC: 33</w:t>
       </w:r>
     </w:p>
     <w:bookmarkEnd w:id="117"/>
@@ -3704,7 +3704,7 @@
           <w:b/>
           <w:bCs/>
         </w:rPr>
-        <w:t xml:space="preserve">D1, IF: 5.8, IC: 136</w:t>
+        <w:t xml:space="preserve">D1, IF: 5.8, IC: 142</w:t>
       </w:r>
       <w:r>
         <w:rPr>
@@ -3825,7 +3825,7 @@
           <w:b/>
           <w:bCs/>
         </w:rPr>
-        <w:t xml:space="preserve">D1, IF: 5.68, IC: 26</w:t>
+        <w:t xml:space="preserve">D1, IF: 5.68, IC: 27</w:t>
       </w:r>
     </w:p>
     <w:bookmarkEnd w:id="124"/>
@@ -4122,7 +4122,7 @@
           <w:b/>
           <w:bCs/>
         </w:rPr>
-        <w:t xml:space="preserve">D1, IF: 9.1, IC: 19</w:t>
+        <w:t xml:space="preserve">D1, IF: 9.1, IC: 20</w:t>
       </w:r>
     </w:p>
     <w:bookmarkEnd w:id="131"/>
@@ -4191,7 +4191,7 @@
           <w:b/>
           <w:bCs/>
         </w:rPr>
-        <w:t xml:space="preserve">D1, IF: 9.58, IC: 93</w:t>
+        <w:t xml:space="preserve">D1, IF: 9.58, IC: 95</w:t>
       </w:r>
     </w:p>
     <w:bookmarkEnd w:id="133"/>
@@ -4477,7 +4477,7 @@
           <w:b/>
           <w:bCs/>
         </w:rPr>
-        <w:t xml:space="preserve">Q2, IF: 0.6, IC: 60</w:t>
+        <w:t xml:space="preserve">Q2, IF: 0.6, IC: 61</w:t>
       </w:r>
     </w:p>
     <w:p>

--- a/docs/cv_en.docx
+++ b/docs/cv_en.docx
@@ -34,13 +34,13 @@
       <w:tr>
         <w:tc>
           <w:tcPr/>
-          <w:bookmarkStart w:id="20" w:name="firstcol"/>
-          <w:bookmarkEnd w:id="20"/>
+          <w:bookmarkStart w:id="9" w:name="firstcol"/>
+          <w:bookmarkEnd w:id="9"/>
           <w:p/>
         </w:tc>
         <w:tc>
           <w:tcPr/>
-          <w:bookmarkStart w:id="24" w:name="secondcol"/>
+          <w:bookmarkStart w:id="13" w:name="secondcol"/>
           <w:p>
             <w:pPr>
               <w:jc w:val="center"/>
@@ -50,18 +50,18 @@
                 <wp:inline>
                   <wp:extent cx="1783080" cy="1720515"/>
                   <wp:effectExtent b="0" l="0" r="0" t="0"/>
-                  <wp:docPr descr="" title="" id="22" name="Picture"/>
+                  <wp:docPr descr="" title="" id="11" name="Picture"/>
                   <a:graphic>
                     <a:graphicData uri="http://schemas.openxmlformats.org/drawingml/2006/picture">
                       <pic:pic>
                         <pic:nvPicPr>
-                          <pic:cNvPr descr="images/Photo.png" id="23" name="Picture"/>
+                          <pic:cNvPr descr="images/Photo.png" id="12" name="Picture"/>
                           <pic:cNvPicPr>
                             <a:picLocks noChangeArrowheads="1" noChangeAspect="1"/>
                           </pic:cNvPicPr>
                         </pic:nvPicPr>
                         <pic:blipFill>
-                          <a:blip r:embed="rId21"/>
+                          <a:blip r:embed="rId10"/>
                           <a:stretch>
                             <a:fillRect/>
                           </a:stretch>
@@ -88,7 +88,7 @@
               </w:drawing>
             </w:r>
           </w:p>
-          <w:bookmarkEnd w:id="24"/>
+          <w:bookmarkEnd w:id="13"/>
         </w:tc>
       </w:tr>
     </w:tbl>
@@ -108,7 +108,7 @@
       <w:pPr>
         <w:pStyle w:val="BodyText"/>
       </w:pPr>
-      <w:hyperlink r:id="rId25">
+      <w:hyperlink r:id="rId14">
         <w:r>
           <w:rPr>
             <w:rStyle w:val="Hyperlink"/>
@@ -143,7 +143,7 @@
       <w:r>
         <w:t xml:space="preserve"> </w:t>
       </w:r>
-      <w:hyperlink r:id="rId26">
+      <w:hyperlink r:id="rId15">
         <w:r>
           <w:rPr>
             <w:rStyle w:val="Hyperlink"/>
@@ -166,7 +166,7 @@
       <w:r>
         <w:t xml:space="preserve"> </w:t>
       </w:r>
-      <w:hyperlink r:id="rId27">
+      <w:hyperlink r:id="rId16">
         <w:r>
           <w:rPr>
             <w:rStyle w:val="Hyperlink"/>
@@ -189,7 +189,7 @@
       <w:r>
         <w:t xml:space="preserve"> </w:t>
       </w:r>
-      <w:hyperlink r:id="rId28">
+      <w:hyperlink r:id="rId17">
         <w:r>
           <w:rPr>
             <w:rStyle w:val="Hyperlink"/>
@@ -212,24 +212,24 @@
       <w:r>
         <w:t xml:space="preserve"> </w:t>
       </w:r>
-      <w:hyperlink r:id="rId32">
+      <w:hyperlink r:id="rId21">
         <w:r>
           <w:drawing>
             <wp:inline>
               <wp:extent cx="228600" cy="228600"/>
               <wp:effectExtent b="0" l="0" r="0" t="0"/>
-              <wp:docPr descr="Researchgate" title="" id="30" name="Picture"/>
+              <wp:docPr descr="Researchgate" title="" id="19" name="Picture"/>
               <a:graphic>
                 <a:graphicData uri="http://schemas.openxmlformats.org/drawingml/2006/picture">
                   <pic:pic>
                     <pic:nvPicPr>
-                      <pic:cNvPr descr="images/ResearchGate_icon_SVG.png" id="31" name="Picture"/>
+                      <pic:cNvPr descr="images/ResearchGate_icon_SVG.png" id="20" name="Picture"/>
                       <pic:cNvPicPr>
                         <a:picLocks noChangeArrowheads="1" noChangeAspect="1"/>
                       </pic:cNvPicPr>
                     </pic:nvPicPr>
                     <pic:blipFill>
-                      <a:blip r:embed="rId29"/>
+                      <a:blip r:embed="rId18"/>
                       <a:stretch>
                         <a:fillRect/>
                       </a:stretch>
@@ -259,24 +259,24 @@
       <w:r>
         <w:t xml:space="preserve"> </w:t>
       </w:r>
-      <w:hyperlink r:id="rId36">
+      <w:hyperlink r:id="rId25">
         <w:r>
           <w:drawing>
             <wp:inline>
               <wp:extent cx="228600" cy="228600"/>
               <wp:effectExtent b="0" l="0" r="0" t="0"/>
-              <wp:docPr descr="ORCiD" title="" id="34" name="Picture"/>
+              <wp:docPr descr="ORCiD" title="" id="23" name="Picture"/>
               <a:graphic>
                 <a:graphicData uri="http://schemas.openxmlformats.org/drawingml/2006/picture">
                   <pic:pic>
                     <pic:nvPicPr>
-                      <pic:cNvPr descr="images/ORCID_iD_32x32.svg.png" id="35" name="Picture"/>
+                      <pic:cNvPr descr="images/ORCID_iD_32x32.svg.png" id="24" name="Picture"/>
                       <pic:cNvPicPr>
                         <a:picLocks noChangeArrowheads="1" noChangeAspect="1"/>
                       </pic:cNvPicPr>
                     </pic:nvPicPr>
                     <pic:blipFill>
-                      <a:blip r:embed="rId33"/>
+                      <a:blip r:embed="rId22"/>
                       <a:stretch>
                         <a:fillRect/>
                       </a:stretch>
@@ -306,24 +306,24 @@
       <w:r>
         <w:t xml:space="preserve"> </w:t>
       </w:r>
-      <w:hyperlink r:id="rId40">
+      <w:hyperlink r:id="rId29">
         <w:r>
           <w:drawing>
             <wp:inline>
               <wp:extent cx="209550" cy="230652"/>
               <wp:effectExtent b="0" l="0" r="0" t="0"/>
-              <wp:docPr descr="ResearcherID" title="" id="38" name="Picture"/>
+              <wp:docPr descr="ResearcherID" title="" id="27" name="Picture"/>
               <a:graphic>
                 <a:graphicData uri="http://schemas.openxmlformats.org/drawingml/2006/picture">
                   <pic:pic>
                     <pic:nvPicPr>
-                      <pic:cNvPr descr="images/web_of_science.png" id="39" name="Picture"/>
+                      <pic:cNvPr descr="images/web_of_science.png" id="28" name="Picture"/>
                       <pic:cNvPicPr>
                         <a:picLocks noChangeArrowheads="1" noChangeAspect="1"/>
                       </pic:cNvPicPr>
                     </pic:nvPicPr>
                     <pic:blipFill>
-                      <a:blip r:embed="rId37"/>
+                      <a:blip r:embed="rId26"/>
                       <a:stretch>
                         <a:fillRect/>
                       </a:stretch>
@@ -353,24 +353,24 @@
       <w:r>
         <w:t xml:space="preserve"> </w:t>
       </w:r>
-      <w:hyperlink r:id="rId44">
+      <w:hyperlink r:id="rId33">
         <w:r>
           <w:drawing>
             <wp:inline>
               <wp:extent cx="228600" cy="228600"/>
               <wp:effectExtent b="0" l="0" r="0" t="0"/>
-              <wp:docPr descr="Scopus" title="" id="42" name="Picture"/>
+              <wp:docPr descr="Scopus" title="" id="31" name="Picture"/>
               <a:graphic>
                 <a:graphicData uri="http://schemas.openxmlformats.org/drawingml/2006/picture">
                   <pic:pic>
                     <pic:nvPicPr>
-                      <pic:cNvPr descr="images/scopus.png" id="43" name="Picture"/>
+                      <pic:cNvPr descr="images/scopus.png" id="32" name="Picture"/>
                       <pic:cNvPicPr>
                         <a:picLocks noChangeArrowheads="1" noChangeAspect="1"/>
                       </pic:cNvPicPr>
                     </pic:nvPicPr>
                     <pic:blipFill>
-                      <a:blip r:embed="rId41"/>
+                      <a:blip r:embed="rId30"/>
                       <a:stretch>
                         <a:fillRect/>
                       </a:stretch>
@@ -400,24 +400,24 @@
       <w:r>
         <w:t xml:space="preserve"> </w:t>
       </w:r>
-      <w:hyperlink r:id="rId48">
+      <w:hyperlink r:id="rId37">
         <w:r>
           <w:drawing>
             <wp:inline>
               <wp:extent cx="228600" cy="228600"/>
               <wp:effectExtent b="0" l="0" r="0" t="0"/>
-              <wp:docPr descr="MTMT" title="" id="46" name="Picture"/>
+              <wp:docPr descr="MTMT" title="" id="35" name="Picture"/>
               <a:graphic>
                 <a:graphicData uri="http://schemas.openxmlformats.org/drawingml/2006/picture">
                   <pic:pic>
                     <pic:nvPicPr>
-                      <pic:cNvPr descr="images/mtmt.jpg" id="47" name="Picture"/>
+                      <pic:cNvPr descr="images/mtmt.jpg" id="36" name="Picture"/>
                       <pic:cNvPicPr>
                         <a:picLocks noChangeArrowheads="1" noChangeAspect="1"/>
                       </pic:cNvPicPr>
                     </pic:nvPicPr>
                     <pic:blipFill>
-                      <a:blip r:embed="rId45"/>
+                      <a:blip r:embed="rId34"/>
                       <a:stretch>
                         <a:fillRect/>
                       </a:stretch>
@@ -447,24 +447,24 @@
       <w:r>
         <w:t xml:space="preserve"> </w:t>
       </w:r>
-      <w:hyperlink r:id="rId52">
+      <w:hyperlink r:id="rId41">
         <w:r>
           <w:drawing>
             <wp:inline>
               <wp:extent cx="228600" cy="228600"/>
               <wp:effectExtent b="0" l="0" r="0" t="0"/>
-              <wp:docPr descr="X (Twitter)" title="" id="50" name="Picture"/>
+              <wp:docPr descr="X (Twitter)" title="" id="39" name="Picture"/>
               <a:graphic>
                 <a:graphicData uri="http://schemas.openxmlformats.org/drawingml/2006/picture">
                   <pic:pic>
                     <pic:nvPicPr>
-                      <pic:cNvPr descr="images/twitter_x_new_logo_square_x_icon.png" id="51" name="Picture"/>
+                      <pic:cNvPr descr="images/twitter_x_new_logo_square_x_icon.png" id="40" name="Picture"/>
                       <pic:cNvPicPr>
                         <a:picLocks noChangeArrowheads="1" noChangeAspect="1"/>
                       </pic:cNvPicPr>
                     </pic:nvPicPr>
                     <pic:blipFill>
-                      <a:blip r:embed="rId49"/>
+                      <a:blip r:embed="rId38"/>
                       <a:stretch>
                         <a:fillRect/>
                       </a:stretch>
@@ -494,24 +494,24 @@
       <w:r>
         <w:t xml:space="preserve"> </w:t>
       </w:r>
-      <w:hyperlink r:id="rId56">
+      <w:hyperlink r:id="rId45">
         <w:r>
           <w:drawing>
             <wp:inline>
               <wp:extent cx="257175" cy="227864"/>
               <wp:effectExtent b="0" l="0" r="0" t="0"/>
-              <wp:docPr descr="BlueSky" title="" id="54" name="Picture"/>
+              <wp:docPr descr="BlueSky" title="" id="43" name="Picture"/>
               <a:graphic>
                 <a:graphicData uri="http://schemas.openxmlformats.org/drawingml/2006/picture">
                   <pic:pic>
                     <pic:nvPicPr>
-                      <pic:cNvPr descr="images/Bluesky_Logo.svg.png" id="55" name="Picture"/>
+                      <pic:cNvPr descr="images/Bluesky_Logo.svg.png" id="44" name="Picture"/>
                       <pic:cNvPicPr>
                         <a:picLocks noChangeArrowheads="1" noChangeAspect="1"/>
                       </pic:cNvPicPr>
                     </pic:nvPicPr>
                     <pic:blipFill>
-                      <a:blip r:embed="rId53"/>
+                      <a:blip r:embed="rId42"/>
                       <a:stretch>
                         <a:fillRect/>
                       </a:stretch>
@@ -539,7 +539,7 @@
         </w:r>
       </w:hyperlink>
     </w:p>
-    <w:bookmarkStart w:id="60" w:name="positions"/>
+    <w:bookmarkStart w:id="49" w:name="positions"/>
     <w:p>
       <w:pPr>
         <w:pStyle w:val="Heading1"/>
@@ -548,7 +548,7 @@
         <w:t xml:space="preserve">Positions</w:t>
       </w:r>
     </w:p>
-    <w:bookmarkStart w:id="58" w:name="present"/>
+    <w:bookmarkStart w:id="47" w:name="present"/>
     <w:p>
       <w:pPr>
         <w:pStyle w:val="Heading2"/>
@@ -653,7 +653,7 @@
         <w:rPr>
           <w:rStyle w:val="FootnoteReference"/>
         </w:rPr>
-        <w:footnoteReference w:id="57"/>
+        <w:footnoteReference w:id="46"/>
       </w:r>
       <w:r>
         <w:t xml:space="preserve"> </w:t>
@@ -710,8 +710,8 @@
         <w:t xml:space="preserve">2025 - present</w:t>
       </w:r>
     </w:p>
-    <w:bookmarkEnd w:id="58"/>
-    <w:bookmarkStart w:id="59" w:name="formerly"/>
+    <w:bookmarkEnd w:id="47"/>
+    <w:bookmarkStart w:id="48" w:name="formerly"/>
     <w:p>
       <w:pPr>
         <w:pStyle w:val="Heading2"/>
@@ -768,830 +768,830 @@
         <w:t xml:space="preserve">2012 - 2014: Analysing the RNA-seq data of thermal adapted fruit fly populations in Christian Schlötterer’s Lab.</w:t>
       </w:r>
     </w:p>
-    <w:bookmarkEnd w:id="59"/>
+    <w:bookmarkEnd w:id="48"/>
+    <w:bookmarkEnd w:id="49"/>
+    <w:bookmarkStart w:id="51" w:name="diplomas-degrees"/>
+    <w:p>
+      <w:pPr>
+        <w:pStyle w:val="Heading1"/>
+      </w:pPr>
+      <w:r>
+        <w:t xml:space="preserve">Diplomas &amp; Degrees</w:t>
+      </w:r>
+    </w:p>
+    <w:p>
+      <w:pPr>
+        <w:pStyle w:val="Compact"/>
+        <w:numPr>
+          <w:ilvl w:val="0"/>
+          <w:numId w:val="1007"/>
+        </w:numPr>
+      </w:pPr>
+      <w:r>
+        <w:rPr>
+          <w:b/>
+          <w:bCs/>
+        </w:rPr>
+        <w:t xml:space="preserve">Habilitation</w:t>
+      </w:r>
+      <w:r>
+        <w:t xml:space="preserve">: ELTE, Budapest, H, 2023</w:t>
+      </w:r>
+    </w:p>
+    <w:p>
+      <w:pPr>
+        <w:pStyle w:val="Compact"/>
+        <w:numPr>
+          <w:ilvl w:val="0"/>
+          <w:numId w:val="1007"/>
+        </w:numPr>
+      </w:pPr>
+      <w:r>
+        <w:rPr>
+          <w:b/>
+          <w:bCs/>
+        </w:rPr>
+        <w:t xml:space="preserve">PhD</w:t>
+      </w:r>
+      <w:r>
+        <w:t xml:space="preserve">: Biology Doctoral School, Theoretical and Evolutionary Biology Doctoral Programme, ELTE, Budapest, H, 2012</w:t>
+      </w:r>
+    </w:p>
+    <w:p>
+      <w:pPr>
+        <w:pStyle w:val="Compact"/>
+        <w:numPr>
+          <w:ilvl w:val="0"/>
+          <w:numId w:val="1007"/>
+        </w:numPr>
+      </w:pPr>
+      <w:r>
+        <w:rPr>
+          <w:b/>
+          <w:bCs/>
+        </w:rPr>
+        <w:t xml:space="preserve">Bachelor and Master</w:t>
+      </w:r>
+      <w:r>
+        <w:t xml:space="preserve">: Majoring in Applied Zoology, Faculty of Veterinary Sciences</w:t>
+      </w:r>
+      <w:r>
+        <w:rPr>
+          <w:rStyle w:val="FootnoteReference"/>
+        </w:rPr>
+        <w:footnoteReference w:id="50"/>
+      </w:r>
+      <w:r>
+        <w:t xml:space="preserve">, Szent István University, Budapest, H, 1999 - 2004</w:t>
+      </w:r>
+    </w:p>
+    <w:bookmarkEnd w:id="51"/>
+    <w:bookmarkStart w:id="52" w:name="awards-scholarships"/>
+    <w:p>
+      <w:pPr>
+        <w:pStyle w:val="Heading1"/>
+      </w:pPr>
+      <w:r>
+        <w:t xml:space="preserve">Awards &amp; Scholarships</w:t>
+      </w:r>
+    </w:p>
+    <w:p>
+      <w:pPr>
+        <w:pStyle w:val="Compact"/>
+        <w:numPr>
+          <w:ilvl w:val="0"/>
+          <w:numId w:val="1008"/>
+        </w:numPr>
+      </w:pPr>
+      <w:r>
+        <w:t xml:space="preserve">Outstanding scientific publication award from Excellence Fund of Eötvös Loránd University, 2024 and 2022, Budapest, H</w:t>
+      </w:r>
+    </w:p>
+    <w:p>
+      <w:pPr>
+        <w:pStyle w:val="Compact"/>
+        <w:numPr>
+          <w:ilvl w:val="0"/>
+          <w:numId w:val="1008"/>
+        </w:numPr>
+      </w:pPr>
+      <w:r>
+        <w:t xml:space="preserve">Junior fellowship at Collegium Budapest – Institute for Advanced Study, 2009, Budapest, H</w:t>
+      </w:r>
+    </w:p>
+    <w:p>
+      <w:pPr>
+        <w:pStyle w:val="Compact"/>
+        <w:numPr>
+          <w:ilvl w:val="0"/>
+          <w:numId w:val="1008"/>
+        </w:numPr>
+      </w:pPr>
+      <w:r>
+        <w:t xml:space="preserve">Scholarship of the Fac. Veterinary Sci., Szent István Univ., 2003 - 2004, Budapest, H</w:t>
+      </w:r>
+    </w:p>
+    <w:p>
+      <w:pPr>
+        <w:pStyle w:val="Compact"/>
+        <w:numPr>
+          <w:ilvl w:val="0"/>
+          <w:numId w:val="1008"/>
+        </w:numPr>
+      </w:pPr>
+      <w:r>
+        <w:t xml:space="preserve">2</w:t>
+      </w:r>
+      <w:r>
+        <w:rPr>
+          <w:vertAlign w:val="superscript"/>
+        </w:rPr>
+        <w:t xml:space="preserve">nd</w:t>
+      </w:r>
+      <w:r>
+        <w:t xml:space="preserve"> </w:t>
+      </w:r>
+      <w:r>
+        <w:t xml:space="preserve">Prize of the Conference for Student Scientists at Fac. Veterinary Sci., Szent István Univ., 2003, Budapest, H</w:t>
+      </w:r>
+    </w:p>
+    <w:bookmarkEnd w:id="52"/>
+    <w:bookmarkStart w:id="55" w:name="grants"/>
+    <w:p>
+      <w:pPr>
+        <w:pStyle w:val="Heading1"/>
+      </w:pPr>
+      <w:r>
+        <w:t xml:space="preserve">Grants</w:t>
+      </w:r>
+    </w:p>
+    <w:p>
+      <w:pPr>
+        <w:pStyle w:val="Compact"/>
+        <w:numPr>
+          <w:ilvl w:val="0"/>
+          <w:numId w:val="1009"/>
+        </w:numPr>
+      </w:pPr>
+      <w:r>
+        <w:rPr>
+          <w:b/>
+          <w:bCs/>
+        </w:rPr>
+        <w:t xml:space="preserve">Supported Research Groups Programme 2025 - 2027</w:t>
+      </w:r>
+      <w:r>
+        <w:t xml:space="preserve">:</w:t>
+      </w:r>
+      <w:r>
+        <w:t xml:space="preserve"> </w:t>
+      </w:r>
+      <w:r>
+        <w:rPr>
+          <w:i/>
+          <w:iCs/>
+        </w:rPr>
+        <w:t xml:space="preserve">Role</w:t>
+      </w:r>
+      <w:r>
+        <w:t xml:space="preserve">: co-applicant;</w:t>
+      </w:r>
+      <w:r>
+        <w:t xml:space="preserve"> </w:t>
+      </w:r>
+      <w:r>
+        <w:rPr>
+          <w:i/>
+          <w:iCs/>
+        </w:rPr>
+        <w:t xml:space="preserve">Title</w:t>
+      </w:r>
+      <w:r>
+        <w:t xml:space="preserve">: Genomic surveillance for precision therapies against antibiotic-resistant bacteria;</w:t>
+      </w:r>
+      <w:r>
+        <w:t xml:space="preserve"> </w:t>
+      </w:r>
+      <w:r>
+        <w:rPr>
+          <w:i/>
+          <w:iCs/>
+        </w:rPr>
+        <w:t xml:space="preserve">PI</w:t>
+      </w:r>
+      <w:r>
+        <w:t xml:space="preserve">: Balázs Papp; Number: TKCS-2024/66; amount awarded to ELTE: 30,000,000 HUF</w:t>
+      </w:r>
+    </w:p>
+    <w:p>
+      <w:pPr>
+        <w:pStyle w:val="Compact"/>
+        <w:numPr>
+          <w:ilvl w:val="0"/>
+          <w:numId w:val="1009"/>
+        </w:numPr>
+      </w:pPr>
+      <w:r>
+        <w:rPr>
+          <w:b/>
+          <w:bCs/>
+        </w:rPr>
+        <w:t xml:space="preserve">ELTE international online courses 2025 and 2026</w:t>
+      </w:r>
+      <w:r>
+        <w:t xml:space="preserve">: the</w:t>
+      </w:r>
+      <w:r>
+        <w:t xml:space="preserve"> </w:t>
+      </w:r>
+      <w:r>
+        <w:t xml:space="preserve">“Analysis of OMICS Data PR”</w:t>
+      </w:r>
+      <w:r>
+        <w:t xml:space="preserve"> </w:t>
+      </w:r>
+      <w:r>
+        <w:t xml:space="preserve">was selected as a course in</w:t>
+      </w:r>
+      <w:r>
+        <w:t xml:space="preserve"> </w:t>
+      </w:r>
+      <w:hyperlink r:id="rId53">
+        <w:r>
+          <w:rPr>
+            <w:rStyle w:val="Hyperlink"/>
+          </w:rPr>
+          <w:t xml:space="preserve">CHARM-EU</w:t>
+        </w:r>
+      </w:hyperlink>
+      <w:r>
+        <w:t xml:space="preserve">; 2 × 500,000 HUF</w:t>
+      </w:r>
+    </w:p>
+    <w:p>
+      <w:pPr>
+        <w:pStyle w:val="Compact"/>
+        <w:numPr>
+          <w:ilvl w:val="0"/>
+          <w:numId w:val="1009"/>
+        </w:numPr>
+      </w:pPr>
+      <w:r>
+        <w:rPr>
+          <w:b/>
+          <w:bCs/>
+        </w:rPr>
+        <w:t xml:space="preserve">Hungarian National Research Fund Grant – Postdoctoral Excellence Programme</w:t>
+      </w:r>
+      <w:r>
+        <w:t xml:space="preserve"> </w:t>
+      </w:r>
+      <w:r>
+        <w:rPr>
+          <w:b/>
+          <w:bCs/>
+        </w:rPr>
+        <w:t xml:space="preserve">2020 - 2023</w:t>
+      </w:r>
+      <w:r>
+        <w:t xml:space="preserve">:</w:t>
+      </w:r>
+      <w:r>
+        <w:t xml:space="preserve"> </w:t>
+      </w:r>
+      <w:r>
+        <w:rPr>
+          <w:i/>
+          <w:iCs/>
+        </w:rPr>
+        <w:t xml:space="preserve">Role</w:t>
+      </w:r>
+      <w:r>
+        <w:t xml:space="preserve">: Principal investigator;</w:t>
+      </w:r>
+      <w:r>
+        <w:t xml:space="preserve"> </w:t>
+      </w:r>
+      <w:r>
+        <w:rPr>
+          <w:i/>
+          <w:iCs/>
+        </w:rPr>
+        <w:t xml:space="preserve">Title</w:t>
+      </w:r>
+      <w:r>
+        <w:t xml:space="preserve">: How do</w:t>
+      </w:r>
+      <w:r>
+        <w:t xml:space="preserve"> </w:t>
+      </w:r>
+      <w:r>
+        <w:t xml:space="preserve">‘superbugs’</w:t>
+      </w:r>
+      <w:r>
+        <w:t xml:space="preserve"> </w:t>
+      </w:r>
+      <w:r>
+        <w:t xml:space="preserve">emerge? - A systematic study of the mobility of resistance and virulence genes in human microbiota and pathogenic bacteria; Nr.</w:t>
+      </w:r>
+      <w:r>
+        <w:t xml:space="preserve"> </w:t>
+      </w:r>
+      <w:hyperlink r:id="rId54">
+        <w:r>
+          <w:rPr>
+            <w:rStyle w:val="Hyperlink"/>
+          </w:rPr>
+          <w:t xml:space="preserve">131839</w:t>
+        </w:r>
+      </w:hyperlink>
+      <w:r>
+        <w:t xml:space="preserve">; 25,500,000 HUF</w:t>
+      </w:r>
+    </w:p>
+    <w:p>
+      <w:pPr>
+        <w:pStyle w:val="Compact"/>
+        <w:numPr>
+          <w:ilvl w:val="0"/>
+          <w:numId w:val="1009"/>
+        </w:numPr>
+      </w:pPr>
+      <w:r>
+        <w:rPr>
+          <w:b/>
+          <w:bCs/>
+        </w:rPr>
+        <w:t xml:space="preserve">Promoting Excellence in Education, ELTE 2020</w:t>
+      </w:r>
+      <w:r>
+        <w:t xml:space="preserve">:</w:t>
+      </w:r>
+      <w:r>
+        <w:t xml:space="preserve"> </w:t>
+      </w:r>
+      <w:r>
+        <w:rPr>
+          <w:i/>
+          <w:iCs/>
+        </w:rPr>
+        <w:t xml:space="preserve">Role</w:t>
+      </w:r>
+      <w:r>
+        <w:t xml:space="preserve">: Principal investigator;</w:t>
+      </w:r>
+      <w:r>
+        <w:t xml:space="preserve"> </w:t>
+      </w:r>
+      <w:r>
+        <w:rPr>
+          <w:i/>
+          <w:iCs/>
+        </w:rPr>
+        <w:t xml:space="preserve">Title</w:t>
+      </w:r>
+      <w:r>
+        <w:t xml:space="preserve">: Development of the infrastructure of the computer practical room; 4,000,000 HUF</w:t>
+      </w:r>
+    </w:p>
+    <w:p>
+      <w:pPr>
+        <w:pStyle w:val="Compact"/>
+        <w:numPr>
+          <w:ilvl w:val="0"/>
+          <w:numId w:val="1009"/>
+        </w:numPr>
+      </w:pPr>
+      <w:r>
+        <w:rPr>
+          <w:b/>
+          <w:bCs/>
+        </w:rPr>
+        <w:t xml:space="preserve">Visegrad 4 Eastern Partnership (V4Eap) 2014 - 2015</w:t>
+      </w:r>
+      <w:r>
+        <w:t xml:space="preserve">;</w:t>
+      </w:r>
+      <w:r>
+        <w:t xml:space="preserve"> </w:t>
+      </w:r>
+      <w:r>
+        <w:rPr>
+          <w:i/>
+          <w:iCs/>
+        </w:rPr>
+        <w:t xml:space="preserve">Role</w:t>
+      </w:r>
+      <w:r>
+        <w:t xml:space="preserve">: Supervisor; Connected to the fellowship of Zeljko Popovic;</w:t>
+      </w:r>
+      <w:r>
+        <w:t xml:space="preserve"> </w:t>
+      </w:r>
+      <w:r>
+        <w:rPr>
+          <w:i/>
+          <w:iCs/>
+        </w:rPr>
+        <w:t xml:space="preserve">Title</w:t>
+      </w:r>
+      <w:r>
+        <w:t xml:space="preserve">: DORMANCYbase – developing a database on gene and protein expression during dormancy in animals; 3,000 EUR</w:t>
+      </w:r>
+    </w:p>
+    <w:bookmarkEnd w:id="55"/>
+    <w:bookmarkStart w:id="63" w:name="teaching-activities"/>
+    <w:p>
+      <w:pPr>
+        <w:pStyle w:val="Heading1"/>
+      </w:pPr>
+      <w:r>
+        <w:t xml:space="preserve">Teaching Activities</w:t>
+      </w:r>
+    </w:p>
+    <w:bookmarkStart w:id="60" w:name="present-1"/>
+    <w:p>
+      <w:pPr>
+        <w:pStyle w:val="Heading2"/>
+      </w:pPr>
+      <w:r>
+        <w:t xml:space="preserve">Present</w:t>
+      </w:r>
+    </w:p>
+    <w:p>
+      <w:pPr>
+        <w:pStyle w:val="Compact"/>
+        <w:numPr>
+          <w:ilvl w:val="0"/>
+          <w:numId w:val="1010"/>
+        </w:numPr>
+      </w:pPr>
+      <w:hyperlink r:id="rId56">
+        <w:r>
+          <w:rPr>
+            <w:rStyle w:val="Hyperlink"/>
+          </w:rPr>
+          <w:t xml:space="preserve">Bioinformatics</w:t>
+        </w:r>
+      </w:hyperlink>
+      <w:r>
+        <w:t xml:space="preserve"> </w:t>
+      </w:r>
+      <w:r>
+        <w:t xml:space="preserve">(L, P; EN) – for Master students</w:t>
+      </w:r>
+    </w:p>
+    <w:p>
+      <w:pPr>
+        <w:pStyle w:val="Compact"/>
+        <w:numPr>
+          <w:ilvl w:val="0"/>
+          <w:numId w:val="1010"/>
+        </w:numPr>
+      </w:pPr>
+      <w:hyperlink r:id="rId57">
+        <w:r>
+          <w:rPr>
+            <w:rStyle w:val="Hyperlink"/>
+          </w:rPr>
+          <w:t xml:space="preserve">Analysis of OMICS Data</w:t>
+        </w:r>
+      </w:hyperlink>
+      <w:r>
+        <w:t xml:space="preserve"> </w:t>
+      </w:r>
+      <w:r>
+        <w:t xml:space="preserve">(P; EN) – for Master students. The course has also been included in the</w:t>
+      </w:r>
+      <w:r>
+        <w:t xml:space="preserve"> </w:t>
+      </w:r>
+      <w:hyperlink r:id="rId53">
+        <w:r>
+          <w:rPr>
+            <w:rStyle w:val="Hyperlink"/>
+          </w:rPr>
+          <w:t xml:space="preserve">CHARM-EU Course Catalogue</w:t>
+        </w:r>
+      </w:hyperlink>
+      <w:r>
+        <w:t xml:space="preserve">.</w:t>
+      </w:r>
+    </w:p>
+    <w:p>
+      <w:pPr>
+        <w:pStyle w:val="Compact"/>
+        <w:numPr>
+          <w:ilvl w:val="0"/>
+          <w:numId w:val="1010"/>
+        </w:numPr>
+      </w:pPr>
+      <w:hyperlink r:id="rId58">
+        <w:r>
+          <w:rPr>
+            <w:rStyle w:val="Hyperlink"/>
+          </w:rPr>
+          <w:t xml:space="preserve">Advanced R programming</w:t>
+        </w:r>
+      </w:hyperlink>
+      <w:r>
+        <w:t xml:space="preserve"> </w:t>
+      </w:r>
+      <w:r>
+        <w:t xml:space="preserve">(P; EN) – for Master students</w:t>
+      </w:r>
+    </w:p>
+    <w:p>
+      <w:pPr>
+        <w:pStyle w:val="Compact"/>
+        <w:numPr>
+          <w:ilvl w:val="0"/>
+          <w:numId w:val="1010"/>
+        </w:numPr>
+      </w:pPr>
+      <w:hyperlink r:id="rId59">
+        <w:r>
+          <w:rPr>
+            <w:rStyle w:val="Hyperlink"/>
+          </w:rPr>
+          <w:t xml:space="preserve">Phylogenetics</w:t>
+        </w:r>
+      </w:hyperlink>
+      <w:r>
+        <w:t xml:space="preserve"> </w:t>
+      </w:r>
+      <w:r>
+        <w:t xml:space="preserve">(L, P; EN) – for Master students</w:t>
+      </w:r>
+    </w:p>
+    <w:p>
+      <w:pPr>
+        <w:pStyle w:val="Compact"/>
+        <w:numPr>
+          <w:ilvl w:val="0"/>
+          <w:numId w:val="1010"/>
+        </w:numPr>
+      </w:pPr>
+      <w:r>
+        <w:t xml:space="preserve">Bioinformatic seminars (L; EN) – for PhD students</w:t>
+      </w:r>
+    </w:p>
     <w:bookmarkEnd w:id="60"/>
-    <w:bookmarkStart w:id="62" w:name="diplomas-degrees"/>
+    <w:bookmarkStart w:id="61" w:name="formerly-1"/>
+    <w:p>
+      <w:pPr>
+        <w:pStyle w:val="Heading2"/>
+      </w:pPr>
+      <w:r>
+        <w:t xml:space="preserve">Formerly</w:t>
+      </w:r>
+    </w:p>
+    <w:p>
+      <w:pPr>
+        <w:pStyle w:val="Compact"/>
+        <w:numPr>
+          <w:ilvl w:val="0"/>
+          <w:numId w:val="1011"/>
+        </w:numPr>
+      </w:pPr>
+      <w:r>
+        <w:t xml:space="preserve">Introduction to Bioinformatics (L; HU) – for Bachelor students</w:t>
+      </w:r>
+    </w:p>
+    <w:p>
+      <w:pPr>
+        <w:pStyle w:val="Compact"/>
+        <w:numPr>
+          <w:ilvl w:val="0"/>
+          <w:numId w:val="1011"/>
+        </w:numPr>
+      </w:pPr>
+      <w:r>
+        <w:t xml:space="preserve">Genetic lab. practices (selected P; EN, HU) – for Bachelor students</w:t>
+      </w:r>
+    </w:p>
+    <w:p>
+      <w:pPr>
+        <w:pStyle w:val="Compact"/>
+        <w:numPr>
+          <w:ilvl w:val="0"/>
+          <w:numId w:val="1011"/>
+        </w:numPr>
+      </w:pPr>
+      <w:r>
+        <w:t xml:space="preserve">Genomics (selected L; EN, HU) – for Master students</w:t>
+      </w:r>
+    </w:p>
+    <w:p>
+      <w:pPr>
+        <w:pStyle w:val="Compact"/>
+        <w:numPr>
+          <w:ilvl w:val="0"/>
+          <w:numId w:val="1011"/>
+        </w:numPr>
+      </w:pPr>
+      <w:r>
+        <w:t xml:space="preserve">Molecular evolution (selected L; HU) – for Master students</w:t>
+      </w:r>
+    </w:p>
+    <w:p>
+      <w:pPr>
+        <w:pStyle w:val="Compact"/>
+        <w:numPr>
+          <w:ilvl w:val="0"/>
+          <w:numId w:val="1011"/>
+        </w:numPr>
+      </w:pPr>
+      <w:r>
+        <w:t xml:space="preserve">Evolutionary biology (selected L; HU) – for Master students</w:t>
+      </w:r>
+    </w:p>
+    <w:p>
+      <w:pPr>
+        <w:pStyle w:val="Compact"/>
+        <w:numPr>
+          <w:ilvl w:val="0"/>
+          <w:numId w:val="1011"/>
+        </w:numPr>
+      </w:pPr>
+      <w:r>
+        <w:t xml:space="preserve">Discrete mathematical methods in biology (L, P; HU) – for Master and PhD students</w:t>
+      </w:r>
+    </w:p>
+    <w:bookmarkEnd w:id="61"/>
+    <w:bookmarkStart w:id="62" w:name="course-book"/>
+    <w:p>
+      <w:pPr>
+        <w:pStyle w:val="Heading2"/>
+      </w:pPr>
+      <w:r>
+        <w:t xml:space="preserve">Course Book</w:t>
+      </w:r>
+    </w:p>
+    <w:p>
+      <w:pPr>
+        <w:pStyle w:val="Compact"/>
+        <w:numPr>
+          <w:ilvl w:val="0"/>
+          <w:numId w:val="1012"/>
+        </w:numPr>
+      </w:pPr>
+      <w:r>
+        <w:t xml:space="preserve">Genetics Exercises: Chapter 7 – Bioinformatics: Genetic Disease Recognition and Detection (HU)</w:t>
+      </w:r>
+    </w:p>
+    <w:bookmarkEnd w:id="62"/>
+    <w:bookmarkEnd w:id="63"/>
+    <w:bookmarkStart w:id="66" w:name="supervising-mentoring"/>
     <w:p>
       <w:pPr>
         <w:pStyle w:val="Heading1"/>
       </w:pPr>
       <w:r>
-        <w:t xml:space="preserve">Diplomas &amp; Degrees</w:t>
-      </w:r>
-    </w:p>
-    <w:p>
-      <w:pPr>
-        <w:pStyle w:val="Compact"/>
-        <w:numPr>
-          <w:ilvl w:val="0"/>
-          <w:numId w:val="1007"/>
-        </w:numPr>
-      </w:pPr>
-      <w:r>
-        <w:rPr>
-          <w:b/>
-          <w:bCs/>
-        </w:rPr>
-        <w:t xml:space="preserve">Habilitation</w:t>
-      </w:r>
-      <w:r>
-        <w:t xml:space="preserve">: ELTE, Budapest, H, 2023</w:t>
-      </w:r>
-    </w:p>
-    <w:p>
-      <w:pPr>
-        <w:pStyle w:val="Compact"/>
-        <w:numPr>
-          <w:ilvl w:val="0"/>
-          <w:numId w:val="1007"/>
-        </w:numPr>
-      </w:pPr>
-      <w:r>
-        <w:rPr>
-          <w:b/>
-          <w:bCs/>
-        </w:rPr>
-        <w:t xml:space="preserve">PhD</w:t>
-      </w:r>
-      <w:r>
-        <w:t xml:space="preserve">: Biology Doctoral School, Theoretical and Evolutionary Biology Doctoral Programme, ELTE, Budapest, H, 2012</w:t>
-      </w:r>
-    </w:p>
-    <w:p>
-      <w:pPr>
-        <w:pStyle w:val="Compact"/>
-        <w:numPr>
-          <w:ilvl w:val="0"/>
-          <w:numId w:val="1007"/>
-        </w:numPr>
-      </w:pPr>
-      <w:r>
-        <w:rPr>
-          <w:b/>
-          <w:bCs/>
-        </w:rPr>
-        <w:t xml:space="preserve">Bachelor and Master</w:t>
-      </w:r>
-      <w:r>
-        <w:t xml:space="preserve">: Majoring in Applied Zoology, Faculty of Veterinary Sciences</w:t>
-      </w:r>
-      <w:r>
-        <w:rPr>
-          <w:rStyle w:val="FootnoteReference"/>
-        </w:rPr>
-        <w:footnoteReference w:id="61"/>
-      </w:r>
-      <w:r>
-        <w:t xml:space="preserve">, Szent István University, Budapest, H, 1999 - 2004</w:t>
-      </w:r>
-    </w:p>
-    <w:bookmarkEnd w:id="62"/>
-    <w:bookmarkStart w:id="63" w:name="awards-scholarships"/>
+        <w:t xml:space="preserve">Supervising &amp; Mentoring</w:t>
+      </w:r>
+    </w:p>
+    <w:p>
+      <w:pPr>
+        <w:pStyle w:val="Compact"/>
+        <w:numPr>
+          <w:ilvl w:val="0"/>
+          <w:numId w:val="1013"/>
+        </w:numPr>
+      </w:pPr>
+      <w:hyperlink r:id="rId64">
+        <w:r>
+          <w:rPr>
+            <w:rStyle w:val="Hyperlink"/>
+          </w:rPr>
+          <w:t xml:space="preserve">The personal site at the website of Hungarian Doctoral Council</w:t>
+        </w:r>
+      </w:hyperlink>
+    </w:p>
+    <w:p>
+      <w:pPr>
+        <w:pStyle w:val="Compact"/>
+        <w:numPr>
+          <w:ilvl w:val="0"/>
+          <w:numId w:val="1013"/>
+        </w:numPr>
+      </w:pPr>
+      <w:r>
+        <w:rPr>
+          <w:b/>
+          <w:bCs/>
+        </w:rPr>
+        <w:t xml:space="preserve">At present</w:t>
+      </w:r>
+      <w:r>
+        <w:t xml:space="preserve">: Co-supervising 2 PhD students, supervising 2 Master students, and 1 Scientific Student Association student</w:t>
+      </w:r>
+    </w:p>
+    <w:p>
+      <w:pPr>
+        <w:pStyle w:val="Compact"/>
+        <w:numPr>
+          <w:ilvl w:val="0"/>
+          <w:numId w:val="1013"/>
+        </w:numPr>
+      </w:pPr>
+      <w:r>
+        <w:rPr>
+          <w:b/>
+          <w:bCs/>
+        </w:rPr>
+        <w:t xml:space="preserve">Graduated students</w:t>
+      </w:r>
+      <w:r>
+        <w:t xml:space="preserve">: 4 co-supervised PhD, 6 Master, 14 Bachelor, and 9 Scientific Student Association students</w:t>
+      </w:r>
+    </w:p>
+    <w:p>
+      <w:pPr>
+        <w:pStyle w:val="Compact"/>
+        <w:numPr>
+          <w:ilvl w:val="0"/>
+          <w:numId w:val="1013"/>
+        </w:numPr>
+      </w:pPr>
+      <w:r>
+        <w:rPr>
+          <w:b/>
+          <w:bCs/>
+        </w:rPr>
+        <w:t xml:space="preserve">Mentoring:</w:t>
+      </w:r>
+      <w:r>
+        <w:t xml:space="preserve"> </w:t>
+      </w:r>
+      <w:r>
+        <w:t xml:space="preserve">1 with Support for summer internships for Hungarian students studying abroad grant,</w:t>
+      </w:r>
+      <w:r>
+        <w:t xml:space="preserve"> </w:t>
+      </w:r>
+      <w:hyperlink r:id="rId65">
+        <w:r>
+          <w:rPr>
+            <w:rStyle w:val="Hyperlink"/>
+          </w:rPr>
+          <w:t xml:space="preserve">Szent-Györgyi Mentoring Program</w:t>
+        </w:r>
+      </w:hyperlink>
+      <w:r>
+        <w:t xml:space="preserve"> </w:t>
+      </w:r>
+      <w:r>
+        <w:t xml:space="preserve">mentoring</w:t>
+      </w:r>
+    </w:p>
+    <w:bookmarkEnd w:id="66"/>
+    <w:bookmarkStart w:id="70" w:name="workshops"/>
     <w:p>
       <w:pPr>
         <w:pStyle w:val="Heading1"/>
       </w:pPr>
       <w:r>
-        <w:t xml:space="preserve">Awards &amp; Scholarships</w:t>
-      </w:r>
-    </w:p>
-    <w:p>
-      <w:pPr>
-        <w:pStyle w:val="Compact"/>
-        <w:numPr>
-          <w:ilvl w:val="0"/>
-          <w:numId w:val="1008"/>
-        </w:numPr>
-      </w:pPr>
-      <w:r>
-        <w:t xml:space="preserve">Outstanding scientific publication award from Excellence Fund of Eötvös Loránd University, 2024 and 2022, Budapest, H</w:t>
-      </w:r>
-    </w:p>
-    <w:p>
-      <w:pPr>
-        <w:pStyle w:val="Compact"/>
-        <w:numPr>
-          <w:ilvl w:val="0"/>
-          <w:numId w:val="1008"/>
-        </w:numPr>
-      </w:pPr>
-      <w:r>
-        <w:t xml:space="preserve">Junior fellowship at Collegium Budapest – Institute for Advanced Study, 2009, Budapest, H</w:t>
-      </w:r>
-    </w:p>
-    <w:p>
-      <w:pPr>
-        <w:pStyle w:val="Compact"/>
-        <w:numPr>
-          <w:ilvl w:val="0"/>
-          <w:numId w:val="1008"/>
-        </w:numPr>
-      </w:pPr>
-      <w:r>
-        <w:t xml:space="preserve">Scholarship of the Fac. Veterinary Sci., Szent István Univ., 2003 - 2004, Budapest, H</w:t>
-      </w:r>
-    </w:p>
-    <w:p>
-      <w:pPr>
-        <w:pStyle w:val="Compact"/>
-        <w:numPr>
-          <w:ilvl w:val="0"/>
-          <w:numId w:val="1008"/>
-        </w:numPr>
-      </w:pPr>
-      <w:r>
-        <w:t xml:space="preserve">2</w:t>
-      </w:r>
-      <w:r>
-        <w:rPr>
-          <w:vertAlign w:val="superscript"/>
-        </w:rPr>
-        <w:t xml:space="preserve">nd</w:t>
-      </w:r>
-      <w:r>
-        <w:t xml:space="preserve"> </w:t>
-      </w:r>
-      <w:r>
-        <w:t xml:space="preserve">Prize of the Conference for Student Scientists at Fac. Veterinary Sci., Szent István Univ., 2003, Budapest, H</w:t>
-      </w:r>
-    </w:p>
-    <w:bookmarkEnd w:id="63"/>
-    <w:bookmarkStart w:id="66" w:name="grants"/>
-    <w:p>
-      <w:pPr>
-        <w:pStyle w:val="Heading1"/>
-      </w:pPr>
-      <w:r>
-        <w:t xml:space="preserve">Grants</w:t>
-      </w:r>
-    </w:p>
-    <w:p>
-      <w:pPr>
-        <w:pStyle w:val="Compact"/>
-        <w:numPr>
-          <w:ilvl w:val="0"/>
-          <w:numId w:val="1009"/>
-        </w:numPr>
-      </w:pPr>
-      <w:r>
-        <w:rPr>
-          <w:b/>
-          <w:bCs/>
-        </w:rPr>
-        <w:t xml:space="preserve">Supported Research Groups Programme 2025 - 2027</w:t>
-      </w:r>
-      <w:r>
-        <w:t xml:space="preserve">:</w:t>
-      </w:r>
-      <w:r>
-        <w:t xml:space="preserve"> </w:t>
-      </w:r>
-      <w:r>
-        <w:rPr>
-          <w:i/>
-          <w:iCs/>
-        </w:rPr>
-        <w:t xml:space="preserve">Role</w:t>
-      </w:r>
-      <w:r>
-        <w:t xml:space="preserve">: co-applicant;</w:t>
-      </w:r>
-      <w:r>
-        <w:t xml:space="preserve"> </w:t>
-      </w:r>
-      <w:r>
-        <w:rPr>
-          <w:i/>
-          <w:iCs/>
-        </w:rPr>
-        <w:t xml:space="preserve">Title</w:t>
-      </w:r>
-      <w:r>
-        <w:t xml:space="preserve">: Genomic surveillance for precision therapies against antibiotic-resistant bacteria;</w:t>
-      </w:r>
-      <w:r>
-        <w:t xml:space="preserve"> </w:t>
-      </w:r>
-      <w:r>
-        <w:rPr>
-          <w:i/>
-          <w:iCs/>
-        </w:rPr>
-        <w:t xml:space="preserve">PI</w:t>
-      </w:r>
-      <w:r>
-        <w:t xml:space="preserve">: Balázs Papp; Number: TKCS-2024/66; amount awarded to ELTE: 30,000,000 HUF</w:t>
-      </w:r>
-    </w:p>
-    <w:p>
-      <w:pPr>
-        <w:pStyle w:val="Compact"/>
-        <w:numPr>
-          <w:ilvl w:val="0"/>
-          <w:numId w:val="1009"/>
-        </w:numPr>
-      </w:pPr>
-      <w:r>
-        <w:rPr>
-          <w:b/>
-          <w:bCs/>
-        </w:rPr>
-        <w:t xml:space="preserve">ELTE international online courses 2025 and 2026</w:t>
-      </w:r>
-      <w:r>
-        <w:t xml:space="preserve">: the</w:t>
-      </w:r>
-      <w:r>
-        <w:t xml:space="preserve"> </w:t>
-      </w:r>
-      <w:r>
-        <w:t xml:space="preserve">“Analysis of OMICS Data PR”</w:t>
-      </w:r>
-      <w:r>
-        <w:t xml:space="preserve"> </w:t>
-      </w:r>
-      <w:r>
-        <w:t xml:space="preserve">was selected as a course in</w:t>
-      </w:r>
-      <w:r>
-        <w:t xml:space="preserve"> </w:t>
-      </w:r>
-      <w:hyperlink r:id="rId64">
-        <w:r>
-          <w:rPr>
-            <w:rStyle w:val="Hyperlink"/>
-          </w:rPr>
-          <w:t xml:space="preserve">CHARM-EU</w:t>
-        </w:r>
-      </w:hyperlink>
-      <w:r>
-        <w:t xml:space="preserve">; 2 × 500,000 HUF</w:t>
-      </w:r>
-    </w:p>
-    <w:p>
-      <w:pPr>
-        <w:pStyle w:val="Compact"/>
-        <w:numPr>
-          <w:ilvl w:val="0"/>
-          <w:numId w:val="1009"/>
-        </w:numPr>
-      </w:pPr>
-      <w:r>
-        <w:rPr>
-          <w:b/>
-          <w:bCs/>
-        </w:rPr>
-        <w:t xml:space="preserve">Hungarian National Research Fund Grant – Postdoctoral Excellence Programme</w:t>
-      </w:r>
-      <w:r>
-        <w:t xml:space="preserve"> </w:t>
-      </w:r>
-      <w:r>
-        <w:rPr>
-          <w:b/>
-          <w:bCs/>
-        </w:rPr>
-        <w:t xml:space="preserve">2020 - 2023</w:t>
-      </w:r>
-      <w:r>
-        <w:t xml:space="preserve">:</w:t>
-      </w:r>
-      <w:r>
-        <w:t xml:space="preserve"> </w:t>
-      </w:r>
-      <w:r>
-        <w:rPr>
-          <w:i/>
-          <w:iCs/>
-        </w:rPr>
-        <w:t xml:space="preserve">Role</w:t>
-      </w:r>
-      <w:r>
-        <w:t xml:space="preserve">: Principal investigator;</w:t>
-      </w:r>
-      <w:r>
-        <w:t xml:space="preserve"> </w:t>
-      </w:r>
-      <w:r>
-        <w:rPr>
-          <w:i/>
-          <w:iCs/>
-        </w:rPr>
-        <w:t xml:space="preserve">Title</w:t>
-      </w:r>
-      <w:r>
-        <w:t xml:space="preserve">: How do</w:t>
-      </w:r>
-      <w:r>
-        <w:t xml:space="preserve"> </w:t>
-      </w:r>
-      <w:r>
-        <w:t xml:space="preserve">‘superbugs’</w:t>
-      </w:r>
-      <w:r>
-        <w:t xml:space="preserve"> </w:t>
-      </w:r>
-      <w:r>
-        <w:t xml:space="preserve">emerge? - A systematic study of the mobility of resistance and virulence genes in human microbiota and pathogenic bacteria; Nr.</w:t>
-      </w:r>
-      <w:r>
-        <w:t xml:space="preserve"> </w:t>
-      </w:r>
-      <w:hyperlink r:id="rId65">
-        <w:r>
-          <w:rPr>
-            <w:rStyle w:val="Hyperlink"/>
-          </w:rPr>
-          <w:t xml:space="preserve">131839</w:t>
-        </w:r>
-      </w:hyperlink>
-      <w:r>
-        <w:t xml:space="preserve">; 25,500,000 HUF</w:t>
-      </w:r>
-    </w:p>
-    <w:p>
-      <w:pPr>
-        <w:pStyle w:val="Compact"/>
-        <w:numPr>
-          <w:ilvl w:val="0"/>
-          <w:numId w:val="1009"/>
-        </w:numPr>
-      </w:pPr>
-      <w:r>
-        <w:rPr>
-          <w:b/>
-          <w:bCs/>
-        </w:rPr>
-        <w:t xml:space="preserve">Promoting Excellence in Education, ELTE 2020</w:t>
-      </w:r>
-      <w:r>
-        <w:t xml:space="preserve">:</w:t>
-      </w:r>
-      <w:r>
-        <w:t xml:space="preserve"> </w:t>
-      </w:r>
-      <w:r>
-        <w:rPr>
-          <w:i/>
-          <w:iCs/>
-        </w:rPr>
-        <w:t xml:space="preserve">Role</w:t>
-      </w:r>
-      <w:r>
-        <w:t xml:space="preserve">: Principal investigator;</w:t>
-      </w:r>
-      <w:r>
-        <w:t xml:space="preserve"> </w:t>
-      </w:r>
-      <w:r>
-        <w:rPr>
-          <w:i/>
-          <w:iCs/>
-        </w:rPr>
-        <w:t xml:space="preserve">Title</w:t>
-      </w:r>
-      <w:r>
-        <w:t xml:space="preserve">: Development of the infrastructure of the computer practical room; 4,000,000 HUF</w:t>
-      </w:r>
-    </w:p>
-    <w:p>
-      <w:pPr>
-        <w:pStyle w:val="Compact"/>
-        <w:numPr>
-          <w:ilvl w:val="0"/>
-          <w:numId w:val="1009"/>
-        </w:numPr>
-      </w:pPr>
-      <w:r>
-        <w:rPr>
-          <w:b/>
-          <w:bCs/>
-        </w:rPr>
-        <w:t xml:space="preserve">Visegrad 4 Eastern Partnership (V4Eap) 2014 - 2015</w:t>
-      </w:r>
-      <w:r>
-        <w:t xml:space="preserve">;</w:t>
-      </w:r>
-      <w:r>
-        <w:t xml:space="preserve"> </w:t>
-      </w:r>
-      <w:r>
-        <w:rPr>
-          <w:i/>
-          <w:iCs/>
-        </w:rPr>
-        <w:t xml:space="preserve">Role</w:t>
-      </w:r>
-      <w:r>
-        <w:t xml:space="preserve">: Supervisor; Connected to the fellowship of Zeljko Popovic;</w:t>
-      </w:r>
-      <w:r>
-        <w:t xml:space="preserve"> </w:t>
-      </w:r>
-      <w:r>
-        <w:rPr>
-          <w:i/>
-          <w:iCs/>
-        </w:rPr>
-        <w:t xml:space="preserve">Title</w:t>
-      </w:r>
-      <w:r>
-        <w:t xml:space="preserve">: DORMANCYbase – developing a database on gene and protein expression during dormancy in animals; 3,000 EUR</w:t>
-      </w:r>
-    </w:p>
-    <w:bookmarkEnd w:id="66"/>
-    <w:bookmarkStart w:id="74" w:name="teaching-activities"/>
-    <w:p>
-      <w:pPr>
-        <w:pStyle w:val="Heading1"/>
-      </w:pPr>
-      <w:r>
-        <w:t xml:space="preserve">Teaching Activities</w:t>
-      </w:r>
-    </w:p>
-    <w:bookmarkStart w:id="71" w:name="present-1"/>
+        <w:t xml:space="preserve">Workshops</w:t>
+      </w:r>
+    </w:p>
+    <w:bookmarkStart w:id="68" w:name="as-lecturer"/>
     <w:p>
       <w:pPr>
         <w:pStyle w:val="Heading2"/>
       </w:pPr>
       <w:r>
-        <w:t xml:space="preserve">Present</w:t>
-      </w:r>
-    </w:p>
-    <w:p>
-      <w:pPr>
-        <w:pStyle w:val="Compact"/>
-        <w:numPr>
-          <w:ilvl w:val="0"/>
-          <w:numId w:val="1010"/>
+        <w:t xml:space="preserve">As Lecturer</w:t>
+      </w:r>
+    </w:p>
+    <w:p>
+      <w:pPr>
+        <w:pStyle w:val="Compact"/>
+        <w:numPr>
+          <w:ilvl w:val="0"/>
+          <w:numId w:val="1014"/>
+        </w:numPr>
+      </w:pPr>
+      <w:r>
+        <w:rPr>
+          <w:i/>
+          <w:iCs/>
+        </w:rPr>
+        <w:t xml:space="preserve">ELTE Carpathian Basin Hungarian Summer University</w:t>
+      </w:r>
+      <w:r>
+        <w:t xml:space="preserve">, 2022: Genetic analysis of the virus variants determining the COVID epidemic in Hungary</w:t>
+      </w:r>
+    </w:p>
+    <w:p>
+      <w:pPr>
+        <w:pStyle w:val="Compact"/>
+        <w:numPr>
+          <w:ilvl w:val="0"/>
+          <w:numId w:val="1014"/>
         </w:numPr>
       </w:pPr>
       <w:hyperlink r:id="rId67">
-        <w:r>
-          <w:rPr>
-            <w:rStyle w:val="Hyperlink"/>
-          </w:rPr>
-          <w:t xml:space="preserve">Bioinformatics</w:t>
-        </w:r>
-      </w:hyperlink>
-      <w:r>
-        <w:t xml:space="preserve"> </w:t>
-      </w:r>
-      <w:r>
-        <w:t xml:space="preserve">(L, P; EN) – for Master students</w:t>
-      </w:r>
-    </w:p>
-    <w:p>
-      <w:pPr>
-        <w:pStyle w:val="Compact"/>
-        <w:numPr>
-          <w:ilvl w:val="0"/>
-          <w:numId w:val="1010"/>
-        </w:numPr>
-      </w:pPr>
-      <w:hyperlink r:id="rId68">
-        <w:r>
-          <w:rPr>
-            <w:rStyle w:val="Hyperlink"/>
-          </w:rPr>
-          <w:t xml:space="preserve">Analysis of OMICS Data</w:t>
-        </w:r>
-      </w:hyperlink>
-      <w:r>
-        <w:t xml:space="preserve"> </w:t>
-      </w:r>
-      <w:r>
-        <w:t xml:space="preserve">(P; EN) – for Master students. The course has also been included in the</w:t>
-      </w:r>
-      <w:r>
-        <w:t xml:space="preserve"> </w:t>
-      </w:r>
-      <w:hyperlink r:id="rId64">
-        <w:r>
-          <w:rPr>
-            <w:rStyle w:val="Hyperlink"/>
-          </w:rPr>
-          <w:t xml:space="preserve">CHARM-EU Course Catalogue</w:t>
-        </w:r>
-      </w:hyperlink>
-      <w:r>
-        <w:t xml:space="preserve">.</w:t>
-      </w:r>
-    </w:p>
-    <w:p>
-      <w:pPr>
-        <w:pStyle w:val="Compact"/>
-        <w:numPr>
-          <w:ilvl w:val="0"/>
-          <w:numId w:val="1010"/>
-        </w:numPr>
-      </w:pPr>
-      <w:hyperlink r:id="rId69">
-        <w:r>
-          <w:rPr>
-            <w:rStyle w:val="Hyperlink"/>
-          </w:rPr>
-          <w:t xml:space="preserve">Advanced R programming</w:t>
-        </w:r>
-      </w:hyperlink>
-      <w:r>
-        <w:t xml:space="preserve"> </w:t>
-      </w:r>
-      <w:r>
-        <w:t xml:space="preserve">(P; EN) – for Master students</w:t>
-      </w:r>
-    </w:p>
-    <w:p>
-      <w:pPr>
-        <w:pStyle w:val="Compact"/>
-        <w:numPr>
-          <w:ilvl w:val="0"/>
-          <w:numId w:val="1010"/>
-        </w:numPr>
-      </w:pPr>
-      <w:hyperlink r:id="rId70">
-        <w:r>
-          <w:rPr>
-            <w:rStyle w:val="Hyperlink"/>
-          </w:rPr>
-          <w:t xml:space="preserve">Phylogenetics</w:t>
-        </w:r>
-      </w:hyperlink>
-      <w:r>
-        <w:t xml:space="preserve"> </w:t>
-      </w:r>
-      <w:r>
-        <w:t xml:space="preserve">(L, P; EN) – for Master students</w:t>
-      </w:r>
-    </w:p>
-    <w:p>
-      <w:pPr>
-        <w:pStyle w:val="Compact"/>
-        <w:numPr>
-          <w:ilvl w:val="0"/>
-          <w:numId w:val="1010"/>
-        </w:numPr>
-      </w:pPr>
-      <w:r>
-        <w:t xml:space="preserve">Bioinformatic seminars (L; EN) – for PhD students</w:t>
-      </w:r>
-    </w:p>
-    <w:bookmarkEnd w:id="71"/>
-    <w:bookmarkStart w:id="72" w:name="formerly-1"/>
-    <w:p>
-      <w:pPr>
-        <w:pStyle w:val="Heading2"/>
-      </w:pPr>
-      <w:r>
-        <w:t xml:space="preserve">Formerly</w:t>
-      </w:r>
-    </w:p>
-    <w:p>
-      <w:pPr>
-        <w:pStyle w:val="Compact"/>
-        <w:numPr>
-          <w:ilvl w:val="0"/>
-          <w:numId w:val="1011"/>
-        </w:numPr>
-      </w:pPr>
-      <w:r>
-        <w:t xml:space="preserve">Introduction to Bioinformatics (L; HU) – for Bachelor students</w:t>
-      </w:r>
-    </w:p>
-    <w:p>
-      <w:pPr>
-        <w:pStyle w:val="Compact"/>
-        <w:numPr>
-          <w:ilvl w:val="0"/>
-          <w:numId w:val="1011"/>
-        </w:numPr>
-      </w:pPr>
-      <w:r>
-        <w:t xml:space="preserve">Genetic lab. practices (selected P; EN, HU) – for Bachelor students</w:t>
-      </w:r>
-    </w:p>
-    <w:p>
-      <w:pPr>
-        <w:pStyle w:val="Compact"/>
-        <w:numPr>
-          <w:ilvl w:val="0"/>
-          <w:numId w:val="1011"/>
-        </w:numPr>
-      </w:pPr>
-      <w:r>
-        <w:t xml:space="preserve">Genomics (selected L; EN, HU) – for Master students</w:t>
-      </w:r>
-    </w:p>
-    <w:p>
-      <w:pPr>
-        <w:pStyle w:val="Compact"/>
-        <w:numPr>
-          <w:ilvl w:val="0"/>
-          <w:numId w:val="1011"/>
-        </w:numPr>
-      </w:pPr>
-      <w:r>
-        <w:t xml:space="preserve">Molecular evolution (selected L; HU) – for Master students</w:t>
-      </w:r>
-    </w:p>
-    <w:p>
-      <w:pPr>
-        <w:pStyle w:val="Compact"/>
-        <w:numPr>
-          <w:ilvl w:val="0"/>
-          <w:numId w:val="1011"/>
-        </w:numPr>
-      </w:pPr>
-      <w:r>
-        <w:t xml:space="preserve">Evolutionary biology (selected L; HU) – for Master students</w:t>
-      </w:r>
-    </w:p>
-    <w:p>
-      <w:pPr>
-        <w:pStyle w:val="Compact"/>
-        <w:numPr>
-          <w:ilvl w:val="0"/>
-          <w:numId w:val="1011"/>
-        </w:numPr>
-      </w:pPr>
-      <w:r>
-        <w:t xml:space="preserve">Discrete mathematical methods in biology (L, P; HU) – for Master and PhD students</w:t>
-      </w:r>
-    </w:p>
-    <w:bookmarkEnd w:id="72"/>
-    <w:bookmarkStart w:id="73" w:name="course-book"/>
-    <w:p>
-      <w:pPr>
-        <w:pStyle w:val="Heading2"/>
-      </w:pPr>
-      <w:r>
-        <w:t xml:space="preserve">Course Book</w:t>
-      </w:r>
-    </w:p>
-    <w:p>
-      <w:pPr>
-        <w:pStyle w:val="Compact"/>
-        <w:numPr>
-          <w:ilvl w:val="0"/>
-          <w:numId w:val="1012"/>
-        </w:numPr>
-      </w:pPr>
-      <w:r>
-        <w:t xml:space="preserve">Genetics Exercises: Chapter 7 – Bioinformatics: Genetic Disease Recognition and Detection (HU)</w:t>
-      </w:r>
-    </w:p>
-    <w:bookmarkEnd w:id="73"/>
-    <w:bookmarkEnd w:id="74"/>
-    <w:bookmarkStart w:id="77" w:name="supervising-mentoring"/>
-    <w:p>
-      <w:pPr>
-        <w:pStyle w:val="Heading1"/>
-      </w:pPr>
-      <w:r>
-        <w:t xml:space="preserve">Supervising &amp; Mentoring</w:t>
-      </w:r>
-    </w:p>
-    <w:p>
-      <w:pPr>
-        <w:pStyle w:val="Compact"/>
-        <w:numPr>
-          <w:ilvl w:val="0"/>
-          <w:numId w:val="1013"/>
-        </w:numPr>
-      </w:pPr>
-      <w:hyperlink r:id="rId75">
-        <w:r>
-          <w:rPr>
-            <w:rStyle w:val="Hyperlink"/>
-          </w:rPr>
-          <w:t xml:space="preserve">The personal site at the website of Hungarian Doctoral Council</w:t>
-        </w:r>
-      </w:hyperlink>
-    </w:p>
-    <w:p>
-      <w:pPr>
-        <w:pStyle w:val="Compact"/>
-        <w:numPr>
-          <w:ilvl w:val="0"/>
-          <w:numId w:val="1013"/>
-        </w:numPr>
-      </w:pPr>
-      <w:r>
-        <w:rPr>
-          <w:b/>
-          <w:bCs/>
-        </w:rPr>
-        <w:t xml:space="preserve">At present</w:t>
-      </w:r>
-      <w:r>
-        <w:t xml:space="preserve">: Co-supervising 2 PhD students, supervising 2 Master students, and 1 Scientific Student Association student</w:t>
-      </w:r>
-    </w:p>
-    <w:p>
-      <w:pPr>
-        <w:pStyle w:val="Compact"/>
-        <w:numPr>
-          <w:ilvl w:val="0"/>
-          <w:numId w:val="1013"/>
-        </w:numPr>
-      </w:pPr>
-      <w:r>
-        <w:rPr>
-          <w:b/>
-          <w:bCs/>
-        </w:rPr>
-        <w:t xml:space="preserve">Graduated students</w:t>
-      </w:r>
-      <w:r>
-        <w:t xml:space="preserve">: 4 co-supervised PhD, 6 Master, 14 Bachelor, and 9 Scientific Student Association students</w:t>
-      </w:r>
-    </w:p>
-    <w:p>
-      <w:pPr>
-        <w:pStyle w:val="Compact"/>
-        <w:numPr>
-          <w:ilvl w:val="0"/>
-          <w:numId w:val="1013"/>
-        </w:numPr>
-      </w:pPr>
-      <w:r>
-        <w:rPr>
-          <w:b/>
-          <w:bCs/>
-        </w:rPr>
-        <w:t xml:space="preserve">Mentoring:</w:t>
-      </w:r>
-      <w:r>
-        <w:t xml:space="preserve"> </w:t>
-      </w:r>
-      <w:r>
-        <w:t xml:space="preserve">1 with Support for summer internships for Hungarian students studying abroad grant,</w:t>
-      </w:r>
-      <w:r>
-        <w:t xml:space="preserve"> </w:t>
-      </w:r>
-      <w:hyperlink r:id="rId76">
-        <w:r>
-          <w:rPr>
-            <w:rStyle w:val="Hyperlink"/>
-          </w:rPr>
-          <w:t xml:space="preserve">Szent-Györgyi Mentoring Program</w:t>
-        </w:r>
-      </w:hyperlink>
-      <w:r>
-        <w:t xml:space="preserve"> </w:t>
-      </w:r>
-      <w:r>
-        <w:t xml:space="preserve">mentoring</w:t>
-      </w:r>
-    </w:p>
-    <w:bookmarkEnd w:id="77"/>
-    <w:bookmarkStart w:id="81" w:name="workshops"/>
-    <w:p>
-      <w:pPr>
-        <w:pStyle w:val="Heading1"/>
-      </w:pPr>
-      <w:r>
-        <w:t xml:space="preserve">Workshops</w:t>
-      </w:r>
-    </w:p>
-    <w:bookmarkStart w:id="79" w:name="as-lecturer"/>
-    <w:p>
-      <w:pPr>
-        <w:pStyle w:val="Heading2"/>
-      </w:pPr>
-      <w:r>
-        <w:t xml:space="preserve">As Lecturer</w:t>
-      </w:r>
-    </w:p>
-    <w:p>
-      <w:pPr>
-        <w:pStyle w:val="Compact"/>
-        <w:numPr>
-          <w:ilvl w:val="0"/>
-          <w:numId w:val="1014"/>
-        </w:numPr>
-      </w:pPr>
-      <w:r>
-        <w:rPr>
-          <w:i/>
-          <w:iCs/>
-        </w:rPr>
-        <w:t xml:space="preserve">ELTE Carpathian Basin Hungarian Summer University</w:t>
-      </w:r>
-      <w:r>
-        <w:t xml:space="preserve">, 2022: Genetic analysis of the virus variants determining the COVID epidemic in Hungary</w:t>
-      </w:r>
-    </w:p>
-    <w:p>
-      <w:pPr>
-        <w:pStyle w:val="Compact"/>
-        <w:numPr>
-          <w:ilvl w:val="0"/>
-          <w:numId w:val="1014"/>
-        </w:numPr>
-      </w:pPr>
-      <w:hyperlink r:id="rId78">
         <w:r>
           <w:rPr>
             <w:rStyle w:val="Hyperlink"/>
@@ -1605,206 +1605,857 @@
         <w:t xml:space="preserve">, 2014 Vet-Med Uni Vienna, A: Practicals about RNA-seq data analysis</w:t>
       </w:r>
     </w:p>
+    <w:bookmarkEnd w:id="68"/>
+    <w:bookmarkStart w:id="69" w:name="as-participant"/>
+    <w:p>
+      <w:pPr>
+        <w:pStyle w:val="Heading2"/>
+      </w:pPr>
+      <w:r>
+        <w:t xml:space="preserve">As Participant</w:t>
+      </w:r>
+    </w:p>
+    <w:p>
+      <w:pPr>
+        <w:pStyle w:val="Compact"/>
+        <w:numPr>
+          <w:ilvl w:val="0"/>
+          <w:numId w:val="1015"/>
+        </w:numPr>
+      </w:pPr>
+      <w:r>
+        <w:rPr>
+          <w:i/>
+          <w:iCs/>
+        </w:rPr>
+        <w:t xml:space="preserve">EMBO Training: Laboratory Leadership Course</w:t>
+      </w:r>
+      <w:r>
+        <w:t xml:space="preserve">, 2024, Budapest, H</w:t>
+      </w:r>
+    </w:p>
+    <w:p>
+      <w:pPr>
+        <w:pStyle w:val="Compact"/>
+        <w:numPr>
+          <w:ilvl w:val="0"/>
+          <w:numId w:val="1015"/>
+        </w:numPr>
+      </w:pPr>
+      <w:r>
+        <w:rPr>
+          <w:i/>
+          <w:iCs/>
+        </w:rPr>
+        <w:t xml:space="preserve">An R Reproducibility Toolkit for the practical researcher</w:t>
+      </w:r>
+      <w:r>
+        <w:t xml:space="preserve">, 2022, online</w:t>
+      </w:r>
+    </w:p>
+    <w:p>
+      <w:pPr>
+        <w:pStyle w:val="Compact"/>
+        <w:numPr>
+          <w:ilvl w:val="0"/>
+          <w:numId w:val="1015"/>
+        </w:numPr>
+      </w:pPr>
+      <w:r>
+        <w:rPr>
+          <w:i/>
+          <w:iCs/>
+        </w:rPr>
+        <w:t xml:space="preserve">8th International Course in Microbial Ecology – Microbiome Metagenome Analysis</w:t>
+      </w:r>
+      <w:r>
+        <w:t xml:space="preserve">, 2017, CNR-ISE, Verbania, I</w:t>
+      </w:r>
+    </w:p>
+    <w:p>
+      <w:pPr>
+        <w:pStyle w:val="Compact"/>
+        <w:numPr>
+          <w:ilvl w:val="0"/>
+          <w:numId w:val="1015"/>
+        </w:numPr>
+      </w:pPr>
+      <w:r>
+        <w:rPr>
+          <w:i/>
+          <w:iCs/>
+        </w:rPr>
+        <w:t xml:space="preserve">EMBO course: Bioinformatics and Comparative Genome Analyses</w:t>
+      </w:r>
+      <w:r>
+        <w:t xml:space="preserve">, 2011, Inst. Pasteur Paris, F</w:t>
+      </w:r>
+    </w:p>
+    <w:p>
+      <w:pPr>
+        <w:pStyle w:val="Compact"/>
+        <w:numPr>
+          <w:ilvl w:val="0"/>
+          <w:numId w:val="1015"/>
+        </w:numPr>
+      </w:pPr>
+      <w:r>
+        <w:rPr>
+          <w:i/>
+          <w:iCs/>
+        </w:rPr>
+        <w:t xml:space="preserve">Computational Phyloinformatics Course</w:t>
+      </w:r>
+      <w:r>
+        <w:t xml:space="preserve">, 2008, Duke Univ., Durham, NC, USA</w:t>
+      </w:r>
+    </w:p>
+    <w:p>
+      <w:pPr>
+        <w:pStyle w:val="Compact"/>
+        <w:numPr>
+          <w:ilvl w:val="0"/>
+          <w:numId w:val="1015"/>
+        </w:numPr>
+      </w:pPr>
+      <w:r>
+        <w:rPr>
+          <w:i/>
+          <w:iCs/>
+        </w:rPr>
+        <w:t xml:space="preserve">Workshop on Molecular Evolution</w:t>
+      </w:r>
+      <w:r>
+        <w:t xml:space="preserve">, 2006, Marine Biological Lab., Woods Hole, MA, USA</w:t>
+      </w:r>
+    </w:p>
+    <w:bookmarkEnd w:id="69"/>
+    <w:bookmarkEnd w:id="70"/>
+    <w:bookmarkStart w:id="74" w:name="memberships"/>
+    <w:p>
+      <w:pPr>
+        <w:pStyle w:val="Heading1"/>
+      </w:pPr>
+      <w:r>
+        <w:t xml:space="preserve">Memberships</w:t>
+      </w:r>
+    </w:p>
+    <w:p>
+      <w:pPr>
+        <w:pStyle w:val="Compact"/>
+        <w:numPr>
+          <w:ilvl w:val="0"/>
+          <w:numId w:val="1016"/>
+        </w:numPr>
+      </w:pPr>
+      <w:hyperlink r:id="rId71">
+        <w:r>
+          <w:rPr>
+            <w:rStyle w:val="Hyperlink"/>
+          </w:rPr>
+          <w:t xml:space="preserve">Hungarian Society for Bioinformatics</w:t>
+        </w:r>
+      </w:hyperlink>
+      <w:r>
+        <w:t xml:space="preserve">: 2016 –</w:t>
+      </w:r>
+      <w:r>
+        <w:t xml:space="preserve"> </w:t>
+      </w:r>
+      <w:r>
+        <w:rPr>
+          <w:b/>
+          <w:bCs/>
+        </w:rPr>
+        <w:t xml:space="preserve">member of the directory board</w:t>
+      </w:r>
+      <w:r>
+        <w:t xml:space="preserve">; 2006 – member</w:t>
+      </w:r>
+    </w:p>
+    <w:p>
+      <w:pPr>
+        <w:pStyle w:val="Compact"/>
+        <w:numPr>
+          <w:ilvl w:val="0"/>
+          <w:numId w:val="1016"/>
+        </w:numPr>
+      </w:pPr>
+      <w:r>
+        <w:t xml:space="preserve">Hungarian Academy of Sciences, Interdepartmental Scientific Committee on Bioinformatics: 2021 –</w:t>
+      </w:r>
+      <w:r>
+        <w:t xml:space="preserve"> </w:t>
+      </w:r>
+      <w:r>
+        <w:rPr>
+          <w:b/>
+          <w:bCs/>
+        </w:rPr>
+        <w:t xml:space="preserve">committee member</w:t>
+      </w:r>
+    </w:p>
+    <w:p>
+      <w:pPr>
+        <w:pStyle w:val="Compact"/>
+        <w:numPr>
+          <w:ilvl w:val="0"/>
+          <w:numId w:val="1016"/>
+        </w:numPr>
+      </w:pPr>
+      <w:r>
+        <w:t xml:space="preserve">Hungarian node of the</w:t>
+      </w:r>
+      <w:r>
+        <w:t xml:space="preserve"> </w:t>
+      </w:r>
+      <w:hyperlink r:id="rId72">
+        <w:r>
+          <w:rPr>
+            <w:rStyle w:val="Hyperlink"/>
+          </w:rPr>
+          <w:t xml:space="preserve">Elixir Europe</w:t>
+        </w:r>
+      </w:hyperlink>
+      <w:r>
+        <w:t xml:space="preserve">: 2023 –</w:t>
+      </w:r>
+      <w:r>
+        <w:t xml:space="preserve"> </w:t>
+      </w:r>
+      <w:r>
+        <w:rPr>
+          <w:b/>
+          <w:bCs/>
+        </w:rPr>
+        <w:t xml:space="preserve">lead researcher</w:t>
+      </w:r>
+    </w:p>
+    <w:p>
+      <w:pPr>
+        <w:pStyle w:val="Compact"/>
+        <w:numPr>
+          <w:ilvl w:val="0"/>
+          <w:numId w:val="1016"/>
+        </w:numPr>
+      </w:pPr>
+      <w:hyperlink r:id="rId73">
+        <w:r>
+          <w:rPr>
+            <w:rStyle w:val="Hyperlink"/>
+          </w:rPr>
+          <w:t xml:space="preserve">Institute of Scientific Computing, Society</w:t>
+        </w:r>
+      </w:hyperlink>
+      <w:r>
+        <w:t xml:space="preserve"> </w:t>
+      </w:r>
+      <w:r>
+        <w:t xml:space="preserve">(SciComp): 2024 – member</w:t>
+      </w:r>
+    </w:p>
+    <w:p>
+      <w:pPr>
+        <w:pStyle w:val="Compact"/>
+        <w:numPr>
+          <w:ilvl w:val="0"/>
+          <w:numId w:val="1016"/>
+        </w:numPr>
+      </w:pPr>
+      <w:r>
+        <w:t xml:space="preserve">Public Body of the Hungarian Academy of Sciences: 2013 – member (ID: 31344)</w:t>
+      </w:r>
+    </w:p>
+    <w:p>
+      <w:pPr>
+        <w:pStyle w:val="Compact"/>
+        <w:numPr>
+          <w:ilvl w:val="0"/>
+          <w:numId w:val="1016"/>
+        </w:numPr>
+      </w:pPr>
+      <w:r>
+        <w:rPr>
+          <w:b/>
+          <w:bCs/>
+        </w:rPr>
+        <w:t xml:space="preserve">Chair</w:t>
+      </w:r>
+      <w:r>
+        <w:t xml:space="preserve"> </w:t>
+      </w:r>
+      <w:r>
+        <w:t xml:space="preserve">of the Ethical Committee of the Faculty of Science, Eötvös Loránd University (2025 – )</w:t>
+      </w:r>
+    </w:p>
+    <w:bookmarkEnd w:id="74"/>
+    <w:bookmarkStart w:id="75" w:name="languages"/>
+    <w:p>
+      <w:pPr>
+        <w:pStyle w:val="Heading1"/>
+      </w:pPr>
+      <w:r>
+        <w:t xml:space="preserve">Languages</w:t>
+      </w:r>
+    </w:p>
+    <w:p>
+      <w:pPr>
+        <w:pStyle w:val="Compact"/>
+        <w:numPr>
+          <w:ilvl w:val="0"/>
+          <w:numId w:val="1017"/>
+        </w:numPr>
+      </w:pPr>
+      <w:r>
+        <w:t xml:space="preserve">Hungarian – mother tongue</w:t>
+      </w:r>
+    </w:p>
+    <w:p>
+      <w:pPr>
+        <w:pStyle w:val="Compact"/>
+        <w:numPr>
+          <w:ilvl w:val="0"/>
+          <w:numId w:val="1017"/>
+        </w:numPr>
+      </w:pPr>
+      <w:r>
+        <w:t xml:space="preserve">English – C1 level</w:t>
+      </w:r>
+    </w:p>
+    <w:p>
+      <w:pPr>
+        <w:pStyle w:val="Compact"/>
+        <w:numPr>
+          <w:ilvl w:val="0"/>
+          <w:numId w:val="1017"/>
+        </w:numPr>
+      </w:pPr>
+      <w:r>
+        <w:t xml:space="preserve">Italian – A1 level</w:t>
+      </w:r>
+    </w:p>
+    <w:bookmarkEnd w:id="75"/>
+    <w:bookmarkStart w:id="76" w:name="areas-of-interest"/>
+    <w:p>
+      <w:pPr>
+        <w:pStyle w:val="Heading1"/>
+      </w:pPr>
+      <w:r>
+        <w:t xml:space="preserve">Areas of Interest</w:t>
+      </w:r>
+    </w:p>
+    <w:p>
+      <w:pPr>
+        <w:pStyle w:val="Compact"/>
+        <w:numPr>
+          <w:ilvl w:val="0"/>
+          <w:numId w:val="1018"/>
+        </w:numPr>
+      </w:pPr>
+      <w:r>
+        <w:t xml:space="preserve">Bioinformatics</w:t>
+      </w:r>
+    </w:p>
+    <w:p>
+      <w:pPr>
+        <w:pStyle w:val="Compact"/>
+        <w:numPr>
+          <w:ilvl w:val="0"/>
+          <w:numId w:val="1018"/>
+        </w:numPr>
+      </w:pPr>
+      <w:r>
+        <w:t xml:space="preserve">Evolutionary Biology</w:t>
+      </w:r>
+    </w:p>
+    <w:p>
+      <w:pPr>
+        <w:pStyle w:val="Compact"/>
+        <w:numPr>
+          <w:ilvl w:val="0"/>
+          <w:numId w:val="1018"/>
+        </w:numPr>
+      </w:pPr>
+      <w:r>
+        <w:t xml:space="preserve">Antibiotic Resistance</w:t>
+      </w:r>
+    </w:p>
+    <w:p>
+      <w:pPr>
+        <w:pStyle w:val="Compact"/>
+        <w:numPr>
+          <w:ilvl w:val="0"/>
+          <w:numId w:val="1018"/>
+        </w:numPr>
+      </w:pPr>
+      <w:r>
+        <w:t xml:space="preserve">Comparative genomics</w:t>
+      </w:r>
+    </w:p>
+    <w:p>
+      <w:pPr>
+        <w:pStyle w:val="Compact"/>
+        <w:numPr>
+          <w:ilvl w:val="0"/>
+          <w:numId w:val="1018"/>
+        </w:numPr>
+      </w:pPr>
+      <w:r>
+        <w:t xml:space="preserve">Molecular phylogenetics</w:t>
+      </w:r>
+    </w:p>
+    <w:p>
+      <w:pPr>
+        <w:pStyle w:val="Compact"/>
+        <w:numPr>
+          <w:ilvl w:val="0"/>
+          <w:numId w:val="1018"/>
+        </w:numPr>
+      </w:pPr>
+      <w:r>
+        <w:t xml:space="preserve">Metagenomics</w:t>
+      </w:r>
+    </w:p>
+    <w:p>
+      <w:pPr>
+        <w:pStyle w:val="Compact"/>
+        <w:numPr>
+          <w:ilvl w:val="0"/>
+          <w:numId w:val="1018"/>
+        </w:numPr>
+      </w:pPr>
+      <w:r>
+        <w:t xml:space="preserve">Transcriptomics</w:t>
+      </w:r>
+    </w:p>
+    <w:p>
+      <w:pPr>
+        <w:pStyle w:val="Compact"/>
+        <w:numPr>
+          <w:ilvl w:val="0"/>
+          <w:numId w:val="1018"/>
+        </w:numPr>
+      </w:pPr>
+      <w:r>
+        <w:t xml:space="preserve">Transcriptional regulation</w:t>
+      </w:r>
+    </w:p>
+    <w:p>
+      <w:pPr>
+        <w:pStyle w:val="Compact"/>
+        <w:numPr>
+          <w:ilvl w:val="0"/>
+          <w:numId w:val="1018"/>
+        </w:numPr>
+      </w:pPr>
+      <w:r>
+        <w:t xml:space="preserve">Data analysis</w:t>
+      </w:r>
+    </w:p>
+    <w:bookmarkEnd w:id="76"/>
+    <w:bookmarkStart w:id="77" w:name="professional-skills"/>
+    <w:p>
+      <w:pPr>
+        <w:pStyle w:val="Heading1"/>
+      </w:pPr>
+      <w:r>
+        <w:t xml:space="preserve">Professional Skills</w:t>
+      </w:r>
+    </w:p>
+    <w:p>
+      <w:pPr>
+        <w:pStyle w:val="Compact"/>
+        <w:numPr>
+          <w:ilvl w:val="0"/>
+          <w:numId w:val="1019"/>
+        </w:numPr>
+      </w:pPr>
+      <w:r>
+        <w:t xml:space="preserve">Developing and using different bioinformatic methods, software and pipelines.</w:t>
+      </w:r>
+    </w:p>
+    <w:p>
+      <w:pPr>
+        <w:pStyle w:val="Compact"/>
+        <w:numPr>
+          <w:ilvl w:val="0"/>
+          <w:numId w:val="1019"/>
+        </w:numPr>
+      </w:pPr>
+      <w:r>
+        <w:rPr>
+          <w:i/>
+          <w:iCs/>
+        </w:rPr>
+        <w:t xml:space="preserve">R</w:t>
+      </w:r>
+      <w:r>
+        <w:t xml:space="preserve"> </w:t>
+      </w:r>
+      <w:r>
+        <w:t xml:space="preserve">programming language – professional level</w:t>
+      </w:r>
+    </w:p>
+    <w:p>
+      <w:pPr>
+        <w:pStyle w:val="Compact"/>
+        <w:numPr>
+          <w:ilvl w:val="0"/>
+          <w:numId w:val="1019"/>
+        </w:numPr>
+      </w:pPr>
+      <w:r>
+        <w:rPr>
+          <w:i/>
+          <w:iCs/>
+        </w:rPr>
+        <w:t xml:space="preserve">Linux Shell</w:t>
+      </w:r>
+      <w:r>
+        <w:t xml:space="preserve"> </w:t>
+      </w:r>
+      <w:r>
+        <w:t xml:space="preserve">scripting – intermediate level</w:t>
+      </w:r>
+    </w:p>
+    <w:bookmarkEnd w:id="77"/>
+    <w:bookmarkStart w:id="79" w:name="reviewing-organizing-conferences"/>
+    <w:p>
+      <w:pPr>
+        <w:pStyle w:val="Heading1"/>
+      </w:pPr>
+      <w:r>
+        <w:t xml:space="preserve">Reviewing, &amp; Organizing Conferences</w:t>
+      </w:r>
+    </w:p>
+    <w:p>
+      <w:pPr>
+        <w:pStyle w:val="Compact"/>
+        <w:numPr>
+          <w:ilvl w:val="0"/>
+          <w:numId w:val="1020"/>
+        </w:numPr>
+      </w:pPr>
+      <w:r>
+        <w:t xml:space="preserve">Reviewer in journals:</w:t>
+      </w:r>
+      <w:r>
+        <w:t xml:space="preserve"> </w:t>
+      </w:r>
+      <w:r>
+        <w:rPr>
+          <w:i/>
+          <w:iCs/>
+        </w:rPr>
+        <w:t xml:space="preserve">Brief. Bioinformatics</w:t>
+      </w:r>
+      <w:r>
+        <w:t xml:space="preserve"> </w:t>
+      </w:r>
+      <w:r>
+        <w:t xml:space="preserve">(3);</w:t>
+      </w:r>
+      <w:r>
+        <w:t xml:space="preserve"> </w:t>
+      </w:r>
+      <w:r>
+        <w:rPr>
+          <w:i/>
+          <w:iCs/>
+        </w:rPr>
+        <w:t xml:space="preserve">Evol. Biol.</w:t>
+      </w:r>
+      <w:r>
+        <w:t xml:space="preserve"> </w:t>
+      </w:r>
+      <w:r>
+        <w:t xml:space="preserve">(1);</w:t>
+      </w:r>
+      <w:r>
+        <w:t xml:space="preserve"> </w:t>
+      </w:r>
+      <w:r>
+        <w:rPr>
+          <w:i/>
+          <w:iCs/>
+        </w:rPr>
+        <w:t xml:space="preserve">Genome Biol. Evol.</w:t>
+      </w:r>
+      <w:r>
+        <w:t xml:space="preserve"> </w:t>
+      </w:r>
+      <w:r>
+        <w:t xml:space="preserve">(1);</w:t>
+      </w:r>
+      <w:r>
+        <w:t xml:space="preserve"> </w:t>
+      </w:r>
+      <w:r>
+        <w:rPr>
+          <w:i/>
+          <w:iCs/>
+        </w:rPr>
+        <w:t xml:space="preserve">J. Math. Chem.</w:t>
+      </w:r>
+      <w:r>
+        <w:t xml:space="preserve"> </w:t>
+      </w:r>
+      <w:r>
+        <w:t xml:space="preserve">(4);</w:t>
+      </w:r>
+      <w:r>
+        <w:t xml:space="preserve"> </w:t>
+      </w:r>
+      <w:r>
+        <w:rPr>
+          <w:i/>
+          <w:iCs/>
+        </w:rPr>
+        <w:t xml:space="preserve">Mol. Ecol.</w:t>
+      </w:r>
+      <w:r>
+        <w:t xml:space="preserve"> </w:t>
+      </w:r>
+      <w:r>
+        <w:t xml:space="preserve">(1);</w:t>
+      </w:r>
+      <w:r>
+        <w:t xml:space="preserve"> </w:t>
+      </w:r>
+      <w:r>
+        <w:rPr>
+          <w:i/>
+          <w:iCs/>
+        </w:rPr>
+        <w:t xml:space="preserve">Mol. Phylogenetics Evol.</w:t>
+      </w:r>
+      <w:r>
+        <w:t xml:space="preserve"> </w:t>
+      </w:r>
+      <w:r>
+        <w:t xml:space="preserve">(1);</w:t>
+      </w:r>
+      <w:r>
+        <w:t xml:space="preserve"> </w:t>
+      </w:r>
+      <w:r>
+        <w:rPr>
+          <w:i/>
+          <w:iCs/>
+        </w:rPr>
+        <w:t xml:space="preserve">Sci. Rep.</w:t>
+      </w:r>
+      <w:r>
+        <w:t xml:space="preserve"> </w:t>
+      </w:r>
+      <w:r>
+        <w:t xml:space="preserve">(1);</w:t>
+      </w:r>
+      <w:r>
+        <w:t xml:space="preserve"> </w:t>
+      </w:r>
+      <w:r>
+        <w:rPr>
+          <w:i/>
+          <w:iCs/>
+        </w:rPr>
+        <w:t xml:space="preserve">Opusc. Zool.</w:t>
+      </w:r>
+      <w:r>
+        <w:t xml:space="preserve"> </w:t>
+      </w:r>
+      <w:r>
+        <w:t xml:space="preserve">(1);</w:t>
+      </w:r>
+      <w:r>
+        <w:t xml:space="preserve"> </w:t>
+      </w:r>
+      <w:r>
+        <w:rPr>
+          <w:i/>
+          <w:iCs/>
+        </w:rPr>
+        <w:t xml:space="preserve">Plos One</w:t>
+      </w:r>
+      <w:r>
+        <w:t xml:space="preserve"> </w:t>
+      </w:r>
+      <w:r>
+        <w:t xml:space="preserve">(2)</w:t>
+      </w:r>
+    </w:p>
+    <w:p>
+      <w:pPr>
+        <w:pStyle w:val="Compact"/>
+        <w:numPr>
+          <w:ilvl w:val="0"/>
+          <w:numId w:val="1020"/>
+        </w:numPr>
+      </w:pPr>
+      <w:r>
+        <w:t xml:space="preserve">Reviewing: PhD Theses (4), Grant proposals: Hungarian Scientific Research Fund Grant (4)</w:t>
+      </w:r>
+    </w:p>
+    <w:p>
+      <w:pPr>
+        <w:pStyle w:val="Compact"/>
+        <w:numPr>
+          <w:ilvl w:val="0"/>
+          <w:numId w:val="1020"/>
+        </w:numPr>
+      </w:pPr>
+      <w:r>
+        <w:t xml:space="preserve">Conference organization as a member of the scientific organizing committee:</w:t>
+      </w:r>
+      <w:r>
+        <w:t xml:space="preserve"> </w:t>
+      </w:r>
+      <w:hyperlink r:id="rId78">
+        <w:r>
+          <w:rPr>
+            <w:rStyle w:val="Hyperlink"/>
+          </w:rPr>
+          <w:t xml:space="preserve">The Joint Conference of the Hungarian Physiological Society, the Hungarian Biophysical Society, the Hungarian Society for Microcirculation and Vascular Biology, and the Hungarian Bioinformatics Society</w:t>
+        </w:r>
+      </w:hyperlink>
+      <w:r>
+        <w:t xml:space="preserve">, Sep. 2–5, 2025, Szeged, H</w:t>
+      </w:r>
+    </w:p>
     <w:bookmarkEnd w:id="79"/>
-    <w:bookmarkStart w:id="80" w:name="as-participant"/>
-    <w:p>
-      <w:pPr>
-        <w:pStyle w:val="Heading2"/>
-      </w:pPr>
-      <w:r>
-        <w:t xml:space="preserve">As Participant</w:t>
-      </w:r>
-    </w:p>
-    <w:p>
-      <w:pPr>
-        <w:pStyle w:val="Compact"/>
-        <w:numPr>
-          <w:ilvl w:val="0"/>
-          <w:numId w:val="1015"/>
-        </w:numPr>
-      </w:pPr>
-      <w:r>
-        <w:rPr>
-          <w:i/>
-          <w:iCs/>
-        </w:rPr>
-        <w:t xml:space="preserve">EMBO Training: Laboratory Leadership Course</w:t>
-      </w:r>
-      <w:r>
-        <w:t xml:space="preserve">, 2024, Budapest, H</w:t>
-      </w:r>
-    </w:p>
-    <w:p>
-      <w:pPr>
-        <w:pStyle w:val="Compact"/>
-        <w:numPr>
-          <w:ilvl w:val="0"/>
-          <w:numId w:val="1015"/>
-        </w:numPr>
-      </w:pPr>
-      <w:r>
-        <w:rPr>
-          <w:i/>
-          <w:iCs/>
-        </w:rPr>
-        <w:t xml:space="preserve">An R Reproducibility Toolkit for the practical researcher</w:t>
-      </w:r>
-      <w:r>
-        <w:t xml:space="preserve">, 2022, online</w:t>
-      </w:r>
-    </w:p>
-    <w:p>
-      <w:pPr>
-        <w:pStyle w:val="Compact"/>
-        <w:numPr>
-          <w:ilvl w:val="0"/>
-          <w:numId w:val="1015"/>
-        </w:numPr>
-      </w:pPr>
-      <w:r>
-        <w:rPr>
-          <w:i/>
-          <w:iCs/>
-        </w:rPr>
-        <w:t xml:space="preserve">8th International Course in Microbial Ecology – Microbiome Metagenome Analysis</w:t>
-      </w:r>
-      <w:r>
-        <w:t xml:space="preserve">, 2017, CNR-ISE, Verbania, I</w:t>
-      </w:r>
-    </w:p>
-    <w:p>
-      <w:pPr>
-        <w:pStyle w:val="Compact"/>
-        <w:numPr>
-          <w:ilvl w:val="0"/>
-          <w:numId w:val="1015"/>
-        </w:numPr>
-      </w:pPr>
-      <w:r>
-        <w:rPr>
-          <w:i/>
-          <w:iCs/>
-        </w:rPr>
-        <w:t xml:space="preserve">EMBO course: Bioinformatics and Comparative Genome Analyses</w:t>
-      </w:r>
-      <w:r>
-        <w:t xml:space="preserve">, 2011, Inst. Pasteur Paris, F</w:t>
-      </w:r>
-    </w:p>
-    <w:p>
-      <w:pPr>
-        <w:pStyle w:val="Compact"/>
-        <w:numPr>
-          <w:ilvl w:val="0"/>
-          <w:numId w:val="1015"/>
-        </w:numPr>
-      </w:pPr>
-      <w:r>
-        <w:rPr>
-          <w:i/>
-          <w:iCs/>
-        </w:rPr>
-        <w:t xml:space="preserve">Computational Phyloinformatics Course</w:t>
-      </w:r>
-      <w:r>
-        <w:t xml:space="preserve">, 2008, Duke Univ., Durham, NC, USA</w:t>
-      </w:r>
-    </w:p>
-    <w:p>
-      <w:pPr>
-        <w:pStyle w:val="Compact"/>
-        <w:numPr>
-          <w:ilvl w:val="0"/>
-          <w:numId w:val="1015"/>
-        </w:numPr>
-      </w:pPr>
-      <w:r>
-        <w:rPr>
-          <w:i/>
-          <w:iCs/>
-        </w:rPr>
-        <w:t xml:space="preserve">Workshop on Molecular Evolution</w:t>
-      </w:r>
-      <w:r>
-        <w:t xml:space="preserve">, 2006, Marine Biological Lab., Woods Hole, MA, USA</w:t>
+    <w:bookmarkStart w:id="80" w:name="popularising-science"/>
+    <w:p>
+      <w:pPr>
+        <w:pStyle w:val="Heading1"/>
+      </w:pPr>
+      <w:r>
+        <w:t xml:space="preserve">Popularising Science</w:t>
+      </w:r>
+    </w:p>
+    <w:p>
+      <w:pPr>
+        <w:pStyle w:val="Compact"/>
+        <w:numPr>
+          <w:ilvl w:val="0"/>
+          <w:numId w:val="1021"/>
+        </w:numPr>
+      </w:pPr>
+      <w:r>
+        <w:t xml:space="preserve">Presenting at the Festival of ELTE: Global map of evolutionary dependencies between antibiotic resistance and virulence genes in</w:t>
+      </w:r>
+      <w:r>
+        <w:t xml:space="preserve"> </w:t>
+      </w:r>
+      <w:r>
+        <w:rPr>
+          <w:i/>
+          <w:iCs/>
+        </w:rPr>
+        <w:t xml:space="preserve">E. coli</w:t>
+      </w:r>
+      <w:r>
+        <w:t xml:space="preserve">. 2022, Budapest, H</w:t>
+      </w:r>
+    </w:p>
+    <w:p>
+      <w:pPr>
+        <w:pStyle w:val="Compact"/>
+        <w:numPr>
+          <w:ilvl w:val="0"/>
+          <w:numId w:val="1021"/>
+        </w:numPr>
+      </w:pPr>
+      <w:r>
+        <w:t xml:space="preserve">Creating a website for The genomic epidemiology of SARS-CoV-2 in Hungary</w:t>
+      </w:r>
+    </w:p>
+    <w:p>
+      <w:pPr>
+        <w:pStyle w:val="Compact"/>
+        <w:numPr>
+          <w:ilvl w:val="0"/>
+          <w:numId w:val="1021"/>
+        </w:numPr>
+      </w:pPr>
+      <w:r>
+        <w:t xml:space="preserve">Presenting at Capital of Science “Tudományok Fővárosa”: The genomic epidemiology of SARS-CoV-2 in Hungary, 2020, Budapest, H</w:t>
+      </w:r>
+    </w:p>
+    <w:p>
+      <w:pPr>
+        <w:pStyle w:val="Compact"/>
+        <w:numPr>
+          <w:ilvl w:val="0"/>
+          <w:numId w:val="1021"/>
+        </w:numPr>
+      </w:pPr>
+      <w:r>
+        <w:t xml:space="preserve">Presenting at Night of Scientists “Kutatók Éjszakája”, 2018 and 2020</w:t>
       </w:r>
     </w:p>
     <w:bookmarkEnd w:id="80"/>
-    <w:bookmarkEnd w:id="81"/>
-    <w:bookmarkStart w:id="85" w:name="memberships"/>
+    <w:bookmarkStart w:id="85" w:name="scientific-websites"/>
     <w:p>
       <w:pPr>
         <w:pStyle w:val="Heading1"/>
       </w:pPr>
       <w:r>
-        <w:t xml:space="preserve">Memberships</w:t>
-      </w:r>
-    </w:p>
-    <w:p>
-      <w:pPr>
-        <w:pStyle w:val="Compact"/>
-        <w:numPr>
-          <w:ilvl w:val="0"/>
-          <w:numId w:val="1016"/>
-        </w:numPr>
-      </w:pPr>
+        <w:t xml:space="preserve">Scientific Websites</w:t>
+      </w:r>
+    </w:p>
+    <w:p>
+      <w:pPr>
+        <w:pStyle w:val="Compact"/>
+        <w:numPr>
+          <w:ilvl w:val="0"/>
+          <w:numId w:val="1022"/>
+        </w:numPr>
+      </w:pPr>
+      <w:r>
+        <w:t xml:space="preserve">Supervising the creation of the</w:t>
+      </w:r>
+      <w:r>
+        <w:t xml:space="preserve"> </w:t>
+      </w:r>
+      <w:hyperlink r:id="rId81">
+        <w:r>
+          <w:rPr>
+            <w:rStyle w:val="Hyperlink"/>
+          </w:rPr>
+          <w:t xml:space="preserve">TFLink</w:t>
+        </w:r>
+      </w:hyperlink>
+      <w:r>
+        <w:t xml:space="preserve">, a transcription factor - target gene database.</w:t>
+      </w:r>
+    </w:p>
+    <w:p>
+      <w:pPr>
+        <w:pStyle w:val="Compact"/>
+        <w:numPr>
+          <w:ilvl w:val="0"/>
+          <w:numId w:val="1022"/>
+        </w:numPr>
+      </w:pPr>
+      <w:r>
+        <w:t xml:space="preserve">Supervising the creation of the</w:t>
+      </w:r>
+      <w:r>
+        <w:t xml:space="preserve"> </w:t>
+      </w:r>
       <w:hyperlink r:id="rId82">
         <w:r>
           <w:rPr>
             <w:rStyle w:val="Hyperlink"/>
           </w:rPr>
-          <w:t xml:space="preserve">Hungarian Society for Bioinformatics</w:t>
-        </w:r>
-      </w:hyperlink>
-      <w:r>
-        <w:t xml:space="preserve">: 2016 –</w:t>
-      </w:r>
-      <w:r>
-        <w:t xml:space="preserve"> </w:t>
-      </w:r>
-      <w:r>
-        <w:rPr>
-          <w:b/>
-          <w:bCs/>
-        </w:rPr>
-        <w:t xml:space="preserve">member of the directory board</w:t>
-      </w:r>
-      <w:r>
-        <w:t xml:space="preserve">; 2006 – member</w:t>
-      </w:r>
-    </w:p>
-    <w:p>
-      <w:pPr>
-        <w:pStyle w:val="Compact"/>
-        <w:numPr>
-          <w:ilvl w:val="0"/>
-          <w:numId w:val="1016"/>
-        </w:numPr>
-      </w:pPr>
-      <w:r>
-        <w:t xml:space="preserve">Hungarian Academy of Sciences, Interdepartmental Scientific Committee on Bioinformatics: 2021 –</w:t>
-      </w:r>
-      <w:r>
-        <w:t xml:space="preserve"> </w:t>
-      </w:r>
-      <w:r>
-        <w:rPr>
-          <w:b/>
-          <w:bCs/>
-        </w:rPr>
-        <w:t xml:space="preserve">committee member</w:t>
-      </w:r>
-    </w:p>
-    <w:p>
-      <w:pPr>
-        <w:pStyle w:val="Compact"/>
-        <w:numPr>
-          <w:ilvl w:val="0"/>
-          <w:numId w:val="1016"/>
-        </w:numPr>
-      </w:pPr>
-      <w:r>
-        <w:t xml:space="preserve">Hungarian node of the</w:t>
+          <w:t xml:space="preserve">mulea</w:t>
+        </w:r>
+      </w:hyperlink>
+      <w:r>
+        <w:t xml:space="preserve"> </w:t>
+      </w:r>
+      <w:r>
+        <w:t xml:space="preserve">and the</w:t>
       </w:r>
       <w:r>
         <w:t xml:space="preserve"> </w:t>
@@ -1814,786 +2465,117 @@
           <w:rPr>
             <w:rStyle w:val="Hyperlink"/>
           </w:rPr>
-          <w:t xml:space="preserve">Elixir Europe</w:t>
-        </w:r>
-      </w:hyperlink>
-      <w:r>
-        <w:t xml:space="preserve">: 2023 –</w:t>
-      </w:r>
-      <w:r>
-        <w:t xml:space="preserve"> </w:t>
-      </w:r>
-      <w:r>
-        <w:rPr>
-          <w:b/>
-          <w:bCs/>
-        </w:rPr>
-        <w:t xml:space="preserve">lead researcher</w:t>
-      </w:r>
-    </w:p>
-    <w:p>
-      <w:pPr>
-        <w:pStyle w:val="Compact"/>
-        <w:numPr>
-          <w:ilvl w:val="0"/>
-          <w:numId w:val="1016"/>
-        </w:numPr>
-      </w:pPr>
+          <w:t xml:space="preserve">muleaData</w:t>
+        </w:r>
+      </w:hyperlink>
+      <w:r>
+        <w:t xml:space="preserve"> </w:t>
+      </w:r>
+      <w:r>
+        <w:rPr>
+          <w:i/>
+          <w:iCs/>
+        </w:rPr>
+        <w:t xml:space="preserve">R</w:t>
+      </w:r>
+      <w:r>
+        <w:t xml:space="preserve"> </w:t>
+      </w:r>
+      <w:r>
+        <w:t xml:space="preserve">packages for functional enrichment analysis and dataset.</w:t>
+      </w:r>
+    </w:p>
+    <w:p>
+      <w:pPr>
+        <w:pStyle w:val="Compact"/>
+        <w:numPr>
+          <w:ilvl w:val="0"/>
+          <w:numId w:val="1022"/>
+        </w:numPr>
+      </w:pPr>
+      <w:r>
+        <w:t xml:space="preserve">Supervising the creation of the</w:t>
+      </w:r>
+      <w:r>
+        <w:t xml:space="preserve"> </w:t>
+      </w:r>
       <w:hyperlink r:id="rId84">
         <w:r>
           <w:rPr>
             <w:rStyle w:val="Hyperlink"/>
           </w:rPr>
-          <w:t xml:space="preserve">Institute of Scientific Computing, Society</w:t>
-        </w:r>
-      </w:hyperlink>
-      <w:r>
-        <w:t xml:space="preserve"> </w:t>
-      </w:r>
-      <w:r>
-        <w:t xml:space="preserve">(SciComp): 2024 – member</w:t>
-      </w:r>
-    </w:p>
-    <w:p>
-      <w:pPr>
-        <w:pStyle w:val="Compact"/>
-        <w:numPr>
-          <w:ilvl w:val="0"/>
-          <w:numId w:val="1016"/>
-        </w:numPr>
-      </w:pPr>
-      <w:r>
-        <w:t xml:space="preserve">Public Body of the Hungarian Academy of Sciences: 2013 – member (ID: 31344)</w:t>
-      </w:r>
-    </w:p>
-    <w:p>
-      <w:pPr>
-        <w:pStyle w:val="Compact"/>
-        <w:numPr>
-          <w:ilvl w:val="0"/>
-          <w:numId w:val="1016"/>
-        </w:numPr>
-      </w:pPr>
-      <w:r>
-        <w:rPr>
-          <w:b/>
-          <w:bCs/>
-        </w:rPr>
-        <w:t xml:space="preserve">Chair</w:t>
-      </w:r>
-      <w:r>
-        <w:t xml:space="preserve"> </w:t>
-      </w:r>
-      <w:r>
-        <w:t xml:space="preserve">of the Ethical Committee of the Faculty of Science, Eötvös Loránd University (2025 – )</w:t>
+          <w:t xml:space="preserve">treepruner</w:t>
+        </w:r>
+      </w:hyperlink>
+      <w:r>
+        <w:t xml:space="preserve"> </w:t>
+      </w:r>
+      <w:r>
+        <w:rPr>
+          <w:i/>
+          <w:iCs/>
+        </w:rPr>
+        <w:t xml:space="preserve">R</w:t>
+      </w:r>
+      <w:r>
+        <w:t xml:space="preserve"> </w:t>
+      </w:r>
+      <w:r>
+        <w:t xml:space="preserve">and</w:t>
+      </w:r>
+      <w:r>
+        <w:t xml:space="preserve"> </w:t>
+      </w:r>
+      <w:r>
+        <w:rPr>
+          <w:i/>
+          <w:iCs/>
+        </w:rPr>
+        <w:t xml:space="preserve">Python</w:t>
+      </w:r>
+      <w:r>
+        <w:t xml:space="preserve"> </w:t>
+      </w:r>
+      <w:r>
+        <w:t xml:space="preserve">packages for pruning too long branches of phyloegnetic trees.</w:t>
       </w:r>
     </w:p>
     <w:bookmarkEnd w:id="85"/>
-    <w:bookmarkStart w:id="86" w:name="languages"/>
+    <w:bookmarkStart w:id="143" w:name="publications"/>
     <w:p>
       <w:pPr>
         <w:pStyle w:val="Heading1"/>
       </w:pPr>
       <w:r>
-        <w:t xml:space="preserve">Languages</w:t>
-      </w:r>
-    </w:p>
-    <w:p>
-      <w:pPr>
-        <w:pStyle w:val="Compact"/>
-        <w:numPr>
-          <w:ilvl w:val="0"/>
-          <w:numId w:val="1017"/>
-        </w:numPr>
-      </w:pPr>
-      <w:r>
-        <w:t xml:space="preserve">Hungarian – mother tongue</w:t>
-      </w:r>
-    </w:p>
-    <w:p>
-      <w:pPr>
-        <w:pStyle w:val="Compact"/>
-        <w:numPr>
-          <w:ilvl w:val="0"/>
-          <w:numId w:val="1017"/>
-        </w:numPr>
-      </w:pPr>
-      <w:r>
-        <w:t xml:space="preserve">English – C1 level</w:t>
-      </w:r>
-    </w:p>
-    <w:p>
-      <w:pPr>
-        <w:pStyle w:val="Compact"/>
-        <w:numPr>
-          <w:ilvl w:val="0"/>
-          <w:numId w:val="1017"/>
-        </w:numPr>
-      </w:pPr>
-      <w:r>
-        <w:t xml:space="preserve">Italian – A1 level</w:t>
-      </w:r>
-    </w:p>
-    <w:bookmarkEnd w:id="86"/>
-    <w:bookmarkStart w:id="87" w:name="areas-of-interest"/>
-    <w:p>
-      <w:pPr>
-        <w:pStyle w:val="Heading1"/>
-      </w:pPr>
-      <w:r>
-        <w:t xml:space="preserve">Areas of Interest</w:t>
-      </w:r>
-    </w:p>
-    <w:p>
-      <w:pPr>
-        <w:pStyle w:val="Compact"/>
-        <w:numPr>
-          <w:ilvl w:val="0"/>
-          <w:numId w:val="1018"/>
-        </w:numPr>
-      </w:pPr>
-      <w:r>
-        <w:t xml:space="preserve">Bioinformatics</w:t>
-      </w:r>
-    </w:p>
-    <w:p>
-      <w:pPr>
-        <w:pStyle w:val="Compact"/>
-        <w:numPr>
-          <w:ilvl w:val="0"/>
-          <w:numId w:val="1018"/>
-        </w:numPr>
-      </w:pPr>
-      <w:r>
-        <w:t xml:space="preserve">Evolutionary Biology</w:t>
-      </w:r>
-    </w:p>
-    <w:p>
-      <w:pPr>
-        <w:pStyle w:val="Compact"/>
-        <w:numPr>
-          <w:ilvl w:val="0"/>
-          <w:numId w:val="1018"/>
-        </w:numPr>
-      </w:pPr>
-      <w:r>
-        <w:t xml:space="preserve">Antibiotic Resistance</w:t>
-      </w:r>
-    </w:p>
-    <w:p>
-      <w:pPr>
-        <w:pStyle w:val="Compact"/>
-        <w:numPr>
-          <w:ilvl w:val="0"/>
-          <w:numId w:val="1018"/>
-        </w:numPr>
-      </w:pPr>
-      <w:r>
-        <w:t xml:space="preserve">Comparative genomics</w:t>
-      </w:r>
-    </w:p>
-    <w:p>
-      <w:pPr>
-        <w:pStyle w:val="Compact"/>
-        <w:numPr>
-          <w:ilvl w:val="0"/>
-          <w:numId w:val="1018"/>
-        </w:numPr>
-      </w:pPr>
-      <w:r>
-        <w:t xml:space="preserve">Molecular phylogenetics</w:t>
-      </w:r>
-    </w:p>
-    <w:p>
-      <w:pPr>
-        <w:pStyle w:val="Compact"/>
-        <w:numPr>
-          <w:ilvl w:val="0"/>
-          <w:numId w:val="1018"/>
-        </w:numPr>
-      </w:pPr>
-      <w:r>
-        <w:t xml:space="preserve">Metagenomics</w:t>
-      </w:r>
-    </w:p>
-    <w:p>
-      <w:pPr>
-        <w:pStyle w:val="Compact"/>
-        <w:numPr>
-          <w:ilvl w:val="0"/>
-          <w:numId w:val="1018"/>
-        </w:numPr>
-      </w:pPr>
-      <w:r>
-        <w:t xml:space="preserve">Transcriptomics</w:t>
-      </w:r>
-    </w:p>
-    <w:p>
-      <w:pPr>
-        <w:pStyle w:val="Compact"/>
-        <w:numPr>
-          <w:ilvl w:val="0"/>
-          <w:numId w:val="1018"/>
-        </w:numPr>
-      </w:pPr>
-      <w:r>
-        <w:t xml:space="preserve">Transcriptional regulation</w:t>
-      </w:r>
-    </w:p>
-    <w:p>
-      <w:pPr>
-        <w:pStyle w:val="Compact"/>
-        <w:numPr>
-          <w:ilvl w:val="0"/>
-          <w:numId w:val="1018"/>
-        </w:numPr>
-      </w:pPr>
-      <w:r>
-        <w:t xml:space="preserve">Data analysis</w:t>
-      </w:r>
-    </w:p>
-    <w:bookmarkEnd w:id="87"/>
-    <w:bookmarkStart w:id="88" w:name="professional-skills"/>
-    <w:p>
-      <w:pPr>
-        <w:pStyle w:val="Heading1"/>
-      </w:pPr>
-      <w:r>
-        <w:t xml:space="preserve">Professional Skills</w:t>
-      </w:r>
-    </w:p>
-    <w:p>
-      <w:pPr>
-        <w:pStyle w:val="Compact"/>
-        <w:numPr>
-          <w:ilvl w:val="0"/>
-          <w:numId w:val="1019"/>
-        </w:numPr>
-      </w:pPr>
-      <w:r>
-        <w:t xml:space="preserve">Developing and using different bioinformatic methods, software and pipelines.</w:t>
-      </w:r>
-    </w:p>
-    <w:p>
-      <w:pPr>
-        <w:pStyle w:val="Compact"/>
-        <w:numPr>
-          <w:ilvl w:val="0"/>
-          <w:numId w:val="1019"/>
-        </w:numPr>
-      </w:pPr>
-      <w:r>
-        <w:rPr>
-          <w:i/>
-          <w:iCs/>
-        </w:rPr>
-        <w:t xml:space="preserve">R</w:t>
-      </w:r>
-      <w:r>
-        <w:t xml:space="preserve"> </w:t>
-      </w:r>
-      <w:r>
-        <w:t xml:space="preserve">programming language – professional level</w:t>
-      </w:r>
-    </w:p>
-    <w:p>
-      <w:pPr>
-        <w:pStyle w:val="Compact"/>
-        <w:numPr>
-          <w:ilvl w:val="0"/>
-          <w:numId w:val="1019"/>
-        </w:numPr>
-      </w:pPr>
-      <w:r>
-        <w:rPr>
-          <w:i/>
-          <w:iCs/>
-        </w:rPr>
-        <w:t xml:space="preserve">Linux Shell</w:t>
-      </w:r>
-      <w:r>
-        <w:t xml:space="preserve"> </w:t>
-      </w:r>
-      <w:r>
-        <w:t xml:space="preserve">scripting – intermediate level</w:t>
-      </w:r>
-    </w:p>
-    <w:bookmarkEnd w:id="88"/>
-    <w:bookmarkStart w:id="90" w:name="reviewing-organizing-conferences"/>
-    <w:p>
-      <w:pPr>
-        <w:pStyle w:val="Heading1"/>
-      </w:pPr>
-      <w:r>
-        <w:t xml:space="preserve">Reviewing, &amp; Organizing Conferences</w:t>
-      </w:r>
-    </w:p>
-    <w:p>
-      <w:pPr>
-        <w:pStyle w:val="Compact"/>
-        <w:numPr>
-          <w:ilvl w:val="0"/>
-          <w:numId w:val="1020"/>
-        </w:numPr>
-      </w:pPr>
-      <w:r>
-        <w:t xml:space="preserve">Reviewer in journals:</w:t>
-      </w:r>
-      <w:r>
-        <w:t xml:space="preserve"> </w:t>
-      </w:r>
-      <w:r>
-        <w:rPr>
-          <w:i/>
-          <w:iCs/>
-        </w:rPr>
-        <w:t xml:space="preserve">Brief. Bioinformatics</w:t>
-      </w:r>
-      <w:r>
-        <w:t xml:space="preserve"> </w:t>
-      </w:r>
-      <w:r>
-        <w:t xml:space="preserve">(3);</w:t>
-      </w:r>
-      <w:r>
-        <w:t xml:space="preserve"> </w:t>
-      </w:r>
-      <w:r>
-        <w:rPr>
-          <w:i/>
-          <w:iCs/>
-        </w:rPr>
-        <w:t xml:space="preserve">Evol. Biol.</w:t>
-      </w:r>
-      <w:r>
-        <w:t xml:space="preserve"> </w:t>
-      </w:r>
-      <w:r>
-        <w:t xml:space="preserve">(1);</w:t>
-      </w:r>
-      <w:r>
-        <w:t xml:space="preserve"> </w:t>
-      </w:r>
-      <w:r>
-        <w:rPr>
-          <w:i/>
-          <w:iCs/>
-        </w:rPr>
-        <w:t xml:space="preserve">Genome Biol. Evol.</w:t>
-      </w:r>
-      <w:r>
-        <w:t xml:space="preserve"> </w:t>
-      </w:r>
-      <w:r>
-        <w:t xml:space="preserve">(1);</w:t>
-      </w:r>
-      <w:r>
-        <w:t xml:space="preserve"> </w:t>
-      </w:r>
-      <w:r>
-        <w:rPr>
-          <w:i/>
-          <w:iCs/>
-        </w:rPr>
-        <w:t xml:space="preserve">J. Math. Chem.</w:t>
-      </w:r>
-      <w:r>
-        <w:t xml:space="preserve"> </w:t>
-      </w:r>
-      <w:r>
-        <w:t xml:space="preserve">(4);</w:t>
-      </w:r>
-      <w:r>
-        <w:t xml:space="preserve"> </w:t>
-      </w:r>
-      <w:r>
-        <w:rPr>
-          <w:i/>
-          <w:iCs/>
-        </w:rPr>
-        <w:t xml:space="preserve">Mol. Ecol.</w:t>
-      </w:r>
-      <w:r>
-        <w:t xml:space="preserve"> </w:t>
-      </w:r>
-      <w:r>
-        <w:t xml:space="preserve">(1);</w:t>
-      </w:r>
-      <w:r>
-        <w:t xml:space="preserve"> </w:t>
-      </w:r>
-      <w:r>
-        <w:rPr>
-          <w:i/>
-          <w:iCs/>
-        </w:rPr>
-        <w:t xml:space="preserve">Mol. Phylogenetics Evol.</w:t>
-      </w:r>
-      <w:r>
-        <w:t xml:space="preserve"> </w:t>
-      </w:r>
-      <w:r>
-        <w:t xml:space="preserve">(1);</w:t>
-      </w:r>
-      <w:r>
-        <w:t xml:space="preserve"> </w:t>
-      </w:r>
-      <w:r>
-        <w:rPr>
-          <w:i/>
-          <w:iCs/>
-        </w:rPr>
-        <w:t xml:space="preserve">Sci. Rep.</w:t>
-      </w:r>
-      <w:r>
-        <w:t xml:space="preserve"> </w:t>
-      </w:r>
-      <w:r>
-        <w:t xml:space="preserve">(1);</w:t>
-      </w:r>
-      <w:r>
-        <w:t xml:space="preserve"> </w:t>
-      </w:r>
-      <w:r>
-        <w:rPr>
-          <w:i/>
-          <w:iCs/>
-        </w:rPr>
-        <w:t xml:space="preserve">Opusc. Zool.</w:t>
-      </w:r>
-      <w:r>
-        <w:t xml:space="preserve"> </w:t>
-      </w:r>
-      <w:r>
-        <w:t xml:space="preserve">(1);</w:t>
-      </w:r>
-      <w:r>
-        <w:t xml:space="preserve"> </w:t>
-      </w:r>
-      <w:r>
-        <w:rPr>
-          <w:i/>
-          <w:iCs/>
-        </w:rPr>
-        <w:t xml:space="preserve">Plos One</w:t>
-      </w:r>
-      <w:r>
-        <w:t xml:space="preserve"> </w:t>
-      </w:r>
-      <w:r>
-        <w:t xml:space="preserve">(2)</w:t>
-      </w:r>
-    </w:p>
-    <w:p>
-      <w:pPr>
-        <w:pStyle w:val="Compact"/>
-        <w:numPr>
-          <w:ilvl w:val="0"/>
-          <w:numId w:val="1020"/>
-        </w:numPr>
-      </w:pPr>
-      <w:r>
-        <w:t xml:space="preserve">Reviewing: PhD Theses (4), Grant proposals: Hungarian Scientific Research Fund Grant (4)</w:t>
-      </w:r>
-    </w:p>
-    <w:p>
-      <w:pPr>
-        <w:pStyle w:val="Compact"/>
-        <w:numPr>
-          <w:ilvl w:val="0"/>
-          <w:numId w:val="1020"/>
-        </w:numPr>
-      </w:pPr>
-      <w:r>
-        <w:t xml:space="preserve">Conference organization as a member of the scientific organizing committee:</w:t>
-      </w:r>
-      <w:r>
-        <w:t xml:space="preserve"> </w:t>
-      </w:r>
+        <w:t xml:space="preserve">Publications</w:t>
+      </w:r>
+    </w:p>
+    <w:p>
+      <w:pPr>
+        <w:pStyle w:val="Compact"/>
+        <w:numPr>
+          <w:ilvl w:val="0"/>
+          <w:numId w:val="1023"/>
+        </w:numPr>
+      </w:pPr>
       <w:hyperlink r:id="rId89">
-        <w:r>
-          <w:rPr>
-            <w:rStyle w:val="Hyperlink"/>
-          </w:rPr>
-          <w:t xml:space="preserve">The Joint Conference of the Hungarian Physiological Society, the Hungarian Biophysical Society, the Hungarian Society for Microcirculation and Vascular Biology, and the Hungarian Bioinformatics Society</w:t>
-        </w:r>
-      </w:hyperlink>
-      <w:r>
-        <w:t xml:space="preserve">, Sep. 2–5, 2025, Szeged, H</w:t>
-      </w:r>
-    </w:p>
-    <w:bookmarkEnd w:id="90"/>
-    <w:bookmarkStart w:id="91" w:name="popularising-science"/>
-    <w:p>
-      <w:pPr>
-        <w:pStyle w:val="Heading1"/>
-      </w:pPr>
-      <w:r>
-        <w:t xml:space="preserve">Popularising Science</w:t>
-      </w:r>
-    </w:p>
-    <w:p>
-      <w:pPr>
-        <w:pStyle w:val="Compact"/>
-        <w:numPr>
-          <w:ilvl w:val="0"/>
-          <w:numId w:val="1021"/>
-        </w:numPr>
-      </w:pPr>
-      <w:r>
-        <w:t xml:space="preserve">Presenting at the Festival of ELTE: Global map of evolutionary dependencies between antibiotic resistance and virulence genes in</w:t>
-      </w:r>
-      <w:r>
-        <w:t xml:space="preserve"> </w:t>
-      </w:r>
-      <w:r>
-        <w:rPr>
-          <w:i/>
-          <w:iCs/>
-        </w:rPr>
-        <w:t xml:space="preserve">E. coli</w:t>
-      </w:r>
-      <w:r>
-        <w:t xml:space="preserve">. 2022, Budapest, H</w:t>
-      </w:r>
-    </w:p>
-    <w:p>
-      <w:pPr>
-        <w:pStyle w:val="Compact"/>
-        <w:numPr>
-          <w:ilvl w:val="0"/>
-          <w:numId w:val="1021"/>
-        </w:numPr>
-      </w:pPr>
-      <w:r>
-        <w:t xml:space="preserve">Creating a website for The genomic epidemiology of SARS-CoV-2 in Hungary</w:t>
-      </w:r>
-    </w:p>
-    <w:p>
-      <w:pPr>
-        <w:pStyle w:val="Compact"/>
-        <w:numPr>
-          <w:ilvl w:val="0"/>
-          <w:numId w:val="1021"/>
-        </w:numPr>
-      </w:pPr>
-      <w:r>
-        <w:t xml:space="preserve">Presenting at Capital of Science</w:t>
-      </w:r>
-      <w:r>
-        <w:t xml:space="preserve"> </w:t>
-      </w:r>
-      <w:r>
-        <w:t xml:space="preserve">“Tudományok Fővárosa”</w:t>
-      </w:r>
-      <w:r>
-        <w:t xml:space="preserve">: The genomic epidemiology of SARS-CoV-2 in Hungary, 2020, Budapest, H</w:t>
-      </w:r>
-    </w:p>
-    <w:p>
-      <w:pPr>
-        <w:pStyle w:val="Compact"/>
-        <w:numPr>
-          <w:ilvl w:val="0"/>
-          <w:numId w:val="1021"/>
-        </w:numPr>
-      </w:pPr>
-      <w:r>
-        <w:t xml:space="preserve">Presenting at Night of Scientists</w:t>
-      </w:r>
-      <w:r>
-        <w:t xml:space="preserve"> </w:t>
-      </w:r>
-      <w:r>
-        <w:t xml:space="preserve">“Kutatók Éjszakája”</w:t>
-      </w:r>
-      <w:r>
-        <w:t xml:space="preserve">, 2018 and 2020</w:t>
-      </w:r>
-    </w:p>
-    <w:bookmarkEnd w:id="91"/>
-    <w:bookmarkStart w:id="96" w:name="scientific-websites"/>
-    <w:p>
-      <w:pPr>
-        <w:pStyle w:val="Heading1"/>
-      </w:pPr>
-      <w:r>
-        <w:t xml:space="preserve">Scientific Websites</w:t>
-      </w:r>
-    </w:p>
-    <w:p>
-      <w:pPr>
-        <w:pStyle w:val="Compact"/>
-        <w:numPr>
-          <w:ilvl w:val="0"/>
-          <w:numId w:val="1022"/>
-        </w:numPr>
-      </w:pPr>
-      <w:r>
-        <w:t xml:space="preserve">Supervising the creation of the</w:t>
-      </w:r>
-      <w:r>
-        <w:t xml:space="preserve"> </w:t>
-      </w:r>
-      <w:hyperlink r:id="rId92">
-        <w:r>
-          <w:rPr>
-            <w:rStyle w:val="Hyperlink"/>
-          </w:rPr>
-          <w:t xml:space="preserve">TFLink</w:t>
-        </w:r>
-      </w:hyperlink>
-      <w:r>
-        <w:t xml:space="preserve">, a transcription factor - target gene database.</w:t>
-      </w:r>
-    </w:p>
-    <w:p>
-      <w:pPr>
-        <w:pStyle w:val="Compact"/>
-        <w:numPr>
-          <w:ilvl w:val="0"/>
-          <w:numId w:val="1022"/>
-        </w:numPr>
-      </w:pPr>
-      <w:r>
-        <w:t xml:space="preserve">Supervising the creation of the</w:t>
-      </w:r>
-      <w:r>
-        <w:t xml:space="preserve"> </w:t>
-      </w:r>
-      <w:hyperlink r:id="rId93">
-        <w:r>
-          <w:rPr>
-            <w:rStyle w:val="Hyperlink"/>
-          </w:rPr>
-          <w:t xml:space="preserve">mulea</w:t>
-        </w:r>
-      </w:hyperlink>
-      <w:r>
-        <w:t xml:space="preserve"> </w:t>
-      </w:r>
-      <w:r>
-        <w:t xml:space="preserve">and the</w:t>
-      </w:r>
-      <w:r>
-        <w:t xml:space="preserve"> </w:t>
-      </w:r>
-      <w:hyperlink r:id="rId94">
-        <w:r>
-          <w:rPr>
-            <w:rStyle w:val="Hyperlink"/>
-          </w:rPr>
-          <w:t xml:space="preserve">muleaData</w:t>
-        </w:r>
-      </w:hyperlink>
-      <w:r>
-        <w:t xml:space="preserve"> </w:t>
-      </w:r>
-      <w:r>
-        <w:rPr>
-          <w:i/>
-          <w:iCs/>
-        </w:rPr>
-        <w:t xml:space="preserve">R</w:t>
-      </w:r>
-      <w:r>
-        <w:t xml:space="preserve"> </w:t>
-      </w:r>
-      <w:r>
-        <w:t xml:space="preserve">packages for functional enrichment analysis and dataset.</w:t>
-      </w:r>
-    </w:p>
-    <w:p>
-      <w:pPr>
-        <w:pStyle w:val="Compact"/>
-        <w:numPr>
-          <w:ilvl w:val="0"/>
-          <w:numId w:val="1022"/>
-        </w:numPr>
-      </w:pPr>
-      <w:r>
-        <w:t xml:space="preserve">Supervising the creation of the</w:t>
-      </w:r>
-      <w:r>
-        <w:t xml:space="preserve"> </w:t>
-      </w:r>
-      <w:hyperlink r:id="rId95">
-        <w:r>
-          <w:rPr>
-            <w:rStyle w:val="Hyperlink"/>
-          </w:rPr>
-          <w:t xml:space="preserve">treepruner</w:t>
-        </w:r>
-      </w:hyperlink>
-      <w:r>
-        <w:t xml:space="preserve"> </w:t>
-      </w:r>
-      <w:r>
-        <w:rPr>
-          <w:i/>
-          <w:iCs/>
-        </w:rPr>
-        <w:t xml:space="preserve">R</w:t>
-      </w:r>
-      <w:r>
-        <w:t xml:space="preserve"> </w:t>
-      </w:r>
-      <w:r>
-        <w:t xml:space="preserve">and</w:t>
-      </w:r>
-      <w:r>
-        <w:t xml:space="preserve"> </w:t>
-      </w:r>
-      <w:r>
-        <w:rPr>
-          <w:i/>
-          <w:iCs/>
-        </w:rPr>
-        <w:t xml:space="preserve">Python</w:t>
-      </w:r>
-      <w:r>
-        <w:t xml:space="preserve"> </w:t>
-      </w:r>
-      <w:r>
-        <w:t xml:space="preserve">packages for pruning too long branches of phyloegnetic trees.</w:t>
-      </w:r>
-    </w:p>
-    <w:bookmarkEnd w:id="96"/>
-    <w:bookmarkStart w:id="154" w:name="publications"/>
-    <w:p>
-      <w:pPr>
-        <w:pStyle w:val="Heading1"/>
-      </w:pPr>
-      <w:r>
-        <w:t xml:space="preserve">Publications</w:t>
-      </w:r>
-    </w:p>
-    <w:p>
-      <w:pPr>
-        <w:pStyle w:val="Compact"/>
-        <w:numPr>
-          <w:ilvl w:val="0"/>
-          <w:numId w:val="1023"/>
-        </w:numPr>
-      </w:pPr>
-      <w:hyperlink r:id="rId100">
         <w:r>
           <w:drawing>
             <wp:inline>
               <wp:extent cx="228600" cy="228600"/>
               <wp:effectExtent b="0" l="0" r="0" t="0"/>
-              <wp:docPr descr="Google" title="" id="98" name="Picture"/>
+              <wp:docPr descr="Google" title="" id="87" name="Picture"/>
               <a:graphic>
                 <a:graphicData uri="http://schemas.openxmlformats.org/drawingml/2006/picture">
                   <pic:pic>
                     <pic:nvPicPr>
-                      <pic:cNvPr descr="images/Google_Scholar_logo.svg.png" id="99" name="Picture"/>
+                      <pic:cNvPr descr="images/Google_Scholar_logo.svg.png" id="88" name="Picture"/>
                       <pic:cNvPicPr>
                         <a:picLocks noChangeArrowheads="1" noChangeAspect="1"/>
                       </pic:cNvPicPr>
                     </pic:nvPicPr>
                     <pic:blipFill>
-                      <a:blip r:embed="rId97"/>
+                      <a:blip r:embed="rId86"/>
                       <a:stretch>
                         <a:fillRect/>
                       </a:stretch>
@@ -2623,24 +2605,24 @@
       <w:r>
         <w:t xml:space="preserve"> </w:t>
       </w:r>
-      <w:hyperlink r:id="rId48">
+      <w:hyperlink r:id="rId37">
         <w:r>
           <w:drawing>
             <wp:inline>
               <wp:extent cx="228600" cy="228600"/>
               <wp:effectExtent b="0" l="0" r="0" t="0"/>
-              <wp:docPr descr="MTMT" title="" id="101" name="Picture"/>
+              <wp:docPr descr="MTMT" title="" id="90" name="Picture"/>
               <a:graphic>
                 <a:graphicData uri="http://schemas.openxmlformats.org/drawingml/2006/picture">
                   <pic:pic>
                     <pic:nvPicPr>
-                      <pic:cNvPr descr="images/mtmt.jpg" id="102" name="Picture"/>
+                      <pic:cNvPr descr="images/mtmt.jpg" id="91" name="Picture"/>
                       <pic:cNvPicPr>
                         <a:picLocks noChangeArrowheads="1" noChangeAspect="1"/>
                       </pic:cNvPicPr>
                     </pic:nvPicPr>
                     <pic:blipFill>
-                      <a:blip r:embed="rId45"/>
+                      <a:blip r:embed="rId34"/>
                       <a:stretch>
                         <a:fillRect/>
                       </a:stretch>
@@ -2810,7 +2792,7 @@
           <w:b/>
           <w:bCs/>
         </w:rPr>
-        <w:t xml:space="preserve">903</w:t>
+        <w:t xml:space="preserve">941</w:t>
       </w:r>
     </w:p>
     <w:p>
@@ -2835,7 +2817,7 @@
         <w:t xml:space="preserve">18</w:t>
       </w:r>
     </w:p>
-    <w:bookmarkStart w:id="104" w:name="preprints"/>
+    <w:bookmarkStart w:id="93" w:name="preprints"/>
     <w:p>
       <w:pPr>
         <w:pStyle w:val="Heading2"/>
@@ -2871,7 +2853,7 @@
       <w:r>
         <w:t xml:space="preserve"> </w:t>
       </w:r>
-      <w:hyperlink r:id="rId103">
+      <w:hyperlink r:id="rId92">
         <w:r>
           <w:rPr>
             <w:rStyle w:val="Hyperlink"/>
@@ -2893,8 +2875,8 @@
         <w:t xml:space="preserve">, 2026.02.20.706991.</w:t>
       </w:r>
     </w:p>
-    <w:bookmarkEnd w:id="104"/>
-    <w:bookmarkStart w:id="153" w:name="published"/>
+    <w:bookmarkEnd w:id="93"/>
+    <w:bookmarkStart w:id="142" w:name="published"/>
     <w:p>
       <w:pPr>
         <w:pStyle w:val="Heading2"/>
@@ -2903,7 +2885,7 @@
         <w:t xml:space="preserve">Published</w:t>
       </w:r>
     </w:p>
-    <w:bookmarkStart w:id="108" w:name="section"/>
+    <w:bookmarkStart w:id="97" w:name="section"/>
     <w:p>
       <w:pPr>
         <w:pStyle w:val="Heading3"/>
@@ -2938,7 +2920,7 @@
       <w:r>
         <w:t xml:space="preserve"> </w:t>
       </w:r>
-      <w:hyperlink r:id="rId105">
+      <w:hyperlink r:id="rId94">
         <w:r>
           <w:rPr>
             <w:rStyle w:val="Hyperlink"/>
@@ -2996,7 +2978,7 @@
       <w:r>
         <w:t xml:space="preserve"> </w:t>
       </w:r>
-      <w:hyperlink r:id="rId106">
+      <w:hyperlink r:id="rId95">
         <w:r>
           <w:rPr>
             <w:rStyle w:val="Hyperlink"/>
@@ -3054,7 +3036,7 @@
       <w:r>
         <w:t xml:space="preserve"> </w:t>
       </w:r>
-      <w:hyperlink r:id="rId107">
+      <w:hyperlink r:id="rId96">
         <w:r>
           <w:rPr>
             <w:rStyle w:val="Hyperlink"/>
@@ -3083,11 +3065,11 @@
           <w:b/>
           <w:bCs/>
         </w:rPr>
-        <w:t xml:space="preserve">D1, IF: 20.5, IC: 71</w:t>
-      </w:r>
-    </w:p>
-    <w:bookmarkEnd w:id="108"/>
-    <w:bookmarkStart w:id="112" w:name="section-1"/>
+        <w:t xml:space="preserve">D1, IF: 20.5, IC: 81</w:t>
+      </w:r>
+    </w:p>
+    <w:bookmarkEnd w:id="97"/>
+    <w:bookmarkStart w:id="101" w:name="section-1"/>
     <w:p>
       <w:pPr>
         <w:pStyle w:val="Heading3"/>
@@ -3122,7 +3104,7 @@
       <w:r>
         <w:t xml:space="preserve"> </w:t>
       </w:r>
-      <w:hyperlink r:id="rId109">
+      <w:hyperlink r:id="rId98">
         <w:r>
           <w:rPr>
             <w:rStyle w:val="Hyperlink"/>
@@ -3151,7 +3133,7 @@
           <w:b/>
           <w:bCs/>
         </w:rPr>
-        <w:t xml:space="preserve">D1, IF: 45.5, IC: 42</w:t>
+        <w:t xml:space="preserve">D1, IF: 45.5, IC: 46</w:t>
       </w:r>
     </w:p>
     <w:p>
@@ -3180,7 +3162,7 @@
       <w:r>
         <w:t xml:space="preserve"> </w:t>
       </w:r>
-      <w:hyperlink r:id="rId110">
+      <w:hyperlink r:id="rId99">
         <w:r>
           <w:rPr>
             <w:rStyle w:val="Hyperlink"/>
@@ -3246,7 +3228,7 @@
         </w:rPr>
         <w:t xml:space="preserve"> </w:t>
       </w:r>
-      <w:hyperlink r:id="rId111">
+      <w:hyperlink r:id="rId100">
         <w:r>
           <w:rPr>
             <w:rStyle w:val="Hyperlink"/>
@@ -3264,8 +3246,8 @@
         <w:t xml:space="preserve">. (*corresponding author)</w:t>
       </w:r>
     </w:p>
-    <w:bookmarkEnd w:id="112"/>
-    <w:bookmarkStart w:id="117" w:name="section-2"/>
+    <w:bookmarkEnd w:id="101"/>
+    <w:bookmarkStart w:id="106" w:name="section-2"/>
     <w:p>
       <w:pPr>
         <w:pStyle w:val="Heading3"/>
@@ -3303,7 +3285,7 @@
       <w:r>
         <w:t xml:space="preserve"> </w:t>
       </w:r>
-      <w:hyperlink r:id="rId113">
+      <w:hyperlink r:id="rId102">
         <w:r>
           <w:rPr>
             <w:rStyle w:val="Hyperlink"/>
@@ -3361,7 +3343,7 @@
       <w:r>
         <w:t xml:space="preserve"> </w:t>
       </w:r>
-      <w:hyperlink r:id="rId114">
+      <w:hyperlink r:id="rId103">
         <w:r>
           <w:rPr>
             <w:rStyle w:val="Hyperlink"/>
@@ -3419,7 +3401,7 @@
       <w:r>
         <w:t xml:space="preserve"> </w:t>
       </w:r>
-      <w:hyperlink r:id="rId115">
+      <w:hyperlink r:id="rId104">
         <w:r>
           <w:rPr>
             <w:rStyle w:val="Hyperlink"/>
@@ -3448,7 +3430,7 @@
           <w:b/>
           <w:bCs/>
         </w:rPr>
-        <w:t xml:space="preserve">Q1, IF: 3.9, IC: 18</w:t>
+        <w:t xml:space="preserve">Q1, IF: 3.9, IC: 19</w:t>
       </w:r>
     </w:p>
     <w:p>
@@ -3477,7 +3459,7 @@
       <w:r>
         <w:t xml:space="preserve"> </w:t>
       </w:r>
-      <w:hyperlink r:id="rId116">
+      <w:hyperlink r:id="rId105">
         <w:r>
           <w:rPr>
             <w:rStyle w:val="Hyperlink"/>
@@ -3529,8 +3511,8 @@
         <w:t xml:space="preserve">D1, IF: 14.7, IC: 33</w:t>
       </w:r>
     </w:p>
-    <w:bookmarkEnd w:id="117"/>
-    <w:bookmarkStart w:id="122" w:name="section-3"/>
+    <w:bookmarkEnd w:id="106"/>
+    <w:bookmarkStart w:id="111" w:name="section-3"/>
     <w:p>
       <w:pPr>
         <w:pStyle w:val="Heading3"/>
@@ -3559,7 +3541,7 @@
       <w:r>
         <w:t xml:space="preserve"> </w:t>
       </w:r>
-      <w:hyperlink r:id="rId118">
+      <w:hyperlink r:id="rId107">
         <w:r>
           <w:rPr>
             <w:rStyle w:val="Hyperlink"/>
@@ -3588,7 +3570,7 @@
           <w:b/>
           <w:bCs/>
         </w:rPr>
-        <w:t xml:space="preserve">D1, IF: 5.3, IC: 4</w:t>
+        <w:t xml:space="preserve">D1, IF: 5.3, IC: 6</w:t>
       </w:r>
     </w:p>
     <w:p>
@@ -3617,7 +3599,7 @@
       <w:r>
         <w:t xml:space="preserve"> </w:t>
       </w:r>
-      <w:hyperlink r:id="rId119">
+      <w:hyperlink r:id="rId108">
         <w:r>
           <w:rPr>
             <w:rStyle w:val="Hyperlink"/>
@@ -3646,7 +3628,7 @@
           <w:b/>
           <w:bCs/>
         </w:rPr>
-        <w:t xml:space="preserve">D1, IF: 14.9, IC: 37</w:t>
+        <w:t xml:space="preserve">D1, IF: 14.9, IC: 39</w:t>
       </w:r>
     </w:p>
     <w:p>
@@ -3675,7 +3657,7 @@
       <w:r>
         <w:t xml:space="preserve"> </w:t>
       </w:r>
-      <w:hyperlink r:id="rId120">
+      <w:hyperlink r:id="rId109">
         <w:r>
           <w:rPr>
             <w:rStyle w:val="Hyperlink"/>
@@ -3704,44 +3686,16 @@
           <w:b/>
           <w:bCs/>
         </w:rPr>
-        <w:t xml:space="preserve">D1, IF: 5.8, IC: 142</w:t>
-      </w:r>
-      <w:r>
-        <w:rPr>
-          <w:b/>
-          <w:bCs/>
-        </w:rPr>
-        <w:t xml:space="preserve"> </w:t>
-      </w:r>
-      <w:r>
-        <w:rPr>
-          <w:b/>
-          <w:bCs/>
-        </w:rPr>
-        <w:t xml:space="preserve">“High impact paper”</w:t>
-      </w:r>
-      <w:r>
-        <w:rPr>
-          <w:b/>
-          <w:bCs/>
-        </w:rPr>
-        <w:t xml:space="preserve"> </w:t>
-      </w:r>
-      <w:r>
-        <w:rPr>
-          <w:b/>
-          <w:bCs/>
-        </w:rPr>
-        <w:t xml:space="preserve">according to</w:t>
-      </w:r>
-      <w:r>
-        <w:rPr>
-          <w:b/>
-          <w:bCs/>
-        </w:rPr>
-        <w:t xml:space="preserve"> </w:t>
-      </w:r>
-      <w:hyperlink r:id="rId121">
+        <w:t xml:space="preserve">D1, IF: 5.8, IC: 150 “High impact paper” according to</w:t>
+      </w:r>
+      <w:r>
+        <w:rPr>
+          <w:b/>
+          <w:bCs/>
+        </w:rPr>
+        <w:t xml:space="preserve"> </w:t>
+      </w:r>
+      <w:hyperlink r:id="rId110">
         <w:r>
           <w:rPr>
             <w:rStyle w:val="Hyperlink"/>
@@ -3759,8 +3713,8 @@
         <w:t xml:space="preserve">. (*corresponding author)</w:t>
       </w:r>
     </w:p>
-    <w:bookmarkEnd w:id="122"/>
-    <w:bookmarkStart w:id="124" w:name="section-4"/>
+    <w:bookmarkEnd w:id="111"/>
+    <w:bookmarkStart w:id="113" w:name="section-4"/>
     <w:p>
       <w:pPr>
         <w:pStyle w:val="Heading3"/>
@@ -3796,7 +3750,7 @@
       <w:r>
         <w:t xml:space="preserve"> </w:t>
       </w:r>
-      <w:hyperlink r:id="rId123">
+      <w:hyperlink r:id="rId112">
         <w:r>
           <w:rPr>
             <w:rStyle w:val="Hyperlink"/>
@@ -3825,11 +3779,11 @@
           <w:b/>
           <w:bCs/>
         </w:rPr>
-        <w:t xml:space="preserve">D1, IF: 5.68, IC: 27</w:t>
-      </w:r>
-    </w:p>
-    <w:bookmarkEnd w:id="124"/>
-    <w:bookmarkStart w:id="131" w:name="section-5"/>
+        <w:t xml:space="preserve">D1, IF: 5.68, IC: 28</w:t>
+      </w:r>
+    </w:p>
+    <w:bookmarkEnd w:id="113"/>
+    <w:bookmarkStart w:id="120" w:name="section-5"/>
     <w:p>
       <w:pPr>
         <w:pStyle w:val="Heading3"/>
@@ -3864,7 +3818,7 @@
       <w:r>
         <w:t xml:space="preserve"> </w:t>
       </w:r>
-      <w:hyperlink r:id="rId125">
+      <w:hyperlink r:id="rId114">
         <w:r>
           <w:rPr>
             <w:rStyle w:val="Hyperlink"/>
@@ -3893,7 +3847,7 @@
           <w:b/>
           <w:bCs/>
         </w:rPr>
-        <w:t xml:space="preserve">D1, IF: 12.12, IC: 44</w:t>
+        <w:t xml:space="preserve">D1, IF: 12.12, IC: 45</w:t>
       </w:r>
     </w:p>
     <w:p>
@@ -3922,7 +3876,7 @@
       <w:r>
         <w:t xml:space="preserve"> </w:t>
       </w:r>
-      <w:hyperlink r:id="rId126">
+      <w:hyperlink r:id="rId115">
         <w:r>
           <w:rPr>
             <w:rStyle w:val="Hyperlink"/>
@@ -3951,16 +3905,16 @@
           <w:b/>
           <w:bCs/>
         </w:rPr>
-        <w:t xml:space="preserve">D1, IF: 15.54, IC: 101 Craig MacLean recommended it in</w:t>
-      </w:r>
-      <w:r>
-        <w:rPr>
-          <w:b/>
-          <w:bCs/>
-        </w:rPr>
-        <w:t xml:space="preserve"> </w:t>
-      </w:r>
-      <w:hyperlink r:id="rId127">
+        <w:t xml:space="preserve">D1, IF: 15.54, IC: 104 Craig MacLean recommended it in</w:t>
+      </w:r>
+      <w:r>
+        <w:rPr>
+          <w:b/>
+          <w:bCs/>
+        </w:rPr>
+        <w:t xml:space="preserve"> </w:t>
+      </w:r>
+      <w:hyperlink r:id="rId116">
         <w:r>
           <w:rPr>
             <w:rStyle w:val="Hyperlink"/>
@@ -3991,7 +3945,7 @@
         </w:rPr>
         <w:t xml:space="preserve"> </w:t>
       </w:r>
-      <w:hyperlink r:id="rId128">
+      <w:hyperlink r:id="rId117">
         <w:r>
           <w:rPr>
             <w:rStyle w:val="Hyperlink"/>
@@ -4035,7 +3989,7 @@
       <w:r>
         <w:t xml:space="preserve"> </w:t>
       </w:r>
-      <w:hyperlink r:id="rId129">
+      <w:hyperlink r:id="rId118">
         <w:r>
           <w:rPr>
             <w:rStyle w:val="Hyperlink"/>
@@ -4093,7 +4047,7 @@
       <w:r>
         <w:t xml:space="preserve"> </w:t>
       </w:r>
-      <w:hyperlink r:id="rId130">
+      <w:hyperlink r:id="rId119">
         <w:r>
           <w:rPr>
             <w:rStyle w:val="Hyperlink"/>
@@ -4122,11 +4076,11 @@
           <w:b/>
           <w:bCs/>
         </w:rPr>
-        <w:t xml:space="preserve">D1, IF: 9.1, IC: 20</w:t>
-      </w:r>
-    </w:p>
-    <w:bookmarkEnd w:id="131"/>
-    <w:bookmarkStart w:id="133" w:name="section-6"/>
+        <w:t xml:space="preserve">D1, IF: 9.1, IC: 21</w:t>
+      </w:r>
+    </w:p>
+    <w:bookmarkEnd w:id="120"/>
+    <w:bookmarkStart w:id="122" w:name="section-6"/>
     <w:p>
       <w:pPr>
         <w:pStyle w:val="Heading3"/>
@@ -4162,7 +4116,7 @@
       <w:r>
         <w:t xml:space="preserve"> </w:t>
       </w:r>
-      <w:hyperlink r:id="rId132">
+      <w:hyperlink r:id="rId121">
         <w:r>
           <w:rPr>
             <w:rStyle w:val="Hyperlink"/>
@@ -4191,11 +4145,11 @@
           <w:b/>
           <w:bCs/>
         </w:rPr>
-        <w:t xml:space="preserve">D1, IF: 9.58, IC: 95</w:t>
-      </w:r>
-    </w:p>
-    <w:bookmarkEnd w:id="133"/>
-    <w:bookmarkStart w:id="137" w:name="section-7"/>
+        <w:t xml:space="preserve">D1, IF: 9.58, IC: 96</w:t>
+      </w:r>
+    </w:p>
+    <w:bookmarkEnd w:id="122"/>
+    <w:bookmarkStart w:id="126" w:name="section-7"/>
     <w:p>
       <w:pPr>
         <w:pStyle w:val="Heading3"/>
@@ -4230,7 +4184,7 @@
       <w:r>
         <w:t xml:space="preserve"> </w:t>
       </w:r>
-      <w:hyperlink r:id="rId134">
+      <w:hyperlink r:id="rId123">
         <w:r>
           <w:rPr>
             <w:rStyle w:val="Hyperlink"/>
@@ -4288,7 +4242,7 @@
       <w:r>
         <w:t xml:space="preserve"> </w:t>
       </w:r>
-      <w:hyperlink r:id="rId135">
+      <w:hyperlink r:id="rId124">
         <w:r>
           <w:rPr>
             <w:rStyle w:val="Hyperlink"/>
@@ -4343,7 +4297,7 @@
           <w:b/>
           <w:bCs/>
         </w:rPr>
-        <w:t xml:space="preserve">Q1, IF: 3.81, IC: 31</w:t>
+        <w:t xml:space="preserve">Q1, IF: 3.81, IC: 32</w:t>
       </w:r>
     </w:p>
     <w:p>
@@ -4372,7 +4326,7 @@
       <w:r>
         <w:t xml:space="preserve"> </w:t>
       </w:r>
-      <w:hyperlink r:id="rId136">
+      <w:hyperlink r:id="rId125">
         <w:r>
           <w:rPr>
             <w:rStyle w:val="Hyperlink"/>
@@ -4404,8 +4358,8 @@
         <w:t xml:space="preserve">Q2, IF: 0.98, IC: 2</w:t>
       </w:r>
     </w:p>
-    <w:bookmarkEnd w:id="137"/>
-    <w:bookmarkStart w:id="141" w:name="section-8"/>
+    <w:bookmarkEnd w:id="126"/>
+    <w:bookmarkStart w:id="130" w:name="section-8"/>
     <w:p>
       <w:pPr>
         <w:pStyle w:val="Heading3"/>
@@ -4440,7 +4394,7 @@
       <w:r>
         <w:t xml:space="preserve"> </w:t>
       </w:r>
-      <w:hyperlink r:id="rId138">
+      <w:hyperlink r:id="rId127">
         <w:r>
           <w:rPr>
             <w:rStyle w:val="Hyperlink"/>
@@ -4477,7 +4431,7 @@
           <w:b/>
           <w:bCs/>
         </w:rPr>
-        <w:t xml:space="preserve">Q2, IF: 0.6, IC: 61</w:t>
+        <w:t xml:space="preserve">Q2, IF: 0.6, IC: 62</w:t>
       </w:r>
     </w:p>
     <w:p>
@@ -4500,7 +4454,7 @@
       <w:r>
         <w:t xml:space="preserve"> </w:t>
       </w:r>
-      <w:hyperlink r:id="rId139">
+      <w:hyperlink r:id="rId128">
         <w:r>
           <w:rPr>
             <w:rStyle w:val="Hyperlink"/>
@@ -4558,7 +4512,7 @@
       <w:r>
         <w:t xml:space="preserve"> </w:t>
       </w:r>
-      <w:hyperlink r:id="rId140">
+      <w:hyperlink r:id="rId129">
         <w:r>
           <w:rPr>
             <w:rStyle w:val="Hyperlink"/>
@@ -4587,11 +4541,11 @@
           <w:b/>
           <w:bCs/>
         </w:rPr>
-        <w:t xml:space="preserve">D1, IF: 4.62, IC: 7</w:t>
-      </w:r>
-    </w:p>
-    <w:bookmarkEnd w:id="141"/>
-    <w:bookmarkStart w:id="143" w:name="section-9"/>
+        <w:t xml:space="preserve">D1, IF: 4.62, IC: 8</w:t>
+      </w:r>
+    </w:p>
+    <w:bookmarkEnd w:id="130"/>
+    <w:bookmarkStart w:id="132" w:name="section-9"/>
     <w:p>
       <w:pPr>
         <w:pStyle w:val="Heading3"/>
@@ -4627,7 +4581,7 @@
       <w:r>
         <w:t xml:space="preserve"> </w:t>
       </w:r>
-      <w:hyperlink r:id="rId142">
+      <w:hyperlink r:id="rId131">
         <w:r>
           <w:rPr>
             <w:rStyle w:val="Hyperlink"/>
@@ -4659,8 +4613,8 @@
         <w:t xml:space="preserve">D1, IF: 5.85, IC: 17</w:t>
       </w:r>
     </w:p>
-    <w:bookmarkEnd w:id="143"/>
-    <w:bookmarkStart w:id="145" w:name="section-10"/>
+    <w:bookmarkEnd w:id="132"/>
+    <w:bookmarkStart w:id="134" w:name="section-10"/>
     <w:p>
       <w:pPr>
         <w:pStyle w:val="Heading3"/>
@@ -4690,7 +4644,7 @@
       <w:r>
         <w:t xml:space="preserve"> </w:t>
       </w:r>
-      <w:hyperlink r:id="rId144">
+      <w:hyperlink r:id="rId133">
         <w:r>
           <w:rPr>
             <w:rStyle w:val="Hyperlink"/>
@@ -4722,8 +4676,8 @@
         <w:t xml:space="preserve">D1, IF: 4.42, IC: 5 (*corresponding author)</w:t>
       </w:r>
     </w:p>
-    <w:bookmarkEnd w:id="145"/>
-    <w:bookmarkStart w:id="148" w:name="section-11"/>
+    <w:bookmarkEnd w:id="134"/>
+    <w:bookmarkStart w:id="137" w:name="section-11"/>
     <w:p>
       <w:pPr>
         <w:pStyle w:val="Heading3"/>
@@ -4761,7 +4715,7 @@
       <w:r>
         <w:t xml:space="preserve"> </w:t>
       </w:r>
-      <w:hyperlink r:id="rId146">
+      <w:hyperlink r:id="rId135">
         <w:r>
           <w:rPr>
             <w:rStyle w:val="Hyperlink"/>
@@ -4845,7 +4799,7 @@
       <w:r>
         <w:t xml:space="preserve"> </w:t>
       </w:r>
-      <w:hyperlink r:id="rId147">
+      <w:hyperlink r:id="rId136">
         <w:r>
           <w:rPr>
             <w:rStyle w:val="Hyperlink"/>
@@ -4926,11 +4880,11 @@
           <w:b/>
           <w:bCs/>
         </w:rPr>
-        <w:t xml:space="preserve">Q1, IF: 2.78, IC: 27</w:t>
-      </w:r>
-    </w:p>
-    <w:bookmarkEnd w:id="148"/>
-    <w:bookmarkStart w:id="150" w:name="section-12"/>
+        <w:t xml:space="preserve">Q1, IF: 2.78, IC: 28</w:t>
+      </w:r>
+    </w:p>
+    <w:bookmarkEnd w:id="137"/>
+    <w:bookmarkStart w:id="139" w:name="section-12"/>
     <w:p>
       <w:pPr>
         <w:pStyle w:val="Heading3"/>
@@ -4966,7 +4920,7 @@
       <w:r>
         <w:t xml:space="preserve"> </w:t>
       </w:r>
-      <w:hyperlink r:id="rId149">
+      <w:hyperlink r:id="rId138">
         <w:r>
           <w:rPr>
             <w:rStyle w:val="Hyperlink"/>
@@ -4998,8 +4952,8 @@
         <w:t xml:space="preserve">D1, IF: 3.88, IC: 30</w:t>
       </w:r>
     </w:p>
-    <w:bookmarkEnd w:id="150"/>
-    <w:bookmarkStart w:id="152" w:name="section-13"/>
+    <w:bookmarkEnd w:id="139"/>
+    <w:bookmarkStart w:id="141" w:name="section-13"/>
     <w:p>
       <w:pPr>
         <w:pStyle w:val="Heading3"/>
@@ -5029,7 +4983,7 @@
       <w:r>
         <w:t xml:space="preserve"> </w:t>
       </w:r>
-      <w:hyperlink r:id="rId151">
+      <w:hyperlink r:id="rId140">
         <w:r>
           <w:rPr>
             <w:rStyle w:val="Hyperlink"/>
@@ -5061,10 +5015,10 @@
         <w:t xml:space="preserve">Q2, IF: 0.23, IC: 0 (in Hungarian)</w:t>
       </w:r>
     </w:p>
-    <w:bookmarkEnd w:id="152"/>
-    <w:bookmarkEnd w:id="153"/>
-    <w:bookmarkEnd w:id="154"/>
-    <w:bookmarkStart w:id="161" w:name="oral-presentations-in-conferences"/>
+    <w:bookmarkEnd w:id="141"/>
+    <w:bookmarkEnd w:id="142"/>
+    <w:bookmarkEnd w:id="143"/>
+    <w:bookmarkStart w:id="150" w:name="oral-presentations-in-conferences"/>
     <w:p>
       <w:pPr>
         <w:pStyle w:val="Heading1"/>
@@ -5169,7 +5123,7 @@
       <w:r>
         <w:t xml:space="preserve"> </w:t>
       </w:r>
-      <w:hyperlink r:id="rId155">
+      <w:hyperlink r:id="rId144">
         <w:r>
           <w:rPr>
             <w:rStyle w:val="Hyperlink"/>
@@ -5197,7 +5151,7 @@
       <w:r>
         <w:t xml:space="preserve"> </w:t>
       </w:r>
-      <w:hyperlink r:id="rId156">
+      <w:hyperlink r:id="rId145">
         <w:r>
           <w:rPr>
             <w:rStyle w:val="Hyperlink"/>
@@ -5241,7 +5195,7 @@
       <w:r>
         <w:t xml:space="preserve"> </w:t>
       </w:r>
-      <w:hyperlink r:id="rId157">
+      <w:hyperlink r:id="rId146">
         <w:r>
           <w:rPr>
             <w:rStyle w:val="Hyperlink"/>
@@ -5285,7 +5239,7 @@
       <w:r>
         <w:t xml:space="preserve"> </w:t>
       </w:r>
-      <w:hyperlink r:id="rId158">
+      <w:hyperlink r:id="rId147">
         <w:r>
           <w:rPr>
             <w:rStyle w:val="Hyperlink"/>
@@ -5342,7 +5296,7 @@
       <w:r>
         <w:t xml:space="preserve"> </w:t>
       </w:r>
-      <w:hyperlink r:id="rId159">
+      <w:hyperlink r:id="rId148">
         <w:r>
           <w:rPr>
             <w:rStyle w:val="Hyperlink"/>
@@ -5399,7 +5353,7 @@
       <w:r>
         <w:t xml:space="preserve"> </w:t>
       </w:r>
-      <w:hyperlink r:id="rId160">
+      <w:hyperlink r:id="rId149">
         <w:r>
           <w:rPr>
             <w:rStyle w:val="Hyperlink"/>
@@ -5809,8 +5763,8 @@
         <w:t xml:space="preserve">, 4-9 Sep, St. Andrews, UK</w:t>
       </w:r>
     </w:p>
-    <w:bookmarkEnd w:id="161"/>
-    <w:bookmarkStart w:id="162" w:name="other-invited-talks"/>
+    <w:bookmarkEnd w:id="150"/>
+    <w:bookmarkStart w:id="151" w:name="other-invited-talks"/>
     <w:p>
       <w:pPr>
         <w:pStyle w:val="Heading1"/>
@@ -5881,8 +5835,8 @@
         <w:t xml:space="preserve">. The Genome Analysis Centre, 23 Feb, Norwich, UK</w:t>
       </w:r>
     </w:p>
-    <w:bookmarkEnd w:id="162"/>
-    <w:bookmarkStart w:id="172" w:name="poster-presentations-in-conferences"/>
+    <w:bookmarkEnd w:id="151"/>
+    <w:bookmarkStart w:id="161" w:name="poster-presentations-in-conferences"/>
     <w:p>
       <w:pPr>
         <w:pStyle w:val="Heading1"/>
@@ -5943,7 +5897,7 @@
       <w:r>
         <w:t xml:space="preserve"> </w:t>
       </w:r>
-      <w:hyperlink r:id="rId163">
+      <w:hyperlink r:id="rId152">
         <w:r>
           <w:rPr>
             <w:rStyle w:val="Hyperlink"/>
@@ -6000,7 +5954,7 @@
       <w:r>
         <w:t xml:space="preserve"> </w:t>
       </w:r>
-      <w:hyperlink r:id="rId164">
+      <w:hyperlink r:id="rId153">
         <w:r>
           <w:rPr>
             <w:rStyle w:val="Hyperlink"/>
@@ -6044,7 +5998,7 @@
       <w:r>
         <w:t xml:space="preserve"> </w:t>
       </w:r>
-      <w:hyperlink r:id="rId165">
+      <w:hyperlink r:id="rId154">
         <w:r>
           <w:rPr>
             <w:rStyle w:val="Hyperlink"/>
@@ -6072,7 +6026,7 @@
       <w:r>
         <w:t xml:space="preserve"> </w:t>
       </w:r>
-      <w:hyperlink r:id="rId166">
+      <w:hyperlink r:id="rId155">
         <w:r>
           <w:rPr>
             <w:rStyle w:val="Hyperlink"/>
@@ -6129,7 +6083,7 @@
       <w:r>
         <w:t xml:space="preserve"> </w:t>
       </w:r>
-      <w:hyperlink r:id="rId167">
+      <w:hyperlink r:id="rId156">
         <w:r>
           <w:rPr>
             <w:rStyle w:val="Hyperlink"/>
@@ -6173,7 +6127,7 @@
       <w:r>
         <w:t xml:space="preserve"> </w:t>
       </w:r>
-      <w:hyperlink r:id="rId168">
+      <w:hyperlink r:id="rId157">
         <w:r>
           <w:rPr>
             <w:rStyle w:val="Hyperlink"/>
@@ -6201,7 +6155,7 @@
       <w:r>
         <w:t xml:space="preserve"> </w:t>
       </w:r>
-      <w:hyperlink r:id="rId169">
+      <w:hyperlink r:id="rId158">
         <w:r>
           <w:rPr>
             <w:rStyle w:val="Hyperlink"/>
@@ -6242,7 +6196,7 @@
       <w:r>
         <w:t xml:space="preserve"> </w:t>
       </w:r>
-      <w:hyperlink r:id="rId170">
+      <w:hyperlink r:id="rId159">
         <w:r>
           <w:rPr>
             <w:rStyle w:val="Hyperlink"/>
@@ -6307,7 +6261,7 @@
       <w:r>
         <w:t xml:space="preserve"> </w:t>
       </w:r>
-      <w:hyperlink r:id="rId171">
+      <w:hyperlink r:id="rId160">
         <w:r>
           <w:rPr>
             <w:rStyle w:val="Hyperlink"/>
@@ -6362,7 +6316,7 @@
       <w:r>
         <w:t xml:space="preserve"> </w:t>
       </w:r>
-      <w:hyperlink r:id="rId171">
+      <w:hyperlink r:id="rId160">
         <w:r>
           <w:rPr>
             <w:rStyle w:val="Hyperlink"/>
@@ -6494,7 +6448,7 @@
         <w:t xml:space="preserve">, 25-27 May, Vienna, A</w:t>
       </w:r>
     </w:p>
-    <w:bookmarkEnd w:id="172"/>
+    <w:bookmarkEnd w:id="161"/>
     <w:sectPr>
       <w:footnotePr>
         <w:numRestart w:val="eachSect"/>
@@ -6524,7 +6478,7 @@
       </w:r>
     </w:p>
   </w:footnote>
-  <w:footnote w:id="57">
+  <w:footnote w:id="46">
     <w:p>
       <w:pPr>
         <w:pStyle w:val="FootnoteText"/>
@@ -6543,7 +6497,7 @@
       </w:r>
     </w:p>
   </w:footnote>
-  <w:footnote w:id="61">
+  <w:footnote w:id="50">
     <w:p>
       <w:pPr>
         <w:pStyle w:val="FootnoteText"/>
@@ -6886,10 +6840,10 @@
   <w:docDefaults>
     <w:rPrDefault>
       <w:rPr>
-        <w:rFonts w:asciiTheme="minorHAnsi" w:cstheme="minorBidi" w:eastAsiaTheme="minorHAnsi" w:hAnsiTheme="minorHAnsi"/>
+        <w:rFonts w:asciiTheme="minorHAnsi" w:cstheme="minorBidi" w:eastAsiaTheme="minorEastAsia" w:hAnsiTheme="minorHAnsi"/>
         <w:sz w:val="24"/>
         <w:szCs w:val="24"/>
-        <w:lang w:bidi="ar-SA" w:eastAsia="en-US" w:val="en-US"/>
+        <w:lang w:bidi="ar-SA" w:eastAsia="zh-CN" w:val="en-US"/>
       </w:rPr>
     </w:rPrDefault>
     <w:pPrDefault>
@@ -7430,13 +7384,6 @@
       </w:tblCellMar>
     </w:tblPr>
     <w:tblStylePr w:type="firstRow">
-      <w:tblPr>
-        <w:jc w:val="left"/>
-        <w:tblInd w:type="dxa" w:w="0"/>
-      </w:tblPr>
-      <w:trPr>
-        <w:jc w:val="left"/>
-      </w:trPr>
       <w:tcPr>
         <w:tcBorders>
           <w:bottom w:val="single"/>

--- a/docs/cv_en.docx
+++ b/docs/cv_en.docx
@@ -194,7 +194,7 @@
           <w:rPr>
             <w:rStyle w:val="Hyperlink"/>
           </w:rPr>
-          <w:t xml:space="preserve">Biological Research Centre, Szeged, H</w:t>
+          <w:t xml:space="preserve">HUN-REN Biological Research Centre, Szeged, H</w:t>
         </w:r>
       </w:hyperlink>
     </w:p>
@@ -2792,7 +2792,7 @@
           <w:b/>
           <w:bCs/>
         </w:rPr>
-        <w:t xml:space="preserve">941</w:t>
+        <w:t xml:space="preserve">942</w:t>
       </w:r>
     </w:p>
     <w:p>
@@ -3133,7 +3133,7 @@
           <w:b/>
           <w:bCs/>
         </w:rPr>
-        <w:t xml:space="preserve">D1, IF: 45.5, IC: 46</w:t>
+        <w:t xml:space="preserve">D1, IF: 45.5, IC: 47</w:t>
       </w:r>
     </w:p>
     <w:p>

--- a/docs/cv_en.docx
+++ b/docs/cv_en.docx
@@ -864,6 +864,18 @@
         </w:numPr>
       </w:pPr>
       <w:r>
+        <w:t xml:space="preserve">János Bolyai Research Fellowship of Hungarian Academy of Sciences, 2026, Budapepest, H</w:t>
+      </w:r>
+    </w:p>
+    <w:p>
+      <w:pPr>
+        <w:pStyle w:val="Compact"/>
+        <w:numPr>
+          <w:ilvl w:val="0"/>
+          <w:numId w:val="1008"/>
+        </w:numPr>
+      </w:pPr>
+      <w:r>
         <w:t xml:space="preserve">Outstanding scientific publication award from Excellence Fund of Eötvös Loránd University, 2024 and 2022, Budapest, H</w:t>
       </w:r>
     </w:p>
@@ -2792,7 +2804,7 @@
           <w:b/>
           <w:bCs/>
         </w:rPr>
-        <w:t xml:space="preserve">942</w:t>
+        <w:t xml:space="preserve">975</w:t>
       </w:r>
     </w:p>
     <w:p>
@@ -3065,7 +3077,7 @@
           <w:b/>
           <w:bCs/>
         </w:rPr>
-        <w:t xml:space="preserve">D1, IF: 20.5, IC: 81</w:t>
+        <w:t xml:space="preserve">D1, IF: 20.5, IC: 92</w:t>
       </w:r>
     </w:p>
     <w:bookmarkEnd w:id="97"/>
@@ -3133,7 +3145,7 @@
           <w:b/>
           <w:bCs/>
         </w:rPr>
-        <w:t xml:space="preserve">D1, IF: 45.5, IC: 47</w:t>
+        <w:t xml:space="preserve">D1, IF: 45.5, IC: 52</w:t>
       </w:r>
     </w:p>
     <w:p>
@@ -3508,7 +3520,7 @@
           <w:b/>
           <w:bCs/>
         </w:rPr>
-        <w:t xml:space="preserve">D1, IF: 14.7, IC: 33</w:t>
+        <w:t xml:space="preserve">D1, IF: 14.7, IC: 34</w:t>
       </w:r>
     </w:p>
     <w:bookmarkEnd w:id="106"/>
@@ -3628,7 +3640,7 @@
           <w:b/>
           <w:bCs/>
         </w:rPr>
-        <w:t xml:space="preserve">D1, IF: 14.9, IC: 39</w:t>
+        <w:t xml:space="preserve">D1, IF: 14.9, IC: 40</w:t>
       </w:r>
     </w:p>
     <w:p>
@@ -3686,7 +3698,7 @@
           <w:b/>
           <w:bCs/>
         </w:rPr>
-        <w:t xml:space="preserve">D1, IF: 5.8, IC: 150 “High impact paper” according to</w:t>
+        <w:t xml:space="preserve">D1, IF: 5.8, IC: 160 “High impact paper” according to</w:t>
       </w:r>
       <w:r>
         <w:rPr>
@@ -3779,7 +3791,7 @@
           <w:b/>
           <w:bCs/>
         </w:rPr>
-        <w:t xml:space="preserve">D1, IF: 5.68, IC: 28</w:t>
+        <w:t xml:space="preserve">D1, IF: 5.68, IC: 29</w:t>
       </w:r>
     </w:p>
     <w:bookmarkEnd w:id="113"/>
@@ -3847,7 +3859,7 @@
           <w:b/>
           <w:bCs/>
         </w:rPr>
-        <w:t xml:space="preserve">D1, IF: 12.12, IC: 45</w:t>
+        <w:t xml:space="preserve">D1, IF: 12.12, IC: 46</w:t>
       </w:r>
     </w:p>
     <w:p>
@@ -4018,7 +4030,7 @@
           <w:b/>
           <w:bCs/>
         </w:rPr>
-        <w:t xml:space="preserve">D1, IF: 11.06, IC: 48</w:t>
+        <w:t xml:space="preserve">D1, IF: 11.06, IC: 49</w:t>
       </w:r>
     </w:p>
     <w:p>
@@ -4076,7 +4088,7 @@
           <w:b/>
           <w:bCs/>
         </w:rPr>
-        <w:t xml:space="preserve">D1, IF: 9.1, IC: 21</w:t>
+        <w:t xml:space="preserve">D1, IF: 9.1, IC: 22</w:t>
       </w:r>
     </w:p>
     <w:bookmarkEnd w:id="120"/>
@@ -4297,7 +4309,7 @@
           <w:b/>
           <w:bCs/>
         </w:rPr>
-        <w:t xml:space="preserve">Q1, IF: 3.81, IC: 32</w:t>
+        <w:t xml:space="preserve">Q1, IF: 3.81, IC: 33</w:t>
       </w:r>
     </w:p>
     <w:p>

--- a/docs/cv_en.docx
+++ b/docs/cv_en.docx
@@ -2804,7 +2804,7 @@
           <w:b/>
           <w:bCs/>
         </w:rPr>
-        <w:t xml:space="preserve">975</w:t>
+        <w:t xml:space="preserve">984</w:t>
       </w:r>
     </w:p>
     <w:p>
@@ -2961,7 +2961,7 @@
           <w:b/>
           <w:bCs/>
         </w:rPr>
-        <w:t xml:space="preserve">Q1, IF: 4.5, IC: 0</w:t>
+        <w:t xml:space="preserve">Q1, IF: 4.5, IC: 1</w:t>
       </w:r>
     </w:p>
     <w:p>
@@ -3077,7 +3077,7 @@
           <w:b/>
           <w:bCs/>
         </w:rPr>
-        <w:t xml:space="preserve">D1, IF: 20.5, IC: 92</w:t>
+        <w:t xml:space="preserve">D1, IF: 20.5, IC: 96</w:t>
       </w:r>
     </w:p>
     <w:bookmarkEnd w:id="97"/>
@@ -3145,7 +3145,7 @@
           <w:b/>
           <w:bCs/>
         </w:rPr>
-        <w:t xml:space="preserve">D1, IF: 45.5, IC: 52</w:t>
+        <w:t xml:space="preserve">D1, IF: 45.5, IC: 54</w:t>
       </w:r>
     </w:p>
     <w:p>
@@ -3203,7 +3203,7 @@
           <w:b/>
           <w:bCs/>
         </w:rPr>
-        <w:t xml:space="preserve">Q1, IF: 2.9, IC: 1</w:t>
+        <w:t xml:space="preserve">Q1, IF: 2.9, IC: 2</w:t>
       </w:r>
       <w:r>
         <w:rPr>
@@ -3582,7 +3582,7 @@
           <w:b/>
           <w:bCs/>
         </w:rPr>
-        <w:t xml:space="preserve">D1, IF: 5.3, IC: 6</w:t>
+        <w:t xml:space="preserve">D1, IF: 5.3, IC: 7</w:t>
       </w:r>
     </w:p>
     <w:p>

--- a/docs/cv_en.docx
+++ b/docs/cv_en.docx
@@ -2804,7 +2804,7 @@
           <w:b/>
           <w:bCs/>
         </w:rPr>
-        <w:t xml:space="preserve">984</w:t>
+        <w:t xml:space="preserve">1000</w:t>
       </w:r>
     </w:p>
     <w:p>
@@ -3077,7 +3077,7 @@
           <w:b/>
           <w:bCs/>
         </w:rPr>
-        <w:t xml:space="preserve">D1, IF: 20.5, IC: 96</w:t>
+        <w:t xml:space="preserve">D1, IF: 20.5, IC: 103</w:t>
       </w:r>
     </w:p>
     <w:bookmarkEnd w:id="97"/>
@@ -3145,7 +3145,7 @@
           <w:b/>
           <w:bCs/>
         </w:rPr>
-        <w:t xml:space="preserve">D1, IF: 45.5, IC: 54</w:t>
+        <w:t xml:space="preserve">D1, IF: 45.5, IC: 55</w:t>
       </w:r>
     </w:p>
     <w:p>
@@ -3520,7 +3520,7 @@
           <w:b/>
           <w:bCs/>
         </w:rPr>
-        <w:t xml:space="preserve">D1, IF: 14.7, IC: 34</w:t>
+        <w:t xml:space="preserve">D1, IF: 14.7, IC: 35</w:t>
       </w:r>
     </w:p>
     <w:bookmarkEnd w:id="106"/>
@@ -3698,7 +3698,7 @@
           <w:b/>
           <w:bCs/>
         </w:rPr>
-        <w:t xml:space="preserve">D1, IF: 5.8, IC: 160 “High impact paper” according to</w:t>
+        <w:t xml:space="preserve">D1, IF: 5.8, IC: 163 “High impact paper” according to</w:t>
       </w:r>
       <w:r>
         <w:rPr>
@@ -3859,7 +3859,7 @@
           <w:b/>
           <w:bCs/>
         </w:rPr>
-        <w:t xml:space="preserve">D1, IF: 12.12, IC: 46</w:t>
+        <w:t xml:space="preserve">D1, IF: 12.12, IC: 49</w:t>
       </w:r>
     </w:p>
     <w:p>
@@ -4030,7 +4030,7 @@
           <w:b/>
           <w:bCs/>
         </w:rPr>
-        <w:t xml:space="preserve">D1, IF: 11.06, IC: 49</w:t>
+        <w:t xml:space="preserve">D1, IF: 11.06, IC: 50</w:t>
       </w:r>
     </w:p>
     <w:p>

--- a/docs/cv_en.docx
+++ b/docs/cv_en.docx
@@ -2553,7 +2553,7 @@
       </w:r>
     </w:p>
     <w:bookmarkEnd w:id="85"/>
-    <w:bookmarkStart w:id="143" w:name="publications"/>
+    <w:bookmarkStart w:id="144" w:name="publications"/>
     <w:p>
       <w:pPr>
         <w:pStyle w:val="Heading1"/>
@@ -2804,7 +2804,7 @@
           <w:b/>
           <w:bCs/>
         </w:rPr>
-        <w:t xml:space="preserve">1000</w:t>
+        <w:t xml:space="preserve">1013</w:t>
       </w:r>
     </w:p>
     <w:p>
@@ -2829,7 +2829,7 @@
         <w:t xml:space="preserve">18</w:t>
       </w:r>
     </w:p>
-    <w:bookmarkStart w:id="93" w:name="preprints"/>
+    <w:bookmarkStart w:id="94" w:name="preprints"/>
     <w:p>
       <w:pPr>
         <w:pStyle w:val="Heading2"/>
@@ -2840,13 +2840,60 @@
     </w:p>
     <w:p>
       <w:pPr>
-        <w:pStyle w:val="Compact"/>
         <w:numPr>
           <w:ilvl w:val="0"/>
           <w:numId w:val="1024"/>
         </w:numPr>
       </w:pPr>
       <w:r>
+        <w:t xml:space="preserve">Szili P, Czikkely MS, Farkas Z, Daruka L, Toldi B, Kurkó E, Vonyó AZ, Csernyák M, Kámán R, Maharramov E, Daraba A, Benedek B, Imre G, Lantos II, Mészáros L, Somogyi Á, Nagy D, Nagy ZF, Grézal G,</w:t>
+      </w:r>
+      <w:r>
+        <w:t xml:space="preserve"> </w:t>
+      </w:r>
+      <w:r>
+        <w:rPr>
+          <w:b/>
+          <w:bCs/>
+        </w:rPr>
+        <w:t xml:space="preserve">Ari E</w:t>
+      </w:r>
+      <w:r>
+        <w:t xml:space="preserve">, Kada N, Papp B, Csenki-Bakos Z, Kaszab E, Kriszt B, Szabó I, Balogh G, Péter M, Gombos I, Pilbat A, Török Z, Varga Z, Czimmerer Z, Csörgő B, Adamecz D, Papp CG, Szilovics Z, Veres É, Gácser A, Madácsy T, Maléth J, Ayaydin F, Farkas A, Tengölics R, Kintses B, Varga V, Haracska L, Juhász S, Pál C (2026)</w:t>
+      </w:r>
+      <w:r>
+        <w:t xml:space="preserve"> </w:t>
+      </w:r>
+      <w:hyperlink r:id="rId92">
+        <w:r>
+          <w:rPr>
+            <w:rStyle w:val="Hyperlink"/>
+          </w:rPr>
+          <w:t xml:space="preserve">A preclinical resistance framework discovers the virulence risks of antibiotics in development</w:t>
+        </w:r>
+      </w:hyperlink>
+      <w:r>
+        <w:t xml:space="preserve"> </w:t>
+      </w:r>
+      <w:r>
+        <w:rPr>
+          <w:i/>
+          <w:iCs/>
+        </w:rPr>
+        <w:t xml:space="preserve">BioRXiv</w:t>
+      </w:r>
+      <w:r>
+        <w:t xml:space="preserve">, 2026.07.20.739514.</w:t>
+      </w:r>
+    </w:p>
+    <w:p>
+      <w:pPr>
+        <w:numPr>
+          <w:ilvl w:val="0"/>
+          <w:numId w:val="1024"/>
+        </w:numPr>
+      </w:pPr>
+      <w:r>
         <w:t xml:space="preserve">Asbóth A, Stirling T, Méhi O, Apjok G, De Sousa VK, Taylor NMI, Mehdi HH, Papp B,</w:t>
       </w:r>
       <w:r>
@@ -2865,7 +2912,7 @@
       <w:r>
         <w:t xml:space="preserve"> </w:t>
       </w:r>
-      <w:hyperlink r:id="rId92">
+      <w:hyperlink r:id="rId93">
         <w:r>
           <w:rPr>
             <w:rStyle w:val="Hyperlink"/>
@@ -2887,8 +2934,8 @@
         <w:t xml:space="preserve">, 2026.02.20.706991.</w:t>
       </w:r>
     </w:p>
-    <w:bookmarkEnd w:id="93"/>
-    <w:bookmarkStart w:id="142" w:name="published"/>
+    <w:bookmarkEnd w:id="94"/>
+    <w:bookmarkStart w:id="143" w:name="published"/>
     <w:p>
       <w:pPr>
         <w:pStyle w:val="Heading2"/>
@@ -2897,7 +2944,7 @@
         <w:t xml:space="preserve">Published</w:t>
       </w:r>
     </w:p>
-    <w:bookmarkStart w:id="97" w:name="section"/>
+    <w:bookmarkStart w:id="98" w:name="section"/>
     <w:p>
       <w:pPr>
         <w:pStyle w:val="Heading3"/>
@@ -2932,7 +2979,7 @@
       <w:r>
         <w:t xml:space="preserve"> </w:t>
       </w:r>
-      <w:hyperlink r:id="rId94">
+      <w:hyperlink r:id="rId95">
         <w:r>
           <w:rPr>
             <w:rStyle w:val="Hyperlink"/>
@@ -2990,7 +3037,7 @@
       <w:r>
         <w:t xml:space="preserve"> </w:t>
       </w:r>
-      <w:hyperlink r:id="rId95">
+      <w:hyperlink r:id="rId96">
         <w:r>
           <w:rPr>
             <w:rStyle w:val="Hyperlink"/>
@@ -3048,7 +3095,7 @@
       <w:r>
         <w:t xml:space="preserve"> </w:t>
       </w:r>
-      <w:hyperlink r:id="rId96">
+      <w:hyperlink r:id="rId97">
         <w:r>
           <w:rPr>
             <w:rStyle w:val="Hyperlink"/>
@@ -3077,11 +3124,11 @@
           <w:b/>
           <w:bCs/>
         </w:rPr>
-        <w:t xml:space="preserve">D1, IF: 20.5, IC: 103</w:t>
-      </w:r>
-    </w:p>
-    <w:bookmarkEnd w:id="97"/>
-    <w:bookmarkStart w:id="101" w:name="section-1"/>
+        <w:t xml:space="preserve">D1, IF: 20.5, IC: 109</w:t>
+      </w:r>
+    </w:p>
+    <w:bookmarkEnd w:id="98"/>
+    <w:bookmarkStart w:id="102" w:name="section-1"/>
     <w:p>
       <w:pPr>
         <w:pStyle w:val="Heading3"/>
@@ -3116,7 +3163,7 @@
       <w:r>
         <w:t xml:space="preserve"> </w:t>
       </w:r>
-      <w:hyperlink r:id="rId98">
+      <w:hyperlink r:id="rId99">
         <w:r>
           <w:rPr>
             <w:rStyle w:val="Hyperlink"/>
@@ -3145,7 +3192,7 @@
           <w:b/>
           <w:bCs/>
         </w:rPr>
-        <w:t xml:space="preserve">D1, IF: 45.5, IC: 55</w:t>
+        <w:t xml:space="preserve">D1, IF: 45.5, IC: 56</w:t>
       </w:r>
     </w:p>
     <w:p>
@@ -3174,7 +3221,7 @@
       <w:r>
         <w:t xml:space="preserve"> </w:t>
       </w:r>
-      <w:hyperlink r:id="rId99">
+      <w:hyperlink r:id="rId100">
         <w:r>
           <w:rPr>
             <w:rStyle w:val="Hyperlink"/>
@@ -3240,7 +3287,7 @@
         </w:rPr>
         <w:t xml:space="preserve"> </w:t>
       </w:r>
-      <w:hyperlink r:id="rId100">
+      <w:hyperlink r:id="rId101">
         <w:r>
           <w:rPr>
             <w:rStyle w:val="Hyperlink"/>
@@ -3258,8 +3305,8 @@
         <w:t xml:space="preserve">. (*corresponding author)</w:t>
       </w:r>
     </w:p>
-    <w:bookmarkEnd w:id="101"/>
-    <w:bookmarkStart w:id="106" w:name="section-2"/>
+    <w:bookmarkEnd w:id="102"/>
+    <w:bookmarkStart w:id="107" w:name="section-2"/>
     <w:p>
       <w:pPr>
         <w:pStyle w:val="Heading3"/>
@@ -3297,7 +3344,7 @@
       <w:r>
         <w:t xml:space="preserve"> </w:t>
       </w:r>
-      <w:hyperlink r:id="rId102">
+      <w:hyperlink r:id="rId103">
         <w:r>
           <w:rPr>
             <w:rStyle w:val="Hyperlink"/>
@@ -3355,7 +3402,7 @@
       <w:r>
         <w:t xml:space="preserve"> </w:t>
       </w:r>
-      <w:hyperlink r:id="rId103">
+      <w:hyperlink r:id="rId104">
         <w:r>
           <w:rPr>
             <w:rStyle w:val="Hyperlink"/>
@@ -3384,7 +3431,7 @@
           <w:b/>
           <w:bCs/>
         </w:rPr>
-        <w:t xml:space="preserve">D1, IF: 11, IC: 15 (*shared corresponding authorship)</w:t>
+        <w:t xml:space="preserve">D1, IF: 11, IC: 16 (*shared corresponding authorship)</w:t>
       </w:r>
     </w:p>
     <w:p>
@@ -3413,7 +3460,7 @@
       <w:r>
         <w:t xml:space="preserve"> </w:t>
       </w:r>
-      <w:hyperlink r:id="rId104">
+      <w:hyperlink r:id="rId105">
         <w:r>
           <w:rPr>
             <w:rStyle w:val="Hyperlink"/>
@@ -3471,7 +3518,7 @@
       <w:r>
         <w:t xml:space="preserve"> </w:t>
       </w:r>
-      <w:hyperlink r:id="rId105">
+      <w:hyperlink r:id="rId106">
         <w:r>
           <w:rPr>
             <w:rStyle w:val="Hyperlink"/>
@@ -3523,8 +3570,8 @@
         <w:t xml:space="preserve">D1, IF: 14.7, IC: 35</w:t>
       </w:r>
     </w:p>
-    <w:bookmarkEnd w:id="106"/>
-    <w:bookmarkStart w:id="111" w:name="section-3"/>
+    <w:bookmarkEnd w:id="107"/>
+    <w:bookmarkStart w:id="112" w:name="section-3"/>
     <w:p>
       <w:pPr>
         <w:pStyle w:val="Heading3"/>
@@ -3553,7 +3600,7 @@
       <w:r>
         <w:t xml:space="preserve"> </w:t>
       </w:r>
-      <w:hyperlink r:id="rId107">
+      <w:hyperlink r:id="rId108">
         <w:r>
           <w:rPr>
             <w:rStyle w:val="Hyperlink"/>
@@ -3611,7 +3658,7 @@
       <w:r>
         <w:t xml:space="preserve"> </w:t>
       </w:r>
-      <w:hyperlink r:id="rId108">
+      <w:hyperlink r:id="rId109">
         <w:r>
           <w:rPr>
             <w:rStyle w:val="Hyperlink"/>
@@ -3640,7 +3687,7 @@
           <w:b/>
           <w:bCs/>
         </w:rPr>
-        <w:t xml:space="preserve">D1, IF: 14.9, IC: 40</w:t>
+        <w:t xml:space="preserve">D1, IF: 14.9, IC: 41</w:t>
       </w:r>
     </w:p>
     <w:p>
@@ -3669,7 +3716,7 @@
       <w:r>
         <w:t xml:space="preserve"> </w:t>
       </w:r>
-      <w:hyperlink r:id="rId109">
+      <w:hyperlink r:id="rId110">
         <w:r>
           <w:rPr>
             <w:rStyle w:val="Hyperlink"/>
@@ -3698,16 +3745,16 @@
           <w:b/>
           <w:bCs/>
         </w:rPr>
-        <w:t xml:space="preserve">D1, IF: 5.8, IC: 163 “High impact paper” according to</w:t>
-      </w:r>
-      <w:r>
-        <w:rPr>
-          <w:b/>
-          <w:bCs/>
-        </w:rPr>
-        <w:t xml:space="preserve"> </w:t>
-      </w:r>
-      <w:hyperlink r:id="rId110">
+        <w:t xml:space="preserve">D1, IF: 5.8, IC: 164 “High impact paper” according to</w:t>
+      </w:r>
+      <w:r>
+        <w:rPr>
+          <w:b/>
+          <w:bCs/>
+        </w:rPr>
+        <w:t xml:space="preserve"> </w:t>
+      </w:r>
+      <w:hyperlink r:id="rId111">
         <w:r>
           <w:rPr>
             <w:rStyle w:val="Hyperlink"/>
@@ -3725,8 +3772,8 @@
         <w:t xml:space="preserve">. (*corresponding author)</w:t>
       </w:r>
     </w:p>
-    <w:bookmarkEnd w:id="111"/>
-    <w:bookmarkStart w:id="113" w:name="section-4"/>
+    <w:bookmarkEnd w:id="112"/>
+    <w:bookmarkStart w:id="114" w:name="section-4"/>
     <w:p>
       <w:pPr>
         <w:pStyle w:val="Heading3"/>
@@ -3762,7 +3809,7 @@
       <w:r>
         <w:t xml:space="preserve"> </w:t>
       </w:r>
-      <w:hyperlink r:id="rId112">
+      <w:hyperlink r:id="rId113">
         <w:r>
           <w:rPr>
             <w:rStyle w:val="Hyperlink"/>
@@ -3794,8 +3841,8 @@
         <w:t xml:space="preserve">D1, IF: 5.68, IC: 29</w:t>
       </w:r>
     </w:p>
-    <w:bookmarkEnd w:id="113"/>
-    <w:bookmarkStart w:id="120" w:name="section-5"/>
+    <w:bookmarkEnd w:id="114"/>
+    <w:bookmarkStart w:id="121" w:name="section-5"/>
     <w:p>
       <w:pPr>
         <w:pStyle w:val="Heading3"/>
@@ -3830,7 +3877,7 @@
       <w:r>
         <w:t xml:space="preserve"> </w:t>
       </w:r>
-      <w:hyperlink r:id="rId114">
+      <w:hyperlink r:id="rId115">
         <w:r>
           <w:rPr>
             <w:rStyle w:val="Hyperlink"/>
@@ -3888,7 +3935,7 @@
       <w:r>
         <w:t xml:space="preserve"> </w:t>
       </w:r>
-      <w:hyperlink r:id="rId115">
+      <w:hyperlink r:id="rId116">
         <w:r>
           <w:rPr>
             <w:rStyle w:val="Hyperlink"/>
@@ -3917,16 +3964,16 @@
           <w:b/>
           <w:bCs/>
         </w:rPr>
-        <w:t xml:space="preserve">D1, IF: 15.54, IC: 104 Craig MacLean recommended it in</w:t>
-      </w:r>
-      <w:r>
-        <w:rPr>
-          <w:b/>
-          <w:bCs/>
-        </w:rPr>
-        <w:t xml:space="preserve"> </w:t>
-      </w:r>
-      <w:hyperlink r:id="rId116">
+        <w:t xml:space="preserve">D1, IF: 15.54, IC: 107 Craig MacLean recommended it in</w:t>
+      </w:r>
+      <w:r>
+        <w:rPr>
+          <w:b/>
+          <w:bCs/>
+        </w:rPr>
+        <w:t xml:space="preserve"> </w:t>
+      </w:r>
+      <w:hyperlink r:id="rId117">
         <w:r>
           <w:rPr>
             <w:rStyle w:val="Hyperlink"/>
@@ -3957,7 +4004,7 @@
         </w:rPr>
         <w:t xml:space="preserve"> </w:t>
       </w:r>
-      <w:hyperlink r:id="rId117">
+      <w:hyperlink r:id="rId118">
         <w:r>
           <w:rPr>
             <w:rStyle w:val="Hyperlink"/>
@@ -4001,7 +4048,7 @@
       <w:r>
         <w:t xml:space="preserve"> </w:t>
       </w:r>
-      <w:hyperlink r:id="rId118">
+      <w:hyperlink r:id="rId119">
         <w:r>
           <w:rPr>
             <w:rStyle w:val="Hyperlink"/>
@@ -4059,7 +4106,7 @@
       <w:r>
         <w:t xml:space="preserve"> </w:t>
       </w:r>
-      <w:hyperlink r:id="rId119">
+      <w:hyperlink r:id="rId120">
         <w:r>
           <w:rPr>
             <w:rStyle w:val="Hyperlink"/>
@@ -4091,8 +4138,8 @@
         <w:t xml:space="preserve">D1, IF: 9.1, IC: 22</w:t>
       </w:r>
     </w:p>
-    <w:bookmarkEnd w:id="120"/>
-    <w:bookmarkStart w:id="122" w:name="section-6"/>
+    <w:bookmarkEnd w:id="121"/>
+    <w:bookmarkStart w:id="123" w:name="section-6"/>
     <w:p>
       <w:pPr>
         <w:pStyle w:val="Heading3"/>
@@ -4128,7 +4175,7 @@
       <w:r>
         <w:t xml:space="preserve"> </w:t>
       </w:r>
-      <w:hyperlink r:id="rId121">
+      <w:hyperlink r:id="rId122">
         <w:r>
           <w:rPr>
             <w:rStyle w:val="Hyperlink"/>
@@ -4160,8 +4207,8 @@
         <w:t xml:space="preserve">D1, IF: 9.58, IC: 96</w:t>
       </w:r>
     </w:p>
-    <w:bookmarkEnd w:id="122"/>
-    <w:bookmarkStart w:id="126" w:name="section-7"/>
+    <w:bookmarkEnd w:id="123"/>
+    <w:bookmarkStart w:id="127" w:name="section-7"/>
     <w:p>
       <w:pPr>
         <w:pStyle w:val="Heading3"/>
@@ -4196,7 +4243,7 @@
       <w:r>
         <w:t xml:space="preserve"> </w:t>
       </w:r>
-      <w:hyperlink r:id="rId123">
+      <w:hyperlink r:id="rId124">
         <w:r>
           <w:rPr>
             <w:rStyle w:val="Hyperlink"/>
@@ -4254,7 +4301,7 @@
       <w:r>
         <w:t xml:space="preserve"> </w:t>
       </w:r>
-      <w:hyperlink r:id="rId124">
+      <w:hyperlink r:id="rId125">
         <w:r>
           <w:rPr>
             <w:rStyle w:val="Hyperlink"/>
@@ -4338,7 +4385,7 @@
       <w:r>
         <w:t xml:space="preserve"> </w:t>
       </w:r>
-      <w:hyperlink r:id="rId125">
+      <w:hyperlink r:id="rId126">
         <w:r>
           <w:rPr>
             <w:rStyle w:val="Hyperlink"/>
@@ -4370,8 +4417,8 @@
         <w:t xml:space="preserve">Q2, IF: 0.98, IC: 2</w:t>
       </w:r>
     </w:p>
-    <w:bookmarkEnd w:id="126"/>
-    <w:bookmarkStart w:id="130" w:name="section-8"/>
+    <w:bookmarkEnd w:id="127"/>
+    <w:bookmarkStart w:id="131" w:name="section-8"/>
     <w:p>
       <w:pPr>
         <w:pStyle w:val="Heading3"/>
@@ -4406,7 +4453,7 @@
       <w:r>
         <w:t xml:space="preserve"> </w:t>
       </w:r>
-      <w:hyperlink r:id="rId127">
+      <w:hyperlink r:id="rId128">
         <w:r>
           <w:rPr>
             <w:rStyle w:val="Hyperlink"/>
@@ -4466,7 +4513,7 @@
       <w:r>
         <w:t xml:space="preserve"> </w:t>
       </w:r>
-      <w:hyperlink r:id="rId128">
+      <w:hyperlink r:id="rId129">
         <w:r>
           <w:rPr>
             <w:rStyle w:val="Hyperlink"/>
@@ -4524,7 +4571,7 @@
       <w:r>
         <w:t xml:space="preserve"> </w:t>
       </w:r>
-      <w:hyperlink r:id="rId129">
+      <w:hyperlink r:id="rId130">
         <w:r>
           <w:rPr>
             <w:rStyle w:val="Hyperlink"/>
@@ -4556,8 +4603,8 @@
         <w:t xml:space="preserve">D1, IF: 4.62, IC: 8</w:t>
       </w:r>
     </w:p>
-    <w:bookmarkEnd w:id="130"/>
-    <w:bookmarkStart w:id="132" w:name="section-9"/>
+    <w:bookmarkEnd w:id="131"/>
+    <w:bookmarkStart w:id="133" w:name="section-9"/>
     <w:p>
       <w:pPr>
         <w:pStyle w:val="Heading3"/>
@@ -4593,7 +4640,7 @@
       <w:r>
         <w:t xml:space="preserve"> </w:t>
       </w:r>
-      <w:hyperlink r:id="rId131">
+      <w:hyperlink r:id="rId132">
         <w:r>
           <w:rPr>
             <w:rStyle w:val="Hyperlink"/>
@@ -4625,8 +4672,8 @@
         <w:t xml:space="preserve">D1, IF: 5.85, IC: 17</w:t>
       </w:r>
     </w:p>
-    <w:bookmarkEnd w:id="132"/>
-    <w:bookmarkStart w:id="134" w:name="section-10"/>
+    <w:bookmarkEnd w:id="133"/>
+    <w:bookmarkStart w:id="135" w:name="section-10"/>
     <w:p>
       <w:pPr>
         <w:pStyle w:val="Heading3"/>
@@ -4656,7 +4703,7 @@
       <w:r>
         <w:t xml:space="preserve"> </w:t>
       </w:r>
-      <w:hyperlink r:id="rId133">
+      <w:hyperlink r:id="rId134">
         <w:r>
           <w:rPr>
             <w:rStyle w:val="Hyperlink"/>
@@ -4688,8 +4735,8 @@
         <w:t xml:space="preserve">D1, IF: 4.42, IC: 5 (*corresponding author)</w:t>
       </w:r>
     </w:p>
-    <w:bookmarkEnd w:id="134"/>
-    <w:bookmarkStart w:id="137" w:name="section-11"/>
+    <w:bookmarkEnd w:id="135"/>
+    <w:bookmarkStart w:id="138" w:name="section-11"/>
     <w:p>
       <w:pPr>
         <w:pStyle w:val="Heading3"/>
@@ -4727,7 +4774,7 @@
       <w:r>
         <w:t xml:space="preserve"> </w:t>
       </w:r>
-      <w:hyperlink r:id="rId135">
+      <w:hyperlink r:id="rId136">
         <w:r>
           <w:rPr>
             <w:rStyle w:val="Hyperlink"/>
@@ -4811,7 +4858,7 @@
       <w:r>
         <w:t xml:space="preserve"> </w:t>
       </w:r>
-      <w:hyperlink r:id="rId136">
+      <w:hyperlink r:id="rId137">
         <w:r>
           <w:rPr>
             <w:rStyle w:val="Hyperlink"/>
@@ -4895,8 +4942,8 @@
         <w:t xml:space="preserve">Q1, IF: 2.78, IC: 28</w:t>
       </w:r>
     </w:p>
-    <w:bookmarkEnd w:id="137"/>
-    <w:bookmarkStart w:id="139" w:name="section-12"/>
+    <w:bookmarkEnd w:id="138"/>
+    <w:bookmarkStart w:id="140" w:name="section-12"/>
     <w:p>
       <w:pPr>
         <w:pStyle w:val="Heading3"/>
@@ -4932,7 +4979,7 @@
       <w:r>
         <w:t xml:space="preserve"> </w:t>
       </w:r>
-      <w:hyperlink r:id="rId138">
+      <w:hyperlink r:id="rId139">
         <w:r>
           <w:rPr>
             <w:rStyle w:val="Hyperlink"/>
@@ -4964,8 +5011,8 @@
         <w:t xml:space="preserve">D1, IF: 3.88, IC: 30</w:t>
       </w:r>
     </w:p>
-    <w:bookmarkEnd w:id="139"/>
-    <w:bookmarkStart w:id="141" w:name="section-13"/>
+    <w:bookmarkEnd w:id="140"/>
+    <w:bookmarkStart w:id="142" w:name="section-13"/>
     <w:p>
       <w:pPr>
         <w:pStyle w:val="Heading3"/>
@@ -4995,7 +5042,7 @@
       <w:r>
         <w:t xml:space="preserve"> </w:t>
       </w:r>
-      <w:hyperlink r:id="rId140">
+      <w:hyperlink r:id="rId141">
         <w:r>
           <w:rPr>
             <w:rStyle w:val="Hyperlink"/>
@@ -5027,10 +5074,10 @@
         <w:t xml:space="preserve">Q2, IF: 0.23, IC: 0 (in Hungarian)</w:t>
       </w:r>
     </w:p>
-    <w:bookmarkEnd w:id="141"/>
     <w:bookmarkEnd w:id="142"/>
     <w:bookmarkEnd w:id="143"/>
-    <w:bookmarkStart w:id="150" w:name="oral-presentations-in-conferences"/>
+    <w:bookmarkEnd w:id="144"/>
+    <w:bookmarkStart w:id="151" w:name="oral-presentations-in-conferences"/>
     <w:p>
       <w:pPr>
         <w:pStyle w:val="Heading1"/>
@@ -5135,7 +5182,7 @@
       <w:r>
         <w:t xml:space="preserve"> </w:t>
       </w:r>
-      <w:hyperlink r:id="rId144">
+      <w:hyperlink r:id="rId145">
         <w:r>
           <w:rPr>
             <w:rStyle w:val="Hyperlink"/>
@@ -5163,7 +5210,7 @@
       <w:r>
         <w:t xml:space="preserve"> </w:t>
       </w:r>
-      <w:hyperlink r:id="rId145">
+      <w:hyperlink r:id="rId146">
         <w:r>
           <w:rPr>
             <w:rStyle w:val="Hyperlink"/>
@@ -5207,7 +5254,7 @@
       <w:r>
         <w:t xml:space="preserve"> </w:t>
       </w:r>
-      <w:hyperlink r:id="rId146">
+      <w:hyperlink r:id="rId147">
         <w:r>
           <w:rPr>
             <w:rStyle w:val="Hyperlink"/>
@@ -5251,7 +5298,7 @@
       <w:r>
         <w:t xml:space="preserve"> </w:t>
       </w:r>
-      <w:hyperlink r:id="rId147">
+      <w:hyperlink r:id="rId148">
         <w:r>
           <w:rPr>
             <w:rStyle w:val="Hyperlink"/>
@@ -5308,7 +5355,7 @@
       <w:r>
         <w:t xml:space="preserve"> </w:t>
       </w:r>
-      <w:hyperlink r:id="rId148">
+      <w:hyperlink r:id="rId149">
         <w:r>
           <w:rPr>
             <w:rStyle w:val="Hyperlink"/>
@@ -5365,7 +5412,7 @@
       <w:r>
         <w:t xml:space="preserve"> </w:t>
       </w:r>
-      <w:hyperlink r:id="rId149">
+      <w:hyperlink r:id="rId150">
         <w:r>
           <w:rPr>
             <w:rStyle w:val="Hyperlink"/>
@@ -5775,8 +5822,8 @@
         <w:t xml:space="preserve">, 4-9 Sep, St. Andrews, UK</w:t>
       </w:r>
     </w:p>
-    <w:bookmarkEnd w:id="150"/>
-    <w:bookmarkStart w:id="151" w:name="other-invited-talks"/>
+    <w:bookmarkEnd w:id="151"/>
+    <w:bookmarkStart w:id="152" w:name="other-invited-talks"/>
     <w:p>
       <w:pPr>
         <w:pStyle w:val="Heading1"/>
@@ -5847,8 +5894,8 @@
         <w:t xml:space="preserve">. The Genome Analysis Centre, 23 Feb, Norwich, UK</w:t>
       </w:r>
     </w:p>
-    <w:bookmarkEnd w:id="151"/>
-    <w:bookmarkStart w:id="161" w:name="poster-presentations-in-conferences"/>
+    <w:bookmarkEnd w:id="152"/>
+    <w:bookmarkStart w:id="162" w:name="poster-presentations-in-conferences"/>
     <w:p>
       <w:pPr>
         <w:pStyle w:val="Heading1"/>
@@ -5909,7 +5956,7 @@
       <w:r>
         <w:t xml:space="preserve"> </w:t>
       </w:r>
-      <w:hyperlink r:id="rId152">
+      <w:hyperlink r:id="rId153">
         <w:r>
           <w:rPr>
             <w:rStyle w:val="Hyperlink"/>
@@ -5966,7 +6013,7 @@
       <w:r>
         <w:t xml:space="preserve"> </w:t>
       </w:r>
-      <w:hyperlink r:id="rId153">
+      <w:hyperlink r:id="rId154">
         <w:r>
           <w:rPr>
             <w:rStyle w:val="Hyperlink"/>
@@ -6010,7 +6057,7 @@
       <w:r>
         <w:t xml:space="preserve"> </w:t>
       </w:r>
-      <w:hyperlink r:id="rId154">
+      <w:hyperlink r:id="rId155">
         <w:r>
           <w:rPr>
             <w:rStyle w:val="Hyperlink"/>
@@ -6038,7 +6085,7 @@
       <w:r>
         <w:t xml:space="preserve"> </w:t>
       </w:r>
-      <w:hyperlink r:id="rId155">
+      <w:hyperlink r:id="rId156">
         <w:r>
           <w:rPr>
             <w:rStyle w:val="Hyperlink"/>
@@ -6095,7 +6142,7 @@
       <w:r>
         <w:t xml:space="preserve"> </w:t>
       </w:r>
-      <w:hyperlink r:id="rId156">
+      <w:hyperlink r:id="rId157">
         <w:r>
           <w:rPr>
             <w:rStyle w:val="Hyperlink"/>
@@ -6139,7 +6186,7 @@
       <w:r>
         <w:t xml:space="preserve"> </w:t>
       </w:r>
-      <w:hyperlink r:id="rId157">
+      <w:hyperlink r:id="rId158">
         <w:r>
           <w:rPr>
             <w:rStyle w:val="Hyperlink"/>
@@ -6167,7 +6214,7 @@
       <w:r>
         <w:t xml:space="preserve"> </w:t>
       </w:r>
-      <w:hyperlink r:id="rId158">
+      <w:hyperlink r:id="rId159">
         <w:r>
           <w:rPr>
             <w:rStyle w:val="Hyperlink"/>
@@ -6208,7 +6255,7 @@
       <w:r>
         <w:t xml:space="preserve"> </w:t>
       </w:r>
-      <w:hyperlink r:id="rId159">
+      <w:hyperlink r:id="rId160">
         <w:r>
           <w:rPr>
             <w:rStyle w:val="Hyperlink"/>
@@ -6273,7 +6320,7 @@
       <w:r>
         <w:t xml:space="preserve"> </w:t>
       </w:r>
-      <w:hyperlink r:id="rId160">
+      <w:hyperlink r:id="rId161">
         <w:r>
           <w:rPr>
             <w:rStyle w:val="Hyperlink"/>
@@ -6328,7 +6375,7 @@
       <w:r>
         <w:t xml:space="preserve"> </w:t>
       </w:r>
-      <w:hyperlink r:id="rId160">
+      <w:hyperlink r:id="rId161">
         <w:r>
           <w:rPr>
             <w:rStyle w:val="Hyperlink"/>
@@ -6460,7 +6507,7 @@
         <w:t xml:space="preserve">, 25-27 May, Vienna, A</w:t>
       </w:r>
     </w:p>
-    <w:bookmarkEnd w:id="161"/>
+    <w:bookmarkEnd w:id="162"/>
     <w:sectPr>
       <w:footnotePr>
         <w:numRestart w:val="eachSect"/>

--- a/docs/cv_en.docx
+++ b/docs/cv_en.docx
@@ -2804,7 +2804,7 @@
           <w:b/>
           <w:bCs/>
         </w:rPr>
-        <w:t xml:space="preserve">1013</w:t>
+        <w:t xml:space="preserve">1019</w:t>
       </w:r>
     </w:p>
     <w:p>
@@ -3066,7 +3066,7 @@
           <w:b/>
           <w:bCs/>
         </w:rPr>
-        <w:t xml:space="preserve">D1, IF: 15.7, IC: 1</w:t>
+        <w:t xml:space="preserve">D1, IF: 15.7, IC: 2</w:t>
       </w:r>
     </w:p>
     <w:p>
@@ -3124,7 +3124,7 @@
           <w:b/>
           <w:bCs/>
         </w:rPr>
-        <w:t xml:space="preserve">D1, IF: 20.5, IC: 109</w:t>
+        <w:t xml:space="preserve">D1, IF: 20.5, IC: 112</w:t>
       </w:r>
     </w:p>
     <w:bookmarkEnd w:id="98"/>
@@ -3745,7 +3745,7 @@
           <w:b/>
           <w:bCs/>
         </w:rPr>
-        <w:t xml:space="preserve">D1, IF: 5.8, IC: 164 “High impact paper” according to</w:t>
+        <w:t xml:space="preserve">D1, IF: 5.8, IC: 166 “High impact paper” according to</w:t>
       </w:r>
       <w:r>
         <w:rPr>

--- a/docs/cv_en.docx
+++ b/docs/cv_en.docx
@@ -2406,7 +2406,7 @@
       </w:r>
     </w:p>
     <w:bookmarkEnd w:id="80"/>
-    <w:bookmarkStart w:id="85" w:name="scientific-websites"/>
+    <w:bookmarkStart w:id="86" w:name="scientific-websites"/>
     <w:p>
       <w:pPr>
         <w:pStyle w:val="Heading1"/>
@@ -2511,24 +2511,26 @@
       <w:r>
         <w:t xml:space="preserve"> </w:t>
       </w:r>
+      <w:r>
+        <w:rPr>
+          <w:i/>
+          <w:iCs/>
+        </w:rPr>
+        <w:t xml:space="preserve">treetune</w:t>
+      </w:r>
+      <w:r>
+        <w:t xml:space="preserve"> </w:t>
+      </w:r>
       <w:hyperlink r:id="rId84">
         <w:r>
           <w:rPr>
             <w:rStyle w:val="Hyperlink"/>
-          </w:rPr>
-          <w:t xml:space="preserve">treepruner</w:t>
-        </w:r>
-      </w:hyperlink>
-      <w:r>
-        <w:t xml:space="preserve"> </w:t>
-      </w:r>
-      <w:r>
-        <w:rPr>
-          <w:i/>
-          <w:iCs/>
-        </w:rPr>
-        <w:t xml:space="preserve">R</w:t>
-      </w:r>
+            <w:i/>
+            <w:iCs/>
+          </w:rPr>
+          <w:t xml:space="preserve">R</w:t>
+        </w:r>
+      </w:hyperlink>
       <w:r>
         <w:t xml:space="preserve"> </w:t>
       </w:r>
@@ -2538,13 +2540,16 @@
       <w:r>
         <w:t xml:space="preserve"> </w:t>
       </w:r>
-      <w:r>
-        <w:rPr>
-          <w:i/>
-          <w:iCs/>
-        </w:rPr>
-        <w:t xml:space="preserve">Python</w:t>
-      </w:r>
+      <w:hyperlink r:id="rId85">
+        <w:r>
+          <w:rPr>
+            <w:rStyle w:val="Hyperlink"/>
+            <w:i/>
+            <w:iCs/>
+          </w:rPr>
+          <w:t xml:space="preserve">Python</w:t>
+        </w:r>
+      </w:hyperlink>
       <w:r>
         <w:t xml:space="preserve"> </w:t>
       </w:r>
@@ -2552,8 +2557,8 @@
         <w:t xml:space="preserve">packages for pruning too long branches of phyloegnetic trees.</w:t>
       </w:r>
     </w:p>
-    <w:bookmarkEnd w:id="85"/>
-    <w:bookmarkStart w:id="144" w:name="publications"/>
+    <w:bookmarkEnd w:id="86"/>
+    <w:bookmarkStart w:id="145" w:name="publications"/>
     <w:p>
       <w:pPr>
         <w:pStyle w:val="Heading1"/>
@@ -2570,24 +2575,24 @@
           <w:numId w:val="1023"/>
         </w:numPr>
       </w:pPr>
-      <w:hyperlink r:id="rId89">
+      <w:hyperlink r:id="rId90">
         <w:r>
           <w:drawing>
             <wp:inline>
               <wp:extent cx="228600" cy="228600"/>
               <wp:effectExtent b="0" l="0" r="0" t="0"/>
-              <wp:docPr descr="Google" title="" id="87" name="Picture"/>
+              <wp:docPr descr="Google" title="" id="88" name="Picture"/>
               <a:graphic>
                 <a:graphicData uri="http://schemas.openxmlformats.org/drawingml/2006/picture">
                   <pic:pic>
                     <pic:nvPicPr>
-                      <pic:cNvPr descr="images/Google_Scholar_logo.svg.png" id="88" name="Picture"/>
+                      <pic:cNvPr descr="images/Google_Scholar_logo.svg.png" id="89" name="Picture"/>
                       <pic:cNvPicPr>
                         <a:picLocks noChangeArrowheads="1" noChangeAspect="1"/>
                       </pic:cNvPicPr>
                     </pic:nvPicPr>
                     <pic:blipFill>
-                      <a:blip r:embed="rId86"/>
+                      <a:blip r:embed="rId87"/>
                       <a:stretch>
                         <a:fillRect/>
                       </a:stretch>
@@ -2623,12 +2628,12 @@
             <wp:inline>
               <wp:extent cx="228600" cy="228600"/>
               <wp:effectExtent b="0" l="0" r="0" t="0"/>
-              <wp:docPr descr="MTMT" title="" id="90" name="Picture"/>
+              <wp:docPr descr="MTMT" title="" id="91" name="Picture"/>
               <a:graphic>
                 <a:graphicData uri="http://schemas.openxmlformats.org/drawingml/2006/picture">
                   <pic:pic>
                     <pic:nvPicPr>
-                      <pic:cNvPr descr="images/mtmt.jpg" id="91" name="Picture"/>
+                      <pic:cNvPr descr="images/mtmt.jpg" id="92" name="Picture"/>
                       <pic:cNvPicPr>
                         <a:picLocks noChangeArrowheads="1" noChangeAspect="1"/>
                       </pic:cNvPicPr>
@@ -2829,7 +2834,7 @@
         <w:t xml:space="preserve">18</w:t>
       </w:r>
     </w:p>
-    <w:bookmarkStart w:id="94" w:name="preprints"/>
+    <w:bookmarkStart w:id="95" w:name="preprints"/>
     <w:p>
       <w:pPr>
         <w:pStyle w:val="Heading2"/>
@@ -2864,7 +2869,7 @@
       <w:r>
         <w:t xml:space="preserve"> </w:t>
       </w:r>
-      <w:hyperlink r:id="rId92">
+      <w:hyperlink r:id="rId93">
         <w:r>
           <w:rPr>
             <w:rStyle w:val="Hyperlink"/>
@@ -2912,7 +2917,7 @@
       <w:r>
         <w:t xml:space="preserve"> </w:t>
       </w:r>
-      <w:hyperlink r:id="rId93">
+      <w:hyperlink r:id="rId94">
         <w:r>
           <w:rPr>
             <w:rStyle w:val="Hyperlink"/>
@@ -2934,8 +2939,8 @@
         <w:t xml:space="preserve">, 2026.02.20.706991.</w:t>
       </w:r>
     </w:p>
-    <w:bookmarkEnd w:id="94"/>
-    <w:bookmarkStart w:id="143" w:name="published"/>
+    <w:bookmarkEnd w:id="95"/>
+    <w:bookmarkStart w:id="144" w:name="published"/>
     <w:p>
       <w:pPr>
         <w:pStyle w:val="Heading2"/>
@@ -2944,7 +2949,7 @@
         <w:t xml:space="preserve">Published</w:t>
       </w:r>
     </w:p>
-    <w:bookmarkStart w:id="98" w:name="section"/>
+    <w:bookmarkStart w:id="99" w:name="section"/>
     <w:p>
       <w:pPr>
         <w:pStyle w:val="Heading3"/>
@@ -2979,7 +2984,7 @@
       <w:r>
         <w:t xml:space="preserve"> </w:t>
       </w:r>
-      <w:hyperlink r:id="rId95">
+      <w:hyperlink r:id="rId96">
         <w:r>
           <w:rPr>
             <w:rStyle w:val="Hyperlink"/>
@@ -3037,7 +3042,7 @@
       <w:r>
         <w:t xml:space="preserve"> </w:t>
       </w:r>
-      <w:hyperlink r:id="rId96">
+      <w:hyperlink r:id="rId97">
         <w:r>
           <w:rPr>
             <w:rStyle w:val="Hyperlink"/>
@@ -3095,7 +3100,7 @@
       <w:r>
         <w:t xml:space="preserve"> </w:t>
       </w:r>
-      <w:hyperlink r:id="rId97">
+      <w:hyperlink r:id="rId98">
         <w:r>
           <w:rPr>
             <w:rStyle w:val="Hyperlink"/>
@@ -3127,8 +3132,8 @@
         <w:t xml:space="preserve">D1, IF: 20.5, IC: 112</w:t>
       </w:r>
     </w:p>
-    <w:bookmarkEnd w:id="98"/>
-    <w:bookmarkStart w:id="102" w:name="section-1"/>
+    <w:bookmarkEnd w:id="99"/>
+    <w:bookmarkStart w:id="103" w:name="section-1"/>
     <w:p>
       <w:pPr>
         <w:pStyle w:val="Heading3"/>
@@ -3163,7 +3168,7 @@
       <w:r>
         <w:t xml:space="preserve"> </w:t>
       </w:r>
-      <w:hyperlink r:id="rId99">
+      <w:hyperlink r:id="rId100">
         <w:r>
           <w:rPr>
             <w:rStyle w:val="Hyperlink"/>
@@ -3221,7 +3226,7 @@
       <w:r>
         <w:t xml:space="preserve"> </w:t>
       </w:r>
-      <w:hyperlink r:id="rId100">
+      <w:hyperlink r:id="rId101">
         <w:r>
           <w:rPr>
             <w:rStyle w:val="Hyperlink"/>
@@ -3287,7 +3292,7 @@
         </w:rPr>
         <w:t xml:space="preserve"> </w:t>
       </w:r>
-      <w:hyperlink r:id="rId101">
+      <w:hyperlink r:id="rId102">
         <w:r>
           <w:rPr>
             <w:rStyle w:val="Hyperlink"/>
@@ -3305,8 +3310,8 @@
         <w:t xml:space="preserve">. (*corresponding author)</w:t>
       </w:r>
     </w:p>
-    <w:bookmarkEnd w:id="102"/>
-    <w:bookmarkStart w:id="107" w:name="section-2"/>
+    <w:bookmarkEnd w:id="103"/>
+    <w:bookmarkStart w:id="108" w:name="section-2"/>
     <w:p>
       <w:pPr>
         <w:pStyle w:val="Heading3"/>
@@ -3344,7 +3349,7 @@
       <w:r>
         <w:t xml:space="preserve"> </w:t>
       </w:r>
-      <w:hyperlink r:id="rId103">
+      <w:hyperlink r:id="rId104">
         <w:r>
           <w:rPr>
             <w:rStyle w:val="Hyperlink"/>
@@ -3402,7 +3407,7 @@
       <w:r>
         <w:t xml:space="preserve"> </w:t>
       </w:r>
-      <w:hyperlink r:id="rId104">
+      <w:hyperlink r:id="rId105">
         <w:r>
           <w:rPr>
             <w:rStyle w:val="Hyperlink"/>
@@ -3460,7 +3465,7 @@
       <w:r>
         <w:t xml:space="preserve"> </w:t>
       </w:r>
-      <w:hyperlink r:id="rId105">
+      <w:hyperlink r:id="rId106">
         <w:r>
           <w:rPr>
             <w:rStyle w:val="Hyperlink"/>
@@ -3518,7 +3523,7 @@
       <w:r>
         <w:t xml:space="preserve"> </w:t>
       </w:r>
-      <w:hyperlink r:id="rId106">
+      <w:hyperlink r:id="rId107">
         <w:r>
           <w:rPr>
             <w:rStyle w:val="Hyperlink"/>
@@ -3570,8 +3575,8 @@
         <w:t xml:space="preserve">D1, IF: 14.7, IC: 35</w:t>
       </w:r>
     </w:p>
-    <w:bookmarkEnd w:id="107"/>
-    <w:bookmarkStart w:id="112" w:name="section-3"/>
+    <w:bookmarkEnd w:id="108"/>
+    <w:bookmarkStart w:id="113" w:name="section-3"/>
     <w:p>
       <w:pPr>
         <w:pStyle w:val="Heading3"/>
@@ -3600,7 +3605,7 @@
       <w:r>
         <w:t xml:space="preserve"> </w:t>
       </w:r>
-      <w:hyperlink r:id="rId108">
+      <w:hyperlink r:id="rId109">
         <w:r>
           <w:rPr>
             <w:rStyle w:val="Hyperlink"/>
@@ -3658,7 +3663,7 @@
       <w:r>
         <w:t xml:space="preserve"> </w:t>
       </w:r>
-      <w:hyperlink r:id="rId109">
+      <w:hyperlink r:id="rId110">
         <w:r>
           <w:rPr>
             <w:rStyle w:val="Hyperlink"/>
@@ -3716,7 +3721,7 @@
       <w:r>
         <w:t xml:space="preserve"> </w:t>
       </w:r>
-      <w:hyperlink r:id="rId110">
+      <w:hyperlink r:id="rId111">
         <w:r>
           <w:rPr>
             <w:rStyle w:val="Hyperlink"/>
@@ -3754,7 +3759,7 @@
         </w:rPr>
         <w:t xml:space="preserve"> </w:t>
       </w:r>
-      <w:hyperlink r:id="rId111">
+      <w:hyperlink r:id="rId112">
         <w:r>
           <w:rPr>
             <w:rStyle w:val="Hyperlink"/>
@@ -3772,8 +3777,8 @@
         <w:t xml:space="preserve">. (*corresponding author)</w:t>
       </w:r>
     </w:p>
-    <w:bookmarkEnd w:id="112"/>
-    <w:bookmarkStart w:id="114" w:name="section-4"/>
+    <w:bookmarkEnd w:id="113"/>
+    <w:bookmarkStart w:id="115" w:name="section-4"/>
     <w:p>
       <w:pPr>
         <w:pStyle w:val="Heading3"/>
@@ -3809,7 +3814,7 @@
       <w:r>
         <w:t xml:space="preserve"> </w:t>
       </w:r>
-      <w:hyperlink r:id="rId113">
+      <w:hyperlink r:id="rId114">
         <w:r>
           <w:rPr>
             <w:rStyle w:val="Hyperlink"/>
@@ -3841,8 +3846,8 @@
         <w:t xml:space="preserve">D1, IF: 5.68, IC: 29</w:t>
       </w:r>
     </w:p>
-    <w:bookmarkEnd w:id="114"/>
-    <w:bookmarkStart w:id="121" w:name="section-5"/>
+    <w:bookmarkEnd w:id="115"/>
+    <w:bookmarkStart w:id="122" w:name="section-5"/>
     <w:p>
       <w:pPr>
         <w:pStyle w:val="Heading3"/>
@@ -3877,7 +3882,7 @@
       <w:r>
         <w:t xml:space="preserve"> </w:t>
       </w:r>
-      <w:hyperlink r:id="rId115">
+      <w:hyperlink r:id="rId116">
         <w:r>
           <w:rPr>
             <w:rStyle w:val="Hyperlink"/>
@@ -3935,7 +3940,7 @@
       <w:r>
         <w:t xml:space="preserve"> </w:t>
       </w:r>
-      <w:hyperlink r:id="rId116">
+      <w:hyperlink r:id="rId117">
         <w:r>
           <w:rPr>
             <w:rStyle w:val="Hyperlink"/>
@@ -3973,7 +3978,7 @@
         </w:rPr>
         <w:t xml:space="preserve"> </w:t>
       </w:r>
-      <w:hyperlink r:id="rId117">
+      <w:hyperlink r:id="rId118">
         <w:r>
           <w:rPr>
             <w:rStyle w:val="Hyperlink"/>
@@ -4004,7 +4009,7 @@
         </w:rPr>
         <w:t xml:space="preserve"> </w:t>
       </w:r>
-      <w:hyperlink r:id="rId118">
+      <w:hyperlink r:id="rId119">
         <w:r>
           <w:rPr>
             <w:rStyle w:val="Hyperlink"/>
@@ -4048,7 +4053,7 @@
       <w:r>
         <w:t xml:space="preserve"> </w:t>
       </w:r>
-      <w:hyperlink r:id="rId119">
+      <w:hyperlink r:id="rId120">
         <w:r>
           <w:rPr>
             <w:rStyle w:val="Hyperlink"/>
@@ -4106,7 +4111,7 @@
       <w:r>
         <w:t xml:space="preserve"> </w:t>
       </w:r>
-      <w:hyperlink r:id="rId120">
+      <w:hyperlink r:id="rId121">
         <w:r>
           <w:rPr>
             <w:rStyle w:val="Hyperlink"/>
@@ -4138,8 +4143,8 @@
         <w:t xml:space="preserve">D1, IF: 9.1, IC: 22</w:t>
       </w:r>
     </w:p>
-    <w:bookmarkEnd w:id="121"/>
-    <w:bookmarkStart w:id="123" w:name="section-6"/>
+    <w:bookmarkEnd w:id="122"/>
+    <w:bookmarkStart w:id="124" w:name="section-6"/>
     <w:p>
       <w:pPr>
         <w:pStyle w:val="Heading3"/>
@@ -4175,7 +4180,7 @@
       <w:r>
         <w:t xml:space="preserve"> </w:t>
       </w:r>
-      <w:hyperlink r:id="rId122">
+      <w:hyperlink r:id="rId123">
         <w:r>
           <w:rPr>
             <w:rStyle w:val="Hyperlink"/>
@@ -4207,8 +4212,8 @@
         <w:t xml:space="preserve">D1, IF: 9.58, IC: 96</w:t>
       </w:r>
     </w:p>
-    <w:bookmarkEnd w:id="123"/>
-    <w:bookmarkStart w:id="127" w:name="section-7"/>
+    <w:bookmarkEnd w:id="124"/>
+    <w:bookmarkStart w:id="128" w:name="section-7"/>
     <w:p>
       <w:pPr>
         <w:pStyle w:val="Heading3"/>
@@ -4243,7 +4248,7 @@
       <w:r>
         <w:t xml:space="preserve"> </w:t>
       </w:r>
-      <w:hyperlink r:id="rId124">
+      <w:hyperlink r:id="rId125">
         <w:r>
           <w:rPr>
             <w:rStyle w:val="Hyperlink"/>
@@ -4301,7 +4306,7 @@
       <w:r>
         <w:t xml:space="preserve"> </w:t>
       </w:r>
-      <w:hyperlink r:id="rId125">
+      <w:hyperlink r:id="rId126">
         <w:r>
           <w:rPr>
             <w:rStyle w:val="Hyperlink"/>
@@ -4385,7 +4390,7 @@
       <w:r>
         <w:t xml:space="preserve"> </w:t>
       </w:r>
-      <w:hyperlink r:id="rId126">
+      <w:hyperlink r:id="rId127">
         <w:r>
           <w:rPr>
             <w:rStyle w:val="Hyperlink"/>
@@ -4417,8 +4422,8 @@
         <w:t xml:space="preserve">Q2, IF: 0.98, IC: 2</w:t>
       </w:r>
     </w:p>
-    <w:bookmarkEnd w:id="127"/>
-    <w:bookmarkStart w:id="131" w:name="section-8"/>
+    <w:bookmarkEnd w:id="128"/>
+    <w:bookmarkStart w:id="132" w:name="section-8"/>
     <w:p>
       <w:pPr>
         <w:pStyle w:val="Heading3"/>
@@ -4453,7 +4458,7 @@
       <w:r>
         <w:t xml:space="preserve"> </w:t>
       </w:r>
-      <w:hyperlink r:id="rId128">
+      <w:hyperlink r:id="rId129">
         <w:r>
           <w:rPr>
             <w:rStyle w:val="Hyperlink"/>
@@ -4513,7 +4518,7 @@
       <w:r>
         <w:t xml:space="preserve"> </w:t>
       </w:r>
-      <w:hyperlink r:id="rId129">
+      <w:hyperlink r:id="rId130">
         <w:r>
           <w:rPr>
             <w:rStyle w:val="Hyperlink"/>
@@ -4571,7 +4576,7 @@
       <w:r>
         <w:t xml:space="preserve"> </w:t>
       </w:r>
-      <w:hyperlink r:id="rId130">
+      <w:hyperlink r:id="rId131">
         <w:r>
           <w:rPr>
             <w:rStyle w:val="Hyperlink"/>
@@ -4603,8 +4608,8 @@
         <w:t xml:space="preserve">D1, IF: 4.62, IC: 8</w:t>
       </w:r>
     </w:p>
-    <w:bookmarkEnd w:id="131"/>
-    <w:bookmarkStart w:id="133" w:name="section-9"/>
+    <w:bookmarkEnd w:id="132"/>
+    <w:bookmarkStart w:id="134" w:name="section-9"/>
     <w:p>
       <w:pPr>
         <w:pStyle w:val="Heading3"/>
@@ -4640,7 +4645,7 @@
       <w:r>
         <w:t xml:space="preserve"> </w:t>
       </w:r>
-      <w:hyperlink r:id="rId132">
+      <w:hyperlink r:id="rId133">
         <w:r>
           <w:rPr>
             <w:rStyle w:val="Hyperlink"/>
@@ -4672,8 +4677,8 @@
         <w:t xml:space="preserve">D1, IF: 5.85, IC: 17</w:t>
       </w:r>
     </w:p>
-    <w:bookmarkEnd w:id="133"/>
-    <w:bookmarkStart w:id="135" w:name="section-10"/>
+    <w:bookmarkEnd w:id="134"/>
+    <w:bookmarkStart w:id="136" w:name="section-10"/>
     <w:p>
       <w:pPr>
         <w:pStyle w:val="Heading3"/>
@@ -4703,7 +4708,7 @@
       <w:r>
         <w:t xml:space="preserve"> </w:t>
       </w:r>
-      <w:hyperlink r:id="rId134">
+      <w:hyperlink r:id="rId135">
         <w:r>
           <w:rPr>
             <w:rStyle w:val="Hyperlink"/>
@@ -4735,8 +4740,8 @@
         <w:t xml:space="preserve">D1, IF: 4.42, IC: 5 (*corresponding author)</w:t>
       </w:r>
     </w:p>
-    <w:bookmarkEnd w:id="135"/>
-    <w:bookmarkStart w:id="138" w:name="section-11"/>
+    <w:bookmarkEnd w:id="136"/>
+    <w:bookmarkStart w:id="139" w:name="section-11"/>
     <w:p>
       <w:pPr>
         <w:pStyle w:val="Heading3"/>
@@ -4774,7 +4779,7 @@
       <w:r>
         <w:t xml:space="preserve"> </w:t>
       </w:r>
-      <w:hyperlink r:id="rId136">
+      <w:hyperlink r:id="rId137">
         <w:r>
           <w:rPr>
             <w:rStyle w:val="Hyperlink"/>
@@ -4858,7 +4863,7 @@
       <w:r>
         <w:t xml:space="preserve"> </w:t>
       </w:r>
-      <w:hyperlink r:id="rId137">
+      <w:hyperlink r:id="rId138">
         <w:r>
           <w:rPr>
             <w:rStyle w:val="Hyperlink"/>
@@ -4942,8 +4947,8 @@
         <w:t xml:space="preserve">Q1, IF: 2.78, IC: 28</w:t>
       </w:r>
     </w:p>
-    <w:bookmarkEnd w:id="138"/>
-    <w:bookmarkStart w:id="140" w:name="section-12"/>
+    <w:bookmarkEnd w:id="139"/>
+    <w:bookmarkStart w:id="141" w:name="section-12"/>
     <w:p>
       <w:pPr>
         <w:pStyle w:val="Heading3"/>
@@ -4979,7 +4984,7 @@
       <w:r>
         <w:t xml:space="preserve"> </w:t>
       </w:r>
-      <w:hyperlink r:id="rId139">
+      <w:hyperlink r:id="rId140">
         <w:r>
           <w:rPr>
             <w:rStyle w:val="Hyperlink"/>
@@ -5011,8 +5016,8 @@
         <w:t xml:space="preserve">D1, IF: 3.88, IC: 30</w:t>
       </w:r>
     </w:p>
-    <w:bookmarkEnd w:id="140"/>
-    <w:bookmarkStart w:id="142" w:name="section-13"/>
+    <w:bookmarkEnd w:id="141"/>
+    <w:bookmarkStart w:id="143" w:name="section-13"/>
     <w:p>
       <w:pPr>
         <w:pStyle w:val="Heading3"/>
@@ -5042,7 +5047,7 @@
       <w:r>
         <w:t xml:space="preserve"> </w:t>
       </w:r>
-      <w:hyperlink r:id="rId141">
+      <w:hyperlink r:id="rId142">
         <w:r>
           <w:rPr>
             <w:rStyle w:val="Hyperlink"/>
@@ -5074,10 +5079,10 @@
         <w:t xml:space="preserve">Q2, IF: 0.23, IC: 0 (in Hungarian)</w:t>
       </w:r>
     </w:p>
-    <w:bookmarkEnd w:id="142"/>
     <w:bookmarkEnd w:id="143"/>
     <w:bookmarkEnd w:id="144"/>
-    <w:bookmarkStart w:id="151" w:name="oral-presentations-in-conferences"/>
+    <w:bookmarkEnd w:id="145"/>
+    <w:bookmarkStart w:id="152" w:name="oral-presentations-in-conferences"/>
     <w:p>
       <w:pPr>
         <w:pStyle w:val="Heading1"/>
@@ -5182,7 +5187,7 @@
       <w:r>
         <w:t xml:space="preserve"> </w:t>
       </w:r>
-      <w:hyperlink r:id="rId145">
+      <w:hyperlink r:id="rId146">
         <w:r>
           <w:rPr>
             <w:rStyle w:val="Hyperlink"/>
@@ -5210,7 +5215,7 @@
       <w:r>
         <w:t xml:space="preserve"> </w:t>
       </w:r>
-      <w:hyperlink r:id="rId146">
+      <w:hyperlink r:id="rId147">
         <w:r>
           <w:rPr>
             <w:rStyle w:val="Hyperlink"/>
@@ -5254,7 +5259,7 @@
       <w:r>
         <w:t xml:space="preserve"> </w:t>
       </w:r>
-      <w:hyperlink r:id="rId147">
+      <w:hyperlink r:id="rId148">
         <w:r>
           <w:rPr>
             <w:rStyle w:val="Hyperlink"/>
@@ -5298,7 +5303,7 @@
       <w:r>
         <w:t xml:space="preserve"> </w:t>
       </w:r>
-      <w:hyperlink r:id="rId148">
+      <w:hyperlink r:id="rId149">
         <w:r>
           <w:rPr>
             <w:rStyle w:val="Hyperlink"/>
@@ -5355,7 +5360,7 @@
       <w:r>
         <w:t xml:space="preserve"> </w:t>
       </w:r>
-      <w:hyperlink r:id="rId149">
+      <w:hyperlink r:id="rId150">
         <w:r>
           <w:rPr>
             <w:rStyle w:val="Hyperlink"/>
@@ -5412,7 +5417,7 @@
       <w:r>
         <w:t xml:space="preserve"> </w:t>
       </w:r>
-      <w:hyperlink r:id="rId150">
+      <w:hyperlink r:id="rId151">
         <w:r>
           <w:rPr>
             <w:rStyle w:val="Hyperlink"/>
@@ -5822,8 +5827,8 @@
         <w:t xml:space="preserve">, 4-9 Sep, St. Andrews, UK</w:t>
       </w:r>
     </w:p>
-    <w:bookmarkEnd w:id="151"/>
-    <w:bookmarkStart w:id="152" w:name="other-invited-talks"/>
+    <w:bookmarkEnd w:id="152"/>
+    <w:bookmarkStart w:id="153" w:name="other-invited-talks"/>
     <w:p>
       <w:pPr>
         <w:pStyle w:val="Heading1"/>
@@ -5894,8 +5899,8 @@
         <w:t xml:space="preserve">. The Genome Analysis Centre, 23 Feb, Norwich, UK</w:t>
       </w:r>
     </w:p>
-    <w:bookmarkEnd w:id="152"/>
-    <w:bookmarkStart w:id="162" w:name="poster-presentations-in-conferences"/>
+    <w:bookmarkEnd w:id="153"/>
+    <w:bookmarkStart w:id="163" w:name="poster-presentations-in-conferences"/>
     <w:p>
       <w:pPr>
         <w:pStyle w:val="Heading1"/>
@@ -5956,7 +5961,7 @@
       <w:r>
         <w:t xml:space="preserve"> </w:t>
       </w:r>
-      <w:hyperlink r:id="rId153">
+      <w:hyperlink r:id="rId154">
         <w:r>
           <w:rPr>
             <w:rStyle w:val="Hyperlink"/>
@@ -6013,7 +6018,7 @@
       <w:r>
         <w:t xml:space="preserve"> </w:t>
       </w:r>
-      <w:hyperlink r:id="rId154">
+      <w:hyperlink r:id="rId155">
         <w:r>
           <w:rPr>
             <w:rStyle w:val="Hyperlink"/>
@@ -6057,7 +6062,7 @@
       <w:r>
         <w:t xml:space="preserve"> </w:t>
       </w:r>
-      <w:hyperlink r:id="rId155">
+      <w:hyperlink r:id="rId156">
         <w:r>
           <w:rPr>
             <w:rStyle w:val="Hyperlink"/>
@@ -6085,7 +6090,7 @@
       <w:r>
         <w:t xml:space="preserve"> </w:t>
       </w:r>
-      <w:hyperlink r:id="rId156">
+      <w:hyperlink r:id="rId157">
         <w:r>
           <w:rPr>
             <w:rStyle w:val="Hyperlink"/>
@@ -6142,7 +6147,7 @@
       <w:r>
         <w:t xml:space="preserve"> </w:t>
       </w:r>
-      <w:hyperlink r:id="rId157">
+      <w:hyperlink r:id="rId158">
         <w:r>
           <w:rPr>
             <w:rStyle w:val="Hyperlink"/>
@@ -6186,7 +6191,7 @@
       <w:r>
         <w:t xml:space="preserve"> </w:t>
       </w:r>
-      <w:hyperlink r:id="rId158">
+      <w:hyperlink r:id="rId159">
         <w:r>
           <w:rPr>
             <w:rStyle w:val="Hyperlink"/>
@@ -6214,7 +6219,7 @@
       <w:r>
         <w:t xml:space="preserve"> </w:t>
       </w:r>
-      <w:hyperlink r:id="rId159">
+      <w:hyperlink r:id="rId160">
         <w:r>
           <w:rPr>
             <w:rStyle w:val="Hyperlink"/>
@@ -6255,7 +6260,7 @@
       <w:r>
         <w:t xml:space="preserve"> </w:t>
       </w:r>
-      <w:hyperlink r:id="rId160">
+      <w:hyperlink r:id="rId161">
         <w:r>
           <w:rPr>
             <w:rStyle w:val="Hyperlink"/>
@@ -6320,7 +6325,7 @@
       <w:r>
         <w:t xml:space="preserve"> </w:t>
       </w:r>
-      <w:hyperlink r:id="rId161">
+      <w:hyperlink r:id="rId162">
         <w:r>
           <w:rPr>
             <w:rStyle w:val="Hyperlink"/>
@@ -6375,7 +6380,7 @@
       <w:r>
         <w:t xml:space="preserve"> </w:t>
       </w:r>
-      <w:hyperlink r:id="rId161">
+      <w:hyperlink r:id="rId162">
         <w:r>
           <w:rPr>
             <w:rStyle w:val="Hyperlink"/>
@@ -6507,7 +6512,7 @@
         <w:t xml:space="preserve">, 25-27 May, Vienna, A</w:t>
       </w:r>
     </w:p>
-    <w:bookmarkEnd w:id="162"/>
+    <w:bookmarkEnd w:id="163"/>
     <w:sectPr>
       <w:footnotePr>
         <w:numRestart w:val="eachSect"/>
